--- a/4.质量管理/1.流程制度规范类文件/040101-内部审核管理制度.docx
+++ b/4.质量管理/1.流程制度规范类文件/040101-内部审核管理制度.docx
@@ -1,27 +1,27 @@
 
 <file path=word/document.xml><?xml version="1.0" encoding="utf-8"?>
-<w:document xmlns:ve="http://schemas.openxmlformats.org/markup-compatibility/2006" xmlns:o="urn:schemas-microsoft-com:office:office" xmlns:r="http://schemas.openxmlformats.org/officeDocument/2006/relationships" xmlns:m="http://schemas.openxmlformats.org/officeDocument/2006/math" xmlns:v="urn:schemas-microsoft-com:vml" xmlns:wp="http://schemas.openxmlformats.org/drawingml/2006/wordprocessingDrawing" xmlns:w10="urn:schemas-microsoft-com:office:word" xmlns:w="http://schemas.openxmlformats.org/wordprocessingml/2006/main" xmlns:wne="http://schemas.microsoft.com/office/word/2006/wordml">
+<w:document xmlns:wpc="http://schemas.microsoft.com/office/word/2010/wordprocessingCanvas" xmlns:mc="http://schemas.openxmlformats.org/markup-compatibility/2006" xmlns:o="urn:schemas-microsoft-com:office:office" xmlns:r="http://schemas.openxmlformats.org/officeDocument/2006/relationships" xmlns:m="http://schemas.openxmlformats.org/officeDocument/2006/math" xmlns:v="urn:schemas-microsoft-com:vml" xmlns:wp14="http://schemas.microsoft.com/office/word/2010/wordprocessingDrawing" xmlns:wp="http://schemas.openxmlformats.org/drawingml/2006/wordprocessingDrawing" xmlns:w="http://schemas.openxmlformats.org/wordprocessingml/2006/main" xmlns:w14="http://schemas.microsoft.com/office/word/2010/wordml" xmlns:w10="urn:schemas-microsoft-com:office:word" xmlns:w15="http://schemas.microsoft.com/office/word/2012/wordml" xmlns:wpg="http://schemas.microsoft.com/office/word/2010/wordprocessingGroup" xmlns:wpi="http://schemas.microsoft.com/office/word/2010/wordprocessingInk" xmlns:wne="http://schemas.microsoft.com/office/word/2006/wordml" xmlns:wps="http://schemas.microsoft.com/office/word/2010/wordprocessingShape" xmlns:wpsCustomData="http://www.wps.cn/officeDocument/2013/wpsCustomData" mc:Ignorable="w14 w15 wp14">
   <w:body>
     <w:p>
       <w:pPr>
-        <w:pStyle w:val="ad"/>
+        <w:pStyle w:val="32"/>
         <w:widowControl w:val="0"/>
         <w:spacing w:after="1440"/>
         <w:rPr>
           <w:rFonts w:hint="default"/>
         </w:rPr>
       </w:pPr>
-      <w:bookmarkStart w:id="0" w:name="_Toc17198"/>
-    </w:p>
-    <w:p>
-      <w:pPr>
-        <w:pStyle w:val="ad"/>
+    </w:p>
+    <w:p>
+      <w:pPr>
+        <w:pStyle w:val="32"/>
         <w:widowControl w:val="0"/>
         <w:spacing w:after="1440"/>
         <w:rPr>
           <w:rFonts w:hint="default"/>
         </w:rPr>
       </w:pPr>
+      <w:bookmarkStart w:id="0" w:name="_Toc20863"/>
       <w:r>
         <w:t>内部审核管理制度</w:t>
       </w:r>
@@ -29,17 +29,15 @@
     </w:p>
     <w:p>
       <w:pPr>
-        <w:pStyle w:val="ae"/>
+        <w:pStyle w:val="33"/>
         <w:widowControl w:val="0"/>
         <w:spacing w:after="2160"/>
       </w:pPr>
-      <w:bookmarkStart w:id="1" w:name="_Toc18576"/>
+      <w:bookmarkStart w:id="1" w:name="_Toc17004"/>
       <w:r>
         <w:t>江苏云储智能科技有限公司</w:t>
       </w:r>
-      <w:bookmarkStart w:id="2" w:name="_GoBack"/>
       <w:bookmarkEnd w:id="1"/>
-      <w:bookmarkEnd w:id="2"/>
     </w:p>
     <w:p>
       <w:pPr>
@@ -59,52 +57,7 @@
           <w:sz w:val="36"/>
           <w:szCs w:val="36"/>
         </w:rPr>
-        <w:t>2025</w:t>
-      </w:r>
-      <w:r>
-        <w:rPr>
-          <w:rFonts w:ascii="宋体" w:hAnsi="宋体" w:cs="宋体"/>
-          <w:spacing w:val="-11"/>
-          <w:sz w:val="36"/>
-          <w:szCs w:val="36"/>
-        </w:rPr>
-        <w:t>年</w:t>
-      </w:r>
-      <w:r>
-        <w:rPr>
-          <w:rFonts w:ascii="宋体" w:hAnsi="宋体" w:cs="宋体"/>
-          <w:spacing w:val="-11"/>
-          <w:sz w:val="36"/>
-          <w:szCs w:val="36"/>
-        </w:rPr>
-        <w:t>1</w:t>
-      </w:r>
-      <w:r>
-        <w:rPr>
-          <w:rFonts w:ascii="宋体" w:hAnsi="宋体" w:cs="宋体"/>
-          <w:spacing w:val="-11"/>
-          <w:sz w:val="36"/>
-          <w:szCs w:val="36"/>
-        </w:rPr>
-        <w:t>月</w:t>
-      </w:r>
-      <w:r>
-        <w:rPr>
-          <w:rFonts w:ascii="宋体" w:hAnsi="宋体" w:cs="宋体"/>
-          <w:spacing w:val="-11"/>
-          <w:sz w:val="36"/>
-          <w:szCs w:val="36"/>
-        </w:rPr>
-        <w:t>4</w:t>
-      </w:r>
-      <w:r>
-        <w:rPr>
-          <w:rFonts w:ascii="宋体" w:hAnsi="宋体" w:cs="宋体"/>
-          <w:spacing w:val="-11"/>
-          <w:sz w:val="36"/>
-          <w:szCs w:val="36"/>
-        </w:rPr>
-        <w:t>日</w:t>
+        <w:t>2025年1月4日</w:t>
       </w:r>
     </w:p>
     <w:p>
@@ -119,7 +72,7 @@
         <w:sectPr>
           <w:pgSz w:w="11906" w:h="16839"/>
           <w:pgMar w:top="1431" w:right="1785" w:bottom="0" w:left="1785" w:header="0" w:footer="0" w:gutter="0"/>
-          <w:cols w:space="720"/>
+          <w:cols w:space="720" w:num="1"/>
         </w:sectPr>
       </w:pPr>
     </w:p>
@@ -135,7 +88,7 @@
           <w:szCs w:val="28"/>
         </w:rPr>
       </w:pPr>
-      <w:bookmarkStart w:id="3" w:name="_Toc26349"/>
+      <w:bookmarkStart w:id="2" w:name="_Toc9131"/>
       <w:r>
         <w:rPr>
           <w:rFonts w:ascii="宋体" w:hAnsi="宋体" w:cs="宋体"/>
@@ -143,26 +96,30 @@
           <w:sz w:val="28"/>
           <w:szCs w:val="28"/>
         </w:rPr>
-        <w:lastRenderedPageBreak/>
         <w:t>文档信息</w:t>
       </w:r>
-      <w:bookmarkEnd w:id="3"/>
+      <w:bookmarkEnd w:id="2"/>
     </w:p>
     <w:tbl>
       <w:tblPr>
-        <w:tblStyle w:val="TableNormal0"/>
+        <w:tblStyle w:val="25"/>
         <w:tblW w:w="9145" w:type="dxa"/>
         <w:tblInd w:w="5" w:type="dxa"/>
         <w:tblBorders>
-          <w:top w:val="single" w:sz="4" w:space="0" w:color="000000"/>
-          <w:left w:val="single" w:sz="4" w:space="0" w:color="000000"/>
-          <w:bottom w:val="single" w:sz="4" w:space="0" w:color="000000"/>
-          <w:right w:val="single" w:sz="4" w:space="0" w:color="000000"/>
-          <w:insideH w:val="single" w:sz="4" w:space="0" w:color="000000"/>
-          <w:insideV w:val="single" w:sz="4" w:space="0" w:color="000000"/>
+          <w:top w:val="single" w:color="000000" w:sz="4" w:space="0"/>
+          <w:left w:val="single" w:color="000000" w:sz="4" w:space="0"/>
+          <w:bottom w:val="single" w:color="000000" w:sz="4" w:space="0"/>
+          <w:right w:val="single" w:color="000000" w:sz="4" w:space="0"/>
+          <w:insideH w:val="single" w:color="000000" w:sz="4" w:space="0"/>
+          <w:insideV w:val="single" w:color="000000" w:sz="4" w:space="0"/>
         </w:tblBorders>
         <w:tblLayout w:type="fixed"/>
-        <w:tblLook w:val="04A0"/>
+        <w:tblCellMar>
+          <w:top w:w="0" w:type="dxa"/>
+          <w:left w:w="0" w:type="dxa"/>
+          <w:bottom w:w="0" w:type="dxa"/>
+          <w:right w:w="0" w:type="dxa"/>
+        </w:tblCellMar>
       </w:tblPr>
       <w:tblGrid>
         <w:gridCol w:w="1563"/>
@@ -172,8 +129,24 @@
         <w:gridCol w:w="1563"/>
       </w:tblGrid>
       <w:tr>
+        <w:tblPrEx>
+          <w:tblBorders>
+            <w:top w:val="single" w:color="000000" w:sz="4" w:space="0"/>
+            <w:left w:val="single" w:color="000000" w:sz="4" w:space="0"/>
+            <w:bottom w:val="single" w:color="000000" w:sz="4" w:space="0"/>
+            <w:right w:val="single" w:color="000000" w:sz="4" w:space="0"/>
+            <w:insideH w:val="single" w:color="000000" w:sz="4" w:space="0"/>
+            <w:insideV w:val="single" w:color="000000" w:sz="4" w:space="0"/>
+          </w:tblBorders>
+          <w:tblCellMar>
+            <w:top w:w="0" w:type="dxa"/>
+            <w:left w:w="0" w:type="dxa"/>
+            <w:bottom w:w="0" w:type="dxa"/>
+            <w:right w:w="0" w:type="dxa"/>
+          </w:tblCellMar>
+        </w:tblPrEx>
         <w:trPr>
-          <w:trHeight w:val="611"/>
+          <w:trHeight w:val="611" w:hRule="atLeast"/>
         </w:trPr>
         <w:tc>
           <w:tcPr>
@@ -216,28 +189,30 @@
                 <w:rFonts w:ascii="宋体" w:hAnsi="宋体" w:cs="宋体"/>
                 <w:spacing w:val="-2"/>
               </w:rPr>
-              <w:t>内部审核管理制度（</w:t>
-            </w:r>
-            <w:r>
-              <w:rPr>
-                <w:rFonts w:ascii="宋体" w:hAnsi="宋体" w:cs="宋体"/>
-                <w:spacing w:val="-2"/>
-              </w:rPr>
-              <w:t>JSYC-ITSS-NBSHGL</w:t>
-            </w:r>
-            <w:r>
-              <w:rPr>
-                <w:rFonts w:ascii="宋体" w:hAnsi="宋体" w:cs="宋体"/>
-                <w:spacing w:val="-2"/>
-              </w:rPr>
-              <w:t>）</w:t>
+              <w:t>内部审核管理制度（JSYC-ITSS-NBSHGL）</w:t>
             </w:r>
           </w:p>
         </w:tc>
       </w:tr>
       <w:tr>
+        <w:tblPrEx>
+          <w:tblBorders>
+            <w:top w:val="single" w:color="000000" w:sz="4" w:space="0"/>
+            <w:left w:val="single" w:color="000000" w:sz="4" w:space="0"/>
+            <w:bottom w:val="single" w:color="000000" w:sz="4" w:space="0"/>
+            <w:right w:val="single" w:color="000000" w:sz="4" w:space="0"/>
+            <w:insideH w:val="single" w:color="000000" w:sz="4" w:space="0"/>
+            <w:insideV w:val="single" w:color="000000" w:sz="4" w:space="0"/>
+          </w:tblBorders>
+          <w:tblCellMar>
+            <w:top w:w="0" w:type="dxa"/>
+            <w:left w:w="0" w:type="dxa"/>
+            <w:bottom w:w="0" w:type="dxa"/>
+            <w:right w:w="0" w:type="dxa"/>
+          </w:tblCellMar>
+        </w:tblPrEx>
         <w:trPr>
-          <w:trHeight w:val="607"/>
+          <w:trHeight w:val="607" w:hRule="atLeast"/>
         </w:trPr>
         <w:tc>
           <w:tcPr>
@@ -286,8 +261,24 @@
         </w:tc>
       </w:tr>
       <w:tr>
+        <w:tblPrEx>
+          <w:tblBorders>
+            <w:top w:val="single" w:color="000000" w:sz="4" w:space="0"/>
+            <w:left w:val="single" w:color="000000" w:sz="4" w:space="0"/>
+            <w:bottom w:val="single" w:color="000000" w:sz="4" w:space="0"/>
+            <w:right w:val="single" w:color="000000" w:sz="4" w:space="0"/>
+            <w:insideH w:val="single" w:color="000000" w:sz="4" w:space="0"/>
+            <w:insideV w:val="single" w:color="000000" w:sz="4" w:space="0"/>
+          </w:tblBorders>
+          <w:tblCellMar>
+            <w:top w:w="0" w:type="dxa"/>
+            <w:left w:w="0" w:type="dxa"/>
+            <w:bottom w:w="0" w:type="dxa"/>
+            <w:right w:w="0" w:type="dxa"/>
+          </w:tblCellMar>
+        </w:tblPrEx>
         <w:trPr>
-          <w:trHeight w:val="607"/>
+          <w:trHeight w:val="607" w:hRule="atLeast"/>
         </w:trPr>
         <w:tc>
           <w:tcPr>
@@ -336,8 +327,24 @@
         </w:tc>
       </w:tr>
       <w:tr>
+        <w:tblPrEx>
+          <w:tblBorders>
+            <w:top w:val="single" w:color="000000" w:sz="4" w:space="0"/>
+            <w:left w:val="single" w:color="000000" w:sz="4" w:space="0"/>
+            <w:bottom w:val="single" w:color="000000" w:sz="4" w:space="0"/>
+            <w:right w:val="single" w:color="000000" w:sz="4" w:space="0"/>
+            <w:insideH w:val="single" w:color="000000" w:sz="4" w:space="0"/>
+            <w:insideV w:val="single" w:color="000000" w:sz="4" w:space="0"/>
+          </w:tblBorders>
+          <w:tblCellMar>
+            <w:top w:w="0" w:type="dxa"/>
+            <w:left w:w="0" w:type="dxa"/>
+            <w:bottom w:w="0" w:type="dxa"/>
+            <w:right w:w="0" w:type="dxa"/>
+          </w:tblCellMar>
+        </w:tblPrEx>
         <w:trPr>
-          <w:trHeight w:val="607"/>
+          <w:trHeight w:val="607" w:hRule="atLeast"/>
         </w:trPr>
         <w:tc>
           <w:tcPr>
@@ -451,8 +458,24 @@
         </w:tc>
       </w:tr>
       <w:tr>
+        <w:tblPrEx>
+          <w:tblBorders>
+            <w:top w:val="single" w:color="000000" w:sz="4" w:space="0"/>
+            <w:left w:val="single" w:color="000000" w:sz="4" w:space="0"/>
+            <w:bottom w:val="single" w:color="000000" w:sz="4" w:space="0"/>
+            <w:right w:val="single" w:color="000000" w:sz="4" w:space="0"/>
+            <w:insideH w:val="single" w:color="000000" w:sz="4" w:space="0"/>
+            <w:insideV w:val="single" w:color="000000" w:sz="4" w:space="0"/>
+          </w:tblBorders>
+          <w:tblCellMar>
+            <w:top w:w="0" w:type="dxa"/>
+            <w:left w:w="0" w:type="dxa"/>
+            <w:bottom w:w="0" w:type="dxa"/>
+            <w:right w:w="0" w:type="dxa"/>
+          </w:tblCellMar>
+        </w:tblPrEx>
         <w:trPr>
-          <w:trHeight w:val="474"/>
+          <w:trHeight w:val="474" w:hRule="atLeast"/>
         </w:trPr>
         <w:tc>
           <w:tcPr>
@@ -536,7 +559,7 @@
             </w:pPr>
             <w:r>
               <w:rPr>
-                <w:rFonts w:ascii="宋体" w:hAnsi="宋体" w:cs="宋体" w:hint="eastAsia"/>
+                <w:rFonts w:hint="eastAsia" w:ascii="宋体" w:hAnsi="宋体" w:cs="宋体"/>
                 <w:lang w:eastAsia="zh-CN"/>
               </w:rPr>
               <w:t>郑云</w:t>
@@ -559,7 +582,7 @@
             </w:pPr>
             <w:r>
               <w:rPr>
-                <w:rFonts w:ascii="宋体" w:hAnsi="宋体" w:cs="宋体" w:hint="eastAsia"/>
+                <w:rFonts w:hint="eastAsia" w:ascii="宋体" w:hAnsi="宋体" w:cs="宋体"/>
                 <w:lang w:eastAsia="zh-CN"/>
               </w:rPr>
               <w:t>史晓玲</w:t>
@@ -568,8 +591,24 @@
         </w:tc>
       </w:tr>
       <w:tr>
+        <w:tblPrEx>
+          <w:tblBorders>
+            <w:top w:val="single" w:color="000000" w:sz="4" w:space="0"/>
+            <w:left w:val="single" w:color="000000" w:sz="4" w:space="0"/>
+            <w:bottom w:val="single" w:color="000000" w:sz="4" w:space="0"/>
+            <w:right w:val="single" w:color="000000" w:sz="4" w:space="0"/>
+            <w:insideH w:val="single" w:color="000000" w:sz="4" w:space="0"/>
+            <w:insideV w:val="single" w:color="000000" w:sz="4" w:space="0"/>
+          </w:tblBorders>
+          <w:tblCellMar>
+            <w:top w:w="0" w:type="dxa"/>
+            <w:left w:w="0" w:type="dxa"/>
+            <w:bottom w:w="0" w:type="dxa"/>
+            <w:right w:w="0" w:type="dxa"/>
+          </w:tblCellMar>
+        </w:tblPrEx>
         <w:trPr>
-          <w:trHeight w:val="474"/>
+          <w:trHeight w:val="474" w:hRule="atLeast"/>
         </w:trPr>
         <w:tc>
           <w:tcPr>
@@ -577,7 +616,7 @@
           </w:tcPr>
           <w:p>
             <w:pPr>
-              <w:pStyle w:val="TableText"/>
+              <w:pStyle w:val="26"/>
               <w:widowControl w:val="0"/>
             </w:pPr>
           </w:p>
@@ -588,7 +627,7 @@
           </w:tcPr>
           <w:p>
             <w:pPr>
-              <w:pStyle w:val="TableText"/>
+              <w:pStyle w:val="26"/>
               <w:widowControl w:val="0"/>
             </w:pPr>
           </w:p>
@@ -599,7 +638,7 @@
           </w:tcPr>
           <w:p>
             <w:pPr>
-              <w:pStyle w:val="TableText"/>
+              <w:pStyle w:val="26"/>
               <w:widowControl w:val="0"/>
             </w:pPr>
           </w:p>
@@ -610,7 +649,7 @@
           </w:tcPr>
           <w:p>
             <w:pPr>
-              <w:pStyle w:val="TableText"/>
+              <w:pStyle w:val="26"/>
               <w:widowControl w:val="0"/>
             </w:pPr>
           </w:p>
@@ -621,15 +660,31 @@
           </w:tcPr>
           <w:p>
             <w:pPr>
-              <w:pStyle w:val="TableText"/>
+              <w:pStyle w:val="26"/>
               <w:widowControl w:val="0"/>
             </w:pPr>
           </w:p>
         </w:tc>
       </w:tr>
       <w:tr>
+        <w:tblPrEx>
+          <w:tblBorders>
+            <w:top w:val="single" w:color="000000" w:sz="4" w:space="0"/>
+            <w:left w:val="single" w:color="000000" w:sz="4" w:space="0"/>
+            <w:bottom w:val="single" w:color="000000" w:sz="4" w:space="0"/>
+            <w:right w:val="single" w:color="000000" w:sz="4" w:space="0"/>
+            <w:insideH w:val="single" w:color="000000" w:sz="4" w:space="0"/>
+            <w:insideV w:val="single" w:color="000000" w:sz="4" w:space="0"/>
+          </w:tblBorders>
+          <w:tblCellMar>
+            <w:top w:w="0" w:type="dxa"/>
+            <w:left w:w="0" w:type="dxa"/>
+            <w:bottom w:w="0" w:type="dxa"/>
+            <w:right w:w="0" w:type="dxa"/>
+          </w:tblCellMar>
+        </w:tblPrEx>
         <w:trPr>
-          <w:trHeight w:val="474"/>
+          <w:trHeight w:val="474" w:hRule="atLeast"/>
         </w:trPr>
         <w:tc>
           <w:tcPr>
@@ -637,7 +692,7 @@
           </w:tcPr>
           <w:p>
             <w:pPr>
-              <w:pStyle w:val="TableText"/>
+              <w:pStyle w:val="26"/>
               <w:widowControl w:val="0"/>
             </w:pPr>
           </w:p>
@@ -648,7 +703,7 @@
           </w:tcPr>
           <w:p>
             <w:pPr>
-              <w:pStyle w:val="TableText"/>
+              <w:pStyle w:val="26"/>
               <w:widowControl w:val="0"/>
             </w:pPr>
           </w:p>
@@ -659,7 +714,7 @@
           </w:tcPr>
           <w:p>
             <w:pPr>
-              <w:pStyle w:val="TableText"/>
+              <w:pStyle w:val="26"/>
               <w:widowControl w:val="0"/>
             </w:pPr>
           </w:p>
@@ -670,7 +725,7 @@
           </w:tcPr>
           <w:p>
             <w:pPr>
-              <w:pStyle w:val="TableText"/>
+              <w:pStyle w:val="26"/>
               <w:widowControl w:val="0"/>
             </w:pPr>
           </w:p>
@@ -681,15 +736,31 @@
           </w:tcPr>
           <w:p>
             <w:pPr>
-              <w:pStyle w:val="TableText"/>
+              <w:pStyle w:val="26"/>
               <w:widowControl w:val="0"/>
             </w:pPr>
           </w:p>
         </w:tc>
       </w:tr>
       <w:tr>
+        <w:tblPrEx>
+          <w:tblBorders>
+            <w:top w:val="single" w:color="000000" w:sz="4" w:space="0"/>
+            <w:left w:val="single" w:color="000000" w:sz="4" w:space="0"/>
+            <w:bottom w:val="single" w:color="000000" w:sz="4" w:space="0"/>
+            <w:right w:val="single" w:color="000000" w:sz="4" w:space="0"/>
+            <w:insideH w:val="single" w:color="000000" w:sz="4" w:space="0"/>
+            <w:insideV w:val="single" w:color="000000" w:sz="4" w:space="0"/>
+          </w:tblBorders>
+          <w:tblCellMar>
+            <w:top w:w="0" w:type="dxa"/>
+            <w:left w:w="0" w:type="dxa"/>
+            <w:bottom w:w="0" w:type="dxa"/>
+            <w:right w:w="0" w:type="dxa"/>
+          </w:tblCellMar>
+        </w:tblPrEx>
         <w:trPr>
-          <w:trHeight w:val="474"/>
+          <w:trHeight w:val="474" w:hRule="atLeast"/>
         </w:trPr>
         <w:tc>
           <w:tcPr>
@@ -697,7 +768,7 @@
           </w:tcPr>
           <w:p>
             <w:pPr>
-              <w:pStyle w:val="TableText"/>
+              <w:pStyle w:val="26"/>
               <w:widowControl w:val="0"/>
             </w:pPr>
           </w:p>
@@ -708,7 +779,7 @@
           </w:tcPr>
           <w:p>
             <w:pPr>
-              <w:pStyle w:val="TableText"/>
+              <w:pStyle w:val="26"/>
               <w:widowControl w:val="0"/>
             </w:pPr>
           </w:p>
@@ -719,7 +790,7 @@
           </w:tcPr>
           <w:p>
             <w:pPr>
-              <w:pStyle w:val="TableText"/>
+              <w:pStyle w:val="26"/>
               <w:widowControl w:val="0"/>
             </w:pPr>
           </w:p>
@@ -730,7 +801,7 @@
           </w:tcPr>
           <w:p>
             <w:pPr>
-              <w:pStyle w:val="TableText"/>
+              <w:pStyle w:val="26"/>
               <w:widowControl w:val="0"/>
             </w:pPr>
           </w:p>
@@ -741,15 +812,31 @@
           </w:tcPr>
           <w:p>
             <w:pPr>
-              <w:pStyle w:val="TableText"/>
+              <w:pStyle w:val="26"/>
               <w:widowControl w:val="0"/>
             </w:pPr>
           </w:p>
         </w:tc>
       </w:tr>
       <w:tr>
+        <w:tblPrEx>
+          <w:tblBorders>
+            <w:top w:val="single" w:color="000000" w:sz="4" w:space="0"/>
+            <w:left w:val="single" w:color="000000" w:sz="4" w:space="0"/>
+            <w:bottom w:val="single" w:color="000000" w:sz="4" w:space="0"/>
+            <w:right w:val="single" w:color="000000" w:sz="4" w:space="0"/>
+            <w:insideH w:val="single" w:color="000000" w:sz="4" w:space="0"/>
+            <w:insideV w:val="single" w:color="000000" w:sz="4" w:space="0"/>
+          </w:tblBorders>
+          <w:tblCellMar>
+            <w:top w:w="0" w:type="dxa"/>
+            <w:left w:w="0" w:type="dxa"/>
+            <w:bottom w:w="0" w:type="dxa"/>
+            <w:right w:w="0" w:type="dxa"/>
+          </w:tblCellMar>
+        </w:tblPrEx>
         <w:trPr>
-          <w:trHeight w:val="528"/>
+          <w:trHeight w:val="528" w:hRule="atLeast"/>
         </w:trPr>
         <w:tc>
           <w:tcPr>
@@ -757,7 +844,7 @@
           </w:tcPr>
           <w:p>
             <w:pPr>
-              <w:pStyle w:val="TableText"/>
+              <w:pStyle w:val="26"/>
               <w:widowControl w:val="0"/>
             </w:pPr>
           </w:p>
@@ -768,7 +855,7 @@
           </w:tcPr>
           <w:p>
             <w:pPr>
-              <w:pStyle w:val="TableText"/>
+              <w:pStyle w:val="26"/>
               <w:widowControl w:val="0"/>
             </w:pPr>
           </w:p>
@@ -779,7 +866,7 @@
           </w:tcPr>
           <w:p>
             <w:pPr>
-              <w:pStyle w:val="TableText"/>
+              <w:pStyle w:val="26"/>
               <w:widowControl w:val="0"/>
             </w:pPr>
           </w:p>
@@ -790,7 +877,7 @@
           </w:tcPr>
           <w:p>
             <w:pPr>
-              <w:pStyle w:val="TableText"/>
+              <w:pStyle w:val="26"/>
               <w:widowControl w:val="0"/>
             </w:pPr>
           </w:p>
@@ -801,15 +888,31 @@
           </w:tcPr>
           <w:p>
             <w:pPr>
-              <w:pStyle w:val="TableText"/>
+              <w:pStyle w:val="26"/>
               <w:widowControl w:val="0"/>
             </w:pPr>
           </w:p>
         </w:tc>
       </w:tr>
       <w:tr>
+        <w:tblPrEx>
+          <w:tblBorders>
+            <w:top w:val="single" w:color="000000" w:sz="4" w:space="0"/>
+            <w:left w:val="single" w:color="000000" w:sz="4" w:space="0"/>
+            <w:bottom w:val="single" w:color="000000" w:sz="4" w:space="0"/>
+            <w:right w:val="single" w:color="000000" w:sz="4" w:space="0"/>
+            <w:insideH w:val="single" w:color="000000" w:sz="4" w:space="0"/>
+            <w:insideV w:val="single" w:color="000000" w:sz="4" w:space="0"/>
+          </w:tblBorders>
+          <w:tblCellMar>
+            <w:top w:w="0" w:type="dxa"/>
+            <w:left w:w="0" w:type="dxa"/>
+            <w:bottom w:w="0" w:type="dxa"/>
+            <w:right w:w="0" w:type="dxa"/>
+          </w:tblCellMar>
+        </w:tblPrEx>
         <w:trPr>
-          <w:trHeight w:val="589"/>
+          <w:trHeight w:val="589" w:hRule="atLeast"/>
         </w:trPr>
         <w:tc>
           <w:tcPr>
@@ -817,7 +920,7 @@
           </w:tcPr>
           <w:p>
             <w:pPr>
-              <w:pStyle w:val="TableText"/>
+              <w:pStyle w:val="26"/>
               <w:widowControl w:val="0"/>
             </w:pPr>
           </w:p>
@@ -828,7 +931,7 @@
           </w:tcPr>
           <w:p>
             <w:pPr>
-              <w:pStyle w:val="TableText"/>
+              <w:pStyle w:val="26"/>
               <w:widowControl w:val="0"/>
             </w:pPr>
           </w:p>
@@ -839,7 +942,7 @@
           </w:tcPr>
           <w:p>
             <w:pPr>
-              <w:pStyle w:val="TableText"/>
+              <w:pStyle w:val="26"/>
               <w:widowControl w:val="0"/>
             </w:pPr>
           </w:p>
@@ -850,7 +953,7 @@
           </w:tcPr>
           <w:p>
             <w:pPr>
-              <w:pStyle w:val="TableText"/>
+              <w:pStyle w:val="26"/>
               <w:widowControl w:val="0"/>
             </w:pPr>
           </w:p>
@@ -861,7 +964,7 @@
           </w:tcPr>
           <w:p>
             <w:pPr>
-              <w:pStyle w:val="TableText"/>
+              <w:pStyle w:val="26"/>
               <w:widowControl w:val="0"/>
             </w:pPr>
           </w:p>
@@ -870,7 +973,7 @@
     </w:tbl>
     <w:p>
       <w:pPr>
-        <w:pStyle w:val="a4"/>
+        <w:pStyle w:val="12"/>
         <w:widowControl w:val="0"/>
       </w:pPr>
     </w:p>
@@ -880,7 +983,7 @@
         <w:sectPr>
           <w:pgSz w:w="11907" w:h="16840"/>
           <w:pgMar w:top="1253" w:right="1173" w:bottom="0" w:left="1578" w:header="0" w:footer="0" w:gutter="0"/>
-          <w:cols w:space="720"/>
+          <w:cols w:space="720" w:num="1"/>
         </w:sectPr>
       </w:pPr>
     </w:p>
@@ -897,7 +1000,7 @@
       </w:sdtPr>
       <w:sdtEndPr>
         <w:rPr>
-          <w:rFonts w:ascii="Microsoft JhengHei" w:eastAsia="Microsoft JhengHei" w:hAnsi="Microsoft JhengHei" w:cs="Microsoft JhengHei" w:hint="eastAsia"/>
+          <w:rFonts w:hint="eastAsia" w:ascii="Microsoft JhengHei" w:hAnsi="Microsoft JhengHei" w:eastAsia="Microsoft JhengHei" w:cs="Microsoft JhengHei"/>
           <w:sz w:val="24"/>
           <w:szCs w:val="24"/>
         </w:rPr>
@@ -918,835 +1021,1491 @@
         </w:p>
         <w:p>
           <w:pPr>
-            <w:pStyle w:val="10"/>
+            <w:pStyle w:val="17"/>
             <w:tabs>
               <w:tab w:val="right" w:leader="dot" w:pos="8371"/>
             </w:tabs>
           </w:pPr>
           <w:r>
             <w:rPr>
-              <w:rFonts w:ascii="Microsoft JhengHei" w:hAnsi="Microsoft JhengHei" w:cs="Microsoft JhengHei" w:hint="eastAsia"/>
+              <w:rFonts w:hint="eastAsia" w:ascii="Microsoft JhengHei" w:hAnsi="Microsoft JhengHei" w:cs="Microsoft JhengHei"/>
               <w:szCs w:val="24"/>
             </w:rPr>
             <w:fldChar w:fldCharType="begin"/>
           </w:r>
           <w:r>
             <w:rPr>
-              <w:rFonts w:ascii="Microsoft JhengHei" w:hAnsi="Microsoft JhengHei" w:cs="Microsoft JhengHei" w:hint="eastAsia"/>
+              <w:rFonts w:hint="eastAsia" w:ascii="Microsoft JhengHei" w:hAnsi="Microsoft JhengHei" w:cs="Microsoft JhengHei"/>
               <w:szCs w:val="24"/>
             </w:rPr>
             <w:instrText xml:space="preserve">TOC \o "1-3" \h \u </w:instrText>
           </w:r>
           <w:r>
             <w:rPr>
-              <w:rFonts w:ascii="Microsoft JhengHei" w:hAnsi="Microsoft JhengHei" w:cs="Microsoft JhengHei" w:hint="eastAsia"/>
+              <w:rFonts w:hint="eastAsia" w:ascii="Microsoft JhengHei" w:hAnsi="Microsoft JhengHei" w:cs="Microsoft JhengHei"/>
               <w:szCs w:val="24"/>
             </w:rPr>
             <w:fldChar w:fldCharType="separate"/>
           </w:r>
-          <w:hyperlink w:anchor="_Toc17198" w:history="1">
-            <w:r>
-              <w:t>内部审核管理制度</w:t>
-            </w:r>
-            <w:r>
-              <w:tab/>
-            </w:r>
-            <w:r>
-              <w:fldChar w:fldCharType="begin"/>
-            </w:r>
-            <w:r>
-              <w:instrText xml:space="preserve"> PAGEREF _Toc17198 \h </w:instrText>
-            </w:r>
-            <w:r>
-              <w:fldChar w:fldCharType="separate"/>
-            </w:r>
-            <w:r>
-              <w:t>1</w:t>
-            </w:r>
-            <w:r>
-              <w:fldChar w:fldCharType="end"/>
-            </w:r>
-          </w:hyperlink>
+          <w:r>
+            <w:rPr>
+              <w:rFonts w:hint="eastAsia" w:ascii="Microsoft JhengHei" w:hAnsi="Microsoft JhengHei" w:cs="Microsoft JhengHei"/>
+              <w:szCs w:val="24"/>
+            </w:rPr>
+            <w:fldChar w:fldCharType="begin"/>
+          </w:r>
+          <w:r>
+            <w:rPr>
+              <w:rFonts w:hint="eastAsia" w:ascii="Microsoft JhengHei" w:hAnsi="Microsoft JhengHei" w:cs="Microsoft JhengHei"/>
+              <w:szCs w:val="24"/>
+            </w:rPr>
+            <w:instrText xml:space="preserve"> HYPERLINK \l _Toc20863 </w:instrText>
+          </w:r>
+          <w:r>
+            <w:rPr>
+              <w:rFonts w:hint="eastAsia" w:ascii="Microsoft JhengHei" w:hAnsi="Microsoft JhengHei" w:cs="Microsoft JhengHei"/>
+              <w:szCs w:val="24"/>
+            </w:rPr>
+            <w:fldChar w:fldCharType="separate"/>
+          </w:r>
+          <w:r>
+            <w:t>内部审核管理制度</w:t>
+          </w:r>
+          <w:r>
+            <w:tab/>
+          </w:r>
+          <w:r>
+            <w:fldChar w:fldCharType="begin"/>
+          </w:r>
+          <w:r>
+            <w:instrText xml:space="preserve"> PAGEREF _Toc20863 \h </w:instrText>
+          </w:r>
+          <w:r>
+            <w:fldChar w:fldCharType="separate"/>
+          </w:r>
+          <w:r>
+            <w:t>1</w:t>
+          </w:r>
+          <w:r>
+            <w:fldChar w:fldCharType="end"/>
+          </w:r>
+          <w:r>
+            <w:rPr>
+              <w:rFonts w:hint="eastAsia" w:ascii="Microsoft JhengHei" w:hAnsi="Microsoft JhengHei" w:cs="Microsoft JhengHei"/>
+              <w:szCs w:val="24"/>
+            </w:rPr>
+            <w:fldChar w:fldCharType="end"/>
+          </w:r>
         </w:p>
         <w:p>
           <w:pPr>
-            <w:pStyle w:val="10"/>
+            <w:pStyle w:val="17"/>
             <w:tabs>
               <w:tab w:val="right" w:leader="dot" w:pos="8371"/>
             </w:tabs>
           </w:pPr>
-          <w:hyperlink w:anchor="_Toc18576" w:history="1">
-            <w:r>
-              <w:t>江苏云储智能科技有限公司</w:t>
-            </w:r>
-            <w:r>
-              <w:tab/>
-            </w:r>
-            <w:r>
-              <w:fldChar w:fldCharType="begin"/>
-            </w:r>
-            <w:r>
-              <w:instrText xml:space="preserve"> PAGEREF _Toc18576 \h </w:instrText>
-            </w:r>
-            <w:r>
-              <w:fldChar w:fldCharType="separate"/>
-            </w:r>
-            <w:r>
-              <w:t>1</w:t>
-            </w:r>
-            <w:r>
-              <w:fldChar w:fldCharType="end"/>
-            </w:r>
-          </w:hyperlink>
+          <w:r>
+            <w:rPr>
+              <w:rFonts w:hint="eastAsia" w:ascii="Microsoft JhengHei" w:hAnsi="Microsoft JhengHei" w:eastAsia="Microsoft JhengHei" w:cs="Microsoft JhengHei"/>
+              <w:szCs w:val="24"/>
+            </w:rPr>
+            <w:fldChar w:fldCharType="begin"/>
+          </w:r>
+          <w:r>
+            <w:rPr>
+              <w:rFonts w:hint="eastAsia" w:ascii="Microsoft JhengHei" w:hAnsi="Microsoft JhengHei" w:eastAsia="Microsoft JhengHei" w:cs="Microsoft JhengHei"/>
+              <w:szCs w:val="24"/>
+            </w:rPr>
+            <w:instrText xml:space="preserve"> HYPERLINK \l _Toc17004 </w:instrText>
+          </w:r>
+          <w:r>
+            <w:rPr>
+              <w:rFonts w:hint="eastAsia" w:ascii="Microsoft JhengHei" w:hAnsi="Microsoft JhengHei" w:eastAsia="Microsoft JhengHei" w:cs="Microsoft JhengHei"/>
+              <w:szCs w:val="24"/>
+            </w:rPr>
+            <w:fldChar w:fldCharType="separate"/>
+          </w:r>
+          <w:r>
+            <w:t>江苏云储智能科技有限公司</w:t>
+          </w:r>
+          <w:r>
+            <w:tab/>
+          </w:r>
+          <w:r>
+            <w:fldChar w:fldCharType="begin"/>
+          </w:r>
+          <w:r>
+            <w:instrText xml:space="preserve"> PAGEREF _Toc17004 \h </w:instrText>
+          </w:r>
+          <w:r>
+            <w:fldChar w:fldCharType="separate"/>
+          </w:r>
+          <w:r>
+            <w:t>1</w:t>
+          </w:r>
+          <w:r>
+            <w:fldChar w:fldCharType="end"/>
+          </w:r>
+          <w:r>
+            <w:rPr>
+              <w:rFonts w:hint="eastAsia" w:ascii="Microsoft JhengHei" w:hAnsi="Microsoft JhengHei" w:eastAsia="Microsoft JhengHei" w:cs="Microsoft JhengHei"/>
+              <w:szCs w:val="24"/>
+            </w:rPr>
+            <w:fldChar w:fldCharType="end"/>
+          </w:r>
         </w:p>
         <w:p>
           <w:pPr>
-            <w:pStyle w:val="10"/>
+            <w:pStyle w:val="17"/>
             <w:tabs>
               <w:tab w:val="right" w:leader="dot" w:pos="8371"/>
             </w:tabs>
           </w:pPr>
-          <w:hyperlink w:anchor="_Toc26349" w:history="1">
-            <w:r>
-              <w:rPr>
-                <w:rFonts w:ascii="宋体" w:eastAsia="宋体" w:hAnsi="宋体" w:cs="宋体"/>
-                <w:spacing w:val="-3"/>
-                <w:szCs w:val="28"/>
-              </w:rPr>
-              <w:t>文档信息</w:t>
-            </w:r>
-            <w:r>
-              <w:tab/>
-            </w:r>
-            <w:r>
-              <w:fldChar w:fldCharType="begin"/>
-            </w:r>
-            <w:r>
-              <w:instrText xml:space="preserve"> PAGEREF _Toc26349 \h </w:instrText>
-            </w:r>
-            <w:r>
-              <w:fldChar w:fldCharType="separate"/>
-            </w:r>
-            <w:r>
-              <w:t>2</w:t>
-            </w:r>
-            <w:r>
-              <w:fldChar w:fldCharType="end"/>
-            </w:r>
-          </w:hyperlink>
+          <w:r>
+            <w:rPr>
+              <w:rFonts w:hint="eastAsia" w:ascii="Microsoft JhengHei" w:hAnsi="Microsoft JhengHei" w:eastAsia="Microsoft JhengHei" w:cs="Microsoft JhengHei"/>
+              <w:szCs w:val="24"/>
+            </w:rPr>
+            <w:fldChar w:fldCharType="begin"/>
+          </w:r>
+          <w:r>
+            <w:rPr>
+              <w:rFonts w:hint="eastAsia" w:ascii="Microsoft JhengHei" w:hAnsi="Microsoft JhengHei" w:eastAsia="Microsoft JhengHei" w:cs="Microsoft JhengHei"/>
+              <w:szCs w:val="24"/>
+            </w:rPr>
+            <w:instrText xml:space="preserve"> HYPERLINK \l _Toc9131 </w:instrText>
+          </w:r>
+          <w:r>
+            <w:rPr>
+              <w:rFonts w:hint="eastAsia" w:ascii="Microsoft JhengHei" w:hAnsi="Microsoft JhengHei" w:eastAsia="Microsoft JhengHei" w:cs="Microsoft JhengHei"/>
+              <w:szCs w:val="24"/>
+            </w:rPr>
+            <w:fldChar w:fldCharType="separate"/>
+          </w:r>
+          <w:r>
+            <w:rPr>
+              <w:rFonts w:ascii="宋体" w:hAnsi="宋体" w:cs="宋体"/>
+              <w:spacing w:val="-3"/>
+              <w:szCs w:val="28"/>
+            </w:rPr>
+            <w:t>文档信息</w:t>
+          </w:r>
+          <w:r>
+            <w:tab/>
+          </w:r>
+          <w:r>
+            <w:fldChar w:fldCharType="begin"/>
+          </w:r>
+          <w:r>
+            <w:instrText xml:space="preserve"> PAGEREF _Toc9131 \h </w:instrText>
+          </w:r>
+          <w:r>
+            <w:fldChar w:fldCharType="separate"/>
+          </w:r>
+          <w:r>
+            <w:t>2</w:t>
+          </w:r>
+          <w:r>
+            <w:fldChar w:fldCharType="end"/>
+          </w:r>
+          <w:r>
+            <w:rPr>
+              <w:rFonts w:hint="eastAsia" w:ascii="Microsoft JhengHei" w:hAnsi="Microsoft JhengHei" w:eastAsia="Microsoft JhengHei" w:cs="Microsoft JhengHei"/>
+              <w:szCs w:val="24"/>
+            </w:rPr>
+            <w:fldChar w:fldCharType="end"/>
+          </w:r>
         </w:p>
         <w:p>
           <w:pPr>
-            <w:pStyle w:val="10"/>
+            <w:pStyle w:val="17"/>
             <w:tabs>
               <w:tab w:val="right" w:leader="dot" w:pos="8371"/>
             </w:tabs>
           </w:pPr>
-          <w:hyperlink w:anchor="_Toc2813" w:history="1">
-            <w:r>
-              <w:t xml:space="preserve">1. </w:t>
-            </w:r>
-            <w:r>
-              <w:t>目的</w:t>
-            </w:r>
-            <w:r>
-              <w:tab/>
-            </w:r>
-            <w:r>
-              <w:fldChar w:fldCharType="begin"/>
-            </w:r>
-            <w:r>
-              <w:instrText xml:space="preserve"> PAGEREF _Toc2813 \h </w:instrText>
-            </w:r>
-            <w:r>
-              <w:fldChar w:fldCharType="separate"/>
-            </w:r>
-            <w:r>
-              <w:t>4</w:t>
-            </w:r>
-            <w:r>
-              <w:fldChar w:fldCharType="end"/>
-            </w:r>
-          </w:hyperlink>
+          <w:r>
+            <w:rPr>
+              <w:rFonts w:hint="eastAsia" w:ascii="Microsoft JhengHei" w:hAnsi="Microsoft JhengHei" w:eastAsia="Microsoft JhengHei" w:cs="Microsoft JhengHei"/>
+              <w:szCs w:val="24"/>
+            </w:rPr>
+            <w:fldChar w:fldCharType="begin"/>
+          </w:r>
+          <w:r>
+            <w:rPr>
+              <w:rFonts w:hint="eastAsia" w:ascii="Microsoft JhengHei" w:hAnsi="Microsoft JhengHei" w:eastAsia="Microsoft JhengHei" w:cs="Microsoft JhengHei"/>
+              <w:szCs w:val="24"/>
+            </w:rPr>
+            <w:instrText xml:space="preserve"> HYPERLINK \l _Toc2955 </w:instrText>
+          </w:r>
+          <w:r>
+            <w:rPr>
+              <w:rFonts w:hint="eastAsia" w:ascii="Microsoft JhengHei" w:hAnsi="Microsoft JhengHei" w:eastAsia="Microsoft JhengHei" w:cs="Microsoft JhengHei"/>
+              <w:szCs w:val="24"/>
+            </w:rPr>
+            <w:fldChar w:fldCharType="separate"/>
+          </w:r>
+          <w:r>
+            <w:rPr>
+              <w:rFonts w:hint="default"/>
+            </w:rPr>
+            <w:t xml:space="preserve">1. </w:t>
+          </w:r>
+          <w:r>
+            <w:t>目的</w:t>
+          </w:r>
+          <w:r>
+            <w:tab/>
+          </w:r>
+          <w:r>
+            <w:fldChar w:fldCharType="begin"/>
+          </w:r>
+          <w:r>
+            <w:instrText xml:space="preserve"> PAGEREF _Toc2955 \h </w:instrText>
+          </w:r>
+          <w:r>
+            <w:fldChar w:fldCharType="separate"/>
+          </w:r>
+          <w:r>
+            <w:t>4</w:t>
+          </w:r>
+          <w:r>
+            <w:fldChar w:fldCharType="end"/>
+          </w:r>
+          <w:r>
+            <w:rPr>
+              <w:rFonts w:hint="eastAsia" w:ascii="Microsoft JhengHei" w:hAnsi="Microsoft JhengHei" w:eastAsia="Microsoft JhengHei" w:cs="Microsoft JhengHei"/>
+              <w:szCs w:val="24"/>
+            </w:rPr>
+            <w:fldChar w:fldCharType="end"/>
+          </w:r>
         </w:p>
         <w:p>
           <w:pPr>
-            <w:pStyle w:val="10"/>
+            <w:pStyle w:val="17"/>
             <w:tabs>
               <w:tab w:val="right" w:leader="dot" w:pos="8371"/>
             </w:tabs>
           </w:pPr>
-          <w:hyperlink w:anchor="_Toc16709" w:history="1">
-            <w:r>
-              <w:t xml:space="preserve">2. </w:t>
-            </w:r>
-            <w:r>
-              <w:t>适用范围</w:t>
-            </w:r>
-            <w:r>
-              <w:tab/>
-            </w:r>
-            <w:r>
-              <w:fldChar w:fldCharType="begin"/>
-            </w:r>
-            <w:r>
-              <w:instrText xml:space="preserve"> PAGEREF _Toc16709 \h </w:instrText>
-            </w:r>
-            <w:r>
-              <w:fldChar w:fldCharType="separate"/>
-            </w:r>
-            <w:r>
-              <w:t>4</w:t>
-            </w:r>
-            <w:r>
-              <w:fldChar w:fldCharType="end"/>
-            </w:r>
-          </w:hyperlink>
+          <w:r>
+            <w:rPr>
+              <w:rFonts w:hint="eastAsia" w:ascii="Microsoft JhengHei" w:hAnsi="Microsoft JhengHei" w:eastAsia="Microsoft JhengHei" w:cs="Microsoft JhengHei"/>
+              <w:szCs w:val="24"/>
+            </w:rPr>
+            <w:fldChar w:fldCharType="begin"/>
+          </w:r>
+          <w:r>
+            <w:rPr>
+              <w:rFonts w:hint="eastAsia" w:ascii="Microsoft JhengHei" w:hAnsi="Microsoft JhengHei" w:eastAsia="Microsoft JhengHei" w:cs="Microsoft JhengHei"/>
+              <w:szCs w:val="24"/>
+            </w:rPr>
+            <w:instrText xml:space="preserve"> HYPERLINK \l _Toc31233 </w:instrText>
+          </w:r>
+          <w:r>
+            <w:rPr>
+              <w:rFonts w:hint="eastAsia" w:ascii="Microsoft JhengHei" w:hAnsi="Microsoft JhengHei" w:eastAsia="Microsoft JhengHei" w:cs="Microsoft JhengHei"/>
+              <w:szCs w:val="24"/>
+            </w:rPr>
+            <w:fldChar w:fldCharType="separate"/>
+          </w:r>
+          <w:r>
+            <w:rPr>
+              <w:rFonts w:hint="default"/>
+            </w:rPr>
+            <w:t xml:space="preserve">2. </w:t>
+          </w:r>
+          <w:r>
+            <w:t>适用范围</w:t>
+          </w:r>
+          <w:r>
+            <w:tab/>
+          </w:r>
+          <w:r>
+            <w:fldChar w:fldCharType="begin"/>
+          </w:r>
+          <w:r>
+            <w:instrText xml:space="preserve"> PAGEREF _Toc31233 \h </w:instrText>
+          </w:r>
+          <w:r>
+            <w:fldChar w:fldCharType="separate"/>
+          </w:r>
+          <w:r>
+            <w:t>4</w:t>
+          </w:r>
+          <w:r>
+            <w:fldChar w:fldCharType="end"/>
+          </w:r>
+          <w:r>
+            <w:rPr>
+              <w:rFonts w:hint="eastAsia" w:ascii="Microsoft JhengHei" w:hAnsi="Microsoft JhengHei" w:eastAsia="Microsoft JhengHei" w:cs="Microsoft JhengHei"/>
+              <w:szCs w:val="24"/>
+            </w:rPr>
+            <w:fldChar w:fldCharType="end"/>
+          </w:r>
         </w:p>
         <w:p>
           <w:pPr>
-            <w:pStyle w:val="10"/>
+            <w:pStyle w:val="17"/>
             <w:tabs>
               <w:tab w:val="right" w:leader="dot" w:pos="8371"/>
             </w:tabs>
           </w:pPr>
-          <w:hyperlink w:anchor="_Toc5935" w:history="1">
-            <w:r>
-              <w:t xml:space="preserve">3. </w:t>
-            </w:r>
-            <w:r>
-              <w:t>职责</w:t>
-            </w:r>
-            <w:r>
-              <w:tab/>
-            </w:r>
-            <w:r>
-              <w:fldChar w:fldCharType="begin"/>
-            </w:r>
-            <w:r>
-              <w:instrText xml:space="preserve"> PAGEREF _Toc5935 \h </w:instrText>
-            </w:r>
-            <w:r>
-              <w:fldChar w:fldCharType="separate"/>
-            </w:r>
-            <w:r>
-              <w:t>4</w:t>
-            </w:r>
-            <w:r>
-              <w:fldChar w:fldCharType="end"/>
-            </w:r>
-          </w:hyperlink>
+          <w:r>
+            <w:rPr>
+              <w:rFonts w:hint="eastAsia" w:ascii="Microsoft JhengHei" w:hAnsi="Microsoft JhengHei" w:eastAsia="Microsoft JhengHei" w:cs="Microsoft JhengHei"/>
+              <w:szCs w:val="24"/>
+            </w:rPr>
+            <w:fldChar w:fldCharType="begin"/>
+          </w:r>
+          <w:r>
+            <w:rPr>
+              <w:rFonts w:hint="eastAsia" w:ascii="Microsoft JhengHei" w:hAnsi="Microsoft JhengHei" w:eastAsia="Microsoft JhengHei" w:cs="Microsoft JhengHei"/>
+              <w:szCs w:val="24"/>
+            </w:rPr>
+            <w:instrText xml:space="preserve"> HYPERLINK \l _Toc8586 </w:instrText>
+          </w:r>
+          <w:r>
+            <w:rPr>
+              <w:rFonts w:hint="eastAsia" w:ascii="Microsoft JhengHei" w:hAnsi="Microsoft JhengHei" w:eastAsia="Microsoft JhengHei" w:cs="Microsoft JhengHei"/>
+              <w:szCs w:val="24"/>
+            </w:rPr>
+            <w:fldChar w:fldCharType="separate"/>
+          </w:r>
+          <w:r>
+            <w:rPr>
+              <w:rFonts w:hint="default"/>
+            </w:rPr>
+            <w:t xml:space="preserve">3. </w:t>
+          </w:r>
+          <w:r>
+            <w:t>职责</w:t>
+          </w:r>
+          <w:r>
+            <w:tab/>
+          </w:r>
+          <w:r>
+            <w:fldChar w:fldCharType="begin"/>
+          </w:r>
+          <w:r>
+            <w:instrText xml:space="preserve"> PAGEREF _Toc8586 \h </w:instrText>
+          </w:r>
+          <w:r>
+            <w:fldChar w:fldCharType="separate"/>
+          </w:r>
+          <w:r>
+            <w:t>4</w:t>
+          </w:r>
+          <w:r>
+            <w:fldChar w:fldCharType="end"/>
+          </w:r>
+          <w:r>
+            <w:rPr>
+              <w:rFonts w:hint="eastAsia" w:ascii="Microsoft JhengHei" w:hAnsi="Microsoft JhengHei" w:eastAsia="Microsoft JhengHei" w:cs="Microsoft JhengHei"/>
+              <w:szCs w:val="24"/>
+            </w:rPr>
+            <w:fldChar w:fldCharType="end"/>
+          </w:r>
         </w:p>
         <w:p>
           <w:pPr>
-            <w:pStyle w:val="20"/>
+            <w:pStyle w:val="18"/>
             <w:tabs>
               <w:tab w:val="right" w:leader="dot" w:pos="8371"/>
             </w:tabs>
           </w:pPr>
-          <w:hyperlink w:anchor="_Toc19101" w:history="1">
-            <w:r>
-              <w:t xml:space="preserve">3.1. </w:t>
-            </w:r>
-            <w:r>
-              <w:t>质量部</w:t>
-            </w:r>
-            <w:r>
-              <w:tab/>
-            </w:r>
-            <w:r>
-              <w:fldChar w:fldCharType="begin"/>
-            </w:r>
-            <w:r>
-              <w:instrText xml:space="preserve"> PAGEREF _Toc19101 \h </w:instrText>
-            </w:r>
-            <w:r>
-              <w:fldChar w:fldCharType="separate"/>
-            </w:r>
-            <w:r>
-              <w:t>4</w:t>
-            </w:r>
-            <w:r>
-              <w:fldChar w:fldCharType="end"/>
-            </w:r>
-          </w:hyperlink>
+          <w:r>
+            <w:rPr>
+              <w:rFonts w:hint="eastAsia" w:ascii="Microsoft JhengHei" w:hAnsi="Microsoft JhengHei" w:eastAsia="Microsoft JhengHei" w:cs="Microsoft JhengHei"/>
+              <w:szCs w:val="24"/>
+            </w:rPr>
+            <w:fldChar w:fldCharType="begin"/>
+          </w:r>
+          <w:r>
+            <w:rPr>
+              <w:rFonts w:hint="eastAsia" w:ascii="Microsoft JhengHei" w:hAnsi="Microsoft JhengHei" w:eastAsia="Microsoft JhengHei" w:cs="Microsoft JhengHei"/>
+              <w:szCs w:val="24"/>
+            </w:rPr>
+            <w:instrText xml:space="preserve"> HYPERLINK \l _Toc25252 </w:instrText>
+          </w:r>
+          <w:r>
+            <w:rPr>
+              <w:rFonts w:hint="eastAsia" w:ascii="Microsoft JhengHei" w:hAnsi="Microsoft JhengHei" w:eastAsia="Microsoft JhengHei" w:cs="Microsoft JhengHei"/>
+              <w:szCs w:val="24"/>
+            </w:rPr>
+            <w:fldChar w:fldCharType="separate"/>
+          </w:r>
+          <w:r>
+            <w:rPr>
+              <w:rFonts w:hint="default"/>
+            </w:rPr>
+            <w:t xml:space="preserve">3.1. </w:t>
+          </w:r>
+          <w:r>
+            <w:t>质量部</w:t>
+          </w:r>
+          <w:r>
+            <w:tab/>
+          </w:r>
+          <w:r>
+            <w:fldChar w:fldCharType="begin"/>
+          </w:r>
+          <w:r>
+            <w:instrText xml:space="preserve"> PAGEREF _Toc25252 \h </w:instrText>
+          </w:r>
+          <w:r>
+            <w:fldChar w:fldCharType="separate"/>
+          </w:r>
+          <w:r>
+            <w:t>4</w:t>
+          </w:r>
+          <w:r>
+            <w:fldChar w:fldCharType="end"/>
+          </w:r>
+          <w:r>
+            <w:rPr>
+              <w:rFonts w:hint="eastAsia" w:ascii="Microsoft JhengHei" w:hAnsi="Microsoft JhengHei" w:eastAsia="Microsoft JhengHei" w:cs="Microsoft JhengHei"/>
+              <w:szCs w:val="24"/>
+            </w:rPr>
+            <w:fldChar w:fldCharType="end"/>
+          </w:r>
         </w:p>
         <w:p>
           <w:pPr>
-            <w:pStyle w:val="20"/>
+            <w:pStyle w:val="18"/>
             <w:tabs>
               <w:tab w:val="right" w:leader="dot" w:pos="8371"/>
             </w:tabs>
           </w:pPr>
-          <w:hyperlink w:anchor="_Toc29309" w:history="1">
-            <w:r>
-              <w:t xml:space="preserve">3.2. </w:t>
-            </w:r>
-            <w:r>
-              <w:t>其他相关部门</w:t>
-            </w:r>
-            <w:r>
-              <w:tab/>
-            </w:r>
-            <w:r>
-              <w:fldChar w:fldCharType="begin"/>
-            </w:r>
-            <w:r>
-              <w:instrText xml:space="preserve"> PAGEREF _Toc29309 \h </w:instrText>
-            </w:r>
-            <w:r>
-              <w:fldChar w:fldCharType="separate"/>
-            </w:r>
-            <w:r>
-              <w:t>4</w:t>
-            </w:r>
-            <w:r>
-              <w:fldChar w:fldCharType="end"/>
-            </w:r>
-          </w:hyperlink>
+          <w:r>
+            <w:rPr>
+              <w:rFonts w:hint="eastAsia" w:ascii="Microsoft JhengHei" w:hAnsi="Microsoft JhengHei" w:eastAsia="Microsoft JhengHei" w:cs="Microsoft JhengHei"/>
+              <w:szCs w:val="24"/>
+            </w:rPr>
+            <w:fldChar w:fldCharType="begin"/>
+          </w:r>
+          <w:r>
+            <w:rPr>
+              <w:rFonts w:hint="eastAsia" w:ascii="Microsoft JhengHei" w:hAnsi="Microsoft JhengHei" w:eastAsia="Microsoft JhengHei" w:cs="Microsoft JhengHei"/>
+              <w:szCs w:val="24"/>
+            </w:rPr>
+            <w:instrText xml:space="preserve"> HYPERLINK \l _Toc1770 </w:instrText>
+          </w:r>
+          <w:r>
+            <w:rPr>
+              <w:rFonts w:hint="eastAsia" w:ascii="Microsoft JhengHei" w:hAnsi="Microsoft JhengHei" w:eastAsia="Microsoft JhengHei" w:cs="Microsoft JhengHei"/>
+              <w:szCs w:val="24"/>
+            </w:rPr>
+            <w:fldChar w:fldCharType="separate"/>
+          </w:r>
+          <w:r>
+            <w:rPr>
+              <w:rFonts w:hint="default"/>
+            </w:rPr>
+            <w:t xml:space="preserve">3.2. </w:t>
+          </w:r>
+          <w:r>
+            <w:t>其他相关部门</w:t>
+          </w:r>
+          <w:r>
+            <w:tab/>
+          </w:r>
+          <w:r>
+            <w:fldChar w:fldCharType="begin"/>
+          </w:r>
+          <w:r>
+            <w:instrText xml:space="preserve"> PAGEREF _Toc1770 \h </w:instrText>
+          </w:r>
+          <w:r>
+            <w:fldChar w:fldCharType="separate"/>
+          </w:r>
+          <w:r>
+            <w:t>4</w:t>
+          </w:r>
+          <w:r>
+            <w:fldChar w:fldCharType="end"/>
+          </w:r>
+          <w:r>
+            <w:rPr>
+              <w:rFonts w:hint="eastAsia" w:ascii="Microsoft JhengHei" w:hAnsi="Microsoft JhengHei" w:eastAsia="Microsoft JhengHei" w:cs="Microsoft JhengHei"/>
+              <w:szCs w:val="24"/>
+            </w:rPr>
+            <w:fldChar w:fldCharType="end"/>
+          </w:r>
         </w:p>
         <w:p>
           <w:pPr>
-            <w:pStyle w:val="20"/>
+            <w:pStyle w:val="18"/>
             <w:tabs>
               <w:tab w:val="right" w:leader="dot" w:pos="8371"/>
             </w:tabs>
           </w:pPr>
-          <w:hyperlink w:anchor="_Toc20305" w:history="1">
-            <w:r>
-              <w:t xml:space="preserve">3.3. </w:t>
-            </w:r>
-            <w:r>
-              <w:t>工作程序</w:t>
-            </w:r>
-            <w:r>
-              <w:tab/>
-            </w:r>
-            <w:r>
-              <w:fldChar w:fldCharType="begin"/>
-            </w:r>
-            <w:r>
-              <w:instrText xml:space="preserve"> PAGEREF _Toc20305 \h </w:instrText>
-            </w:r>
-            <w:r>
-              <w:fldChar w:fldCharType="separate"/>
-            </w:r>
-            <w:r>
-              <w:t>4</w:t>
-            </w:r>
-            <w:r>
-              <w:fldChar w:fldCharType="end"/>
-            </w:r>
-          </w:hyperlink>
+          <w:r>
+            <w:rPr>
+              <w:rFonts w:hint="eastAsia" w:ascii="Microsoft JhengHei" w:hAnsi="Microsoft JhengHei" w:eastAsia="Microsoft JhengHei" w:cs="Microsoft JhengHei"/>
+              <w:szCs w:val="24"/>
+            </w:rPr>
+            <w:fldChar w:fldCharType="begin"/>
+          </w:r>
+          <w:r>
+            <w:rPr>
+              <w:rFonts w:hint="eastAsia" w:ascii="Microsoft JhengHei" w:hAnsi="Microsoft JhengHei" w:eastAsia="Microsoft JhengHei" w:cs="Microsoft JhengHei"/>
+              <w:szCs w:val="24"/>
+            </w:rPr>
+            <w:instrText xml:space="preserve"> HYPERLINK \l _Toc30539 </w:instrText>
+          </w:r>
+          <w:r>
+            <w:rPr>
+              <w:rFonts w:hint="eastAsia" w:ascii="Microsoft JhengHei" w:hAnsi="Microsoft JhengHei" w:eastAsia="Microsoft JhengHei" w:cs="Microsoft JhengHei"/>
+              <w:szCs w:val="24"/>
+            </w:rPr>
+            <w:fldChar w:fldCharType="separate"/>
+          </w:r>
+          <w:r>
+            <w:rPr>
+              <w:rFonts w:hint="default"/>
+            </w:rPr>
+            <w:t xml:space="preserve">3.3. </w:t>
+          </w:r>
+          <w:r>
+            <w:t>工作程序</w:t>
+          </w:r>
+          <w:r>
+            <w:tab/>
+          </w:r>
+          <w:r>
+            <w:fldChar w:fldCharType="begin"/>
+          </w:r>
+          <w:r>
+            <w:instrText xml:space="preserve"> PAGEREF _Toc30539 \h </w:instrText>
+          </w:r>
+          <w:r>
+            <w:fldChar w:fldCharType="separate"/>
+          </w:r>
+          <w:r>
+            <w:t>4</w:t>
+          </w:r>
+          <w:r>
+            <w:fldChar w:fldCharType="end"/>
+          </w:r>
+          <w:r>
+            <w:rPr>
+              <w:rFonts w:hint="eastAsia" w:ascii="Microsoft JhengHei" w:hAnsi="Microsoft JhengHei" w:eastAsia="Microsoft JhengHei" w:cs="Microsoft JhengHei"/>
+              <w:szCs w:val="24"/>
+            </w:rPr>
+            <w:fldChar w:fldCharType="end"/>
+          </w:r>
         </w:p>
         <w:p>
           <w:pPr>
-            <w:pStyle w:val="30"/>
+            <w:pStyle w:val="13"/>
             <w:tabs>
               <w:tab w:val="right" w:leader="dot" w:pos="8371"/>
             </w:tabs>
           </w:pPr>
-          <w:hyperlink w:anchor="_Toc10928" w:history="1">
-            <w:r>
-              <w:t xml:space="preserve">3.3.1. </w:t>
-            </w:r>
-            <w:r>
-              <w:rPr>
-                <w:rFonts w:hint="eastAsia"/>
-              </w:rPr>
-              <w:t>审核的频次</w:t>
-            </w:r>
-            <w:r>
-              <w:tab/>
-            </w:r>
-            <w:r>
-              <w:fldChar w:fldCharType="begin"/>
-            </w:r>
-            <w:r>
-              <w:instrText xml:space="preserve"> PAGEREF _Toc10928 \h </w:instrText>
-            </w:r>
-            <w:r>
-              <w:fldChar w:fldCharType="separate"/>
-            </w:r>
-            <w:r>
-              <w:t>4</w:t>
-            </w:r>
-            <w:r>
-              <w:fldChar w:fldCharType="end"/>
-            </w:r>
-          </w:hyperlink>
+          <w:r>
+            <w:rPr>
+              <w:rFonts w:hint="eastAsia" w:ascii="Microsoft JhengHei" w:hAnsi="Microsoft JhengHei" w:eastAsia="Microsoft JhengHei" w:cs="Microsoft JhengHei"/>
+              <w:szCs w:val="24"/>
+            </w:rPr>
+            <w:fldChar w:fldCharType="begin"/>
+          </w:r>
+          <w:r>
+            <w:rPr>
+              <w:rFonts w:hint="eastAsia" w:ascii="Microsoft JhengHei" w:hAnsi="Microsoft JhengHei" w:eastAsia="Microsoft JhengHei" w:cs="Microsoft JhengHei"/>
+              <w:szCs w:val="24"/>
+            </w:rPr>
+            <w:instrText xml:space="preserve"> HYPERLINK \l _Toc4799 </w:instrText>
+          </w:r>
+          <w:r>
+            <w:rPr>
+              <w:rFonts w:hint="eastAsia" w:ascii="Microsoft JhengHei" w:hAnsi="Microsoft JhengHei" w:eastAsia="Microsoft JhengHei" w:cs="Microsoft JhengHei"/>
+              <w:szCs w:val="24"/>
+            </w:rPr>
+            <w:fldChar w:fldCharType="separate"/>
+          </w:r>
+          <w:r>
+            <w:rPr>
+              <w:rFonts w:hint="default"/>
+            </w:rPr>
+            <w:t xml:space="preserve">3.3.1. </w:t>
+          </w:r>
+          <w:r>
+            <w:rPr>
+              <w:rFonts w:hint="eastAsia"/>
+            </w:rPr>
+            <w:t>审核的频次</w:t>
+          </w:r>
+          <w:r>
+            <w:tab/>
+          </w:r>
+          <w:r>
+            <w:fldChar w:fldCharType="begin"/>
+          </w:r>
+          <w:r>
+            <w:instrText xml:space="preserve"> PAGEREF _Toc4799 \h </w:instrText>
+          </w:r>
+          <w:r>
+            <w:fldChar w:fldCharType="separate"/>
+          </w:r>
+          <w:r>
+            <w:t>4</w:t>
+          </w:r>
+          <w:r>
+            <w:fldChar w:fldCharType="end"/>
+          </w:r>
+          <w:r>
+            <w:rPr>
+              <w:rFonts w:hint="eastAsia" w:ascii="Microsoft JhengHei" w:hAnsi="Microsoft JhengHei" w:eastAsia="Microsoft JhengHei" w:cs="Microsoft JhengHei"/>
+              <w:szCs w:val="24"/>
+            </w:rPr>
+            <w:fldChar w:fldCharType="end"/>
+          </w:r>
         </w:p>
         <w:p>
           <w:pPr>
-            <w:pStyle w:val="30"/>
+            <w:pStyle w:val="13"/>
             <w:tabs>
               <w:tab w:val="right" w:leader="dot" w:pos="8371"/>
             </w:tabs>
           </w:pPr>
-          <w:hyperlink w:anchor="_Toc13685" w:history="1">
-            <w:r>
-              <w:t xml:space="preserve">3.3.2. </w:t>
-            </w:r>
-            <w:r>
-              <w:rPr>
-                <w:rFonts w:hint="eastAsia"/>
-              </w:rPr>
-              <w:t>审核的策划</w:t>
-            </w:r>
-            <w:r>
-              <w:tab/>
-            </w:r>
-            <w:r>
-              <w:fldChar w:fldCharType="begin"/>
-            </w:r>
-            <w:r>
-              <w:instrText xml:space="preserve"> PAGEREF _Toc13685 \h </w:instrText>
-            </w:r>
-            <w:r>
-              <w:fldChar w:fldCharType="separate"/>
-            </w:r>
-            <w:r>
-              <w:t>4</w:t>
-            </w:r>
-            <w:r>
-              <w:fldChar w:fldCharType="end"/>
-            </w:r>
-          </w:hyperlink>
+          <w:r>
+            <w:rPr>
+              <w:rFonts w:hint="eastAsia" w:ascii="Microsoft JhengHei" w:hAnsi="Microsoft JhengHei" w:eastAsia="Microsoft JhengHei" w:cs="Microsoft JhengHei"/>
+              <w:szCs w:val="24"/>
+            </w:rPr>
+            <w:fldChar w:fldCharType="begin"/>
+          </w:r>
+          <w:r>
+            <w:rPr>
+              <w:rFonts w:hint="eastAsia" w:ascii="Microsoft JhengHei" w:hAnsi="Microsoft JhengHei" w:eastAsia="Microsoft JhengHei" w:cs="Microsoft JhengHei"/>
+              <w:szCs w:val="24"/>
+            </w:rPr>
+            <w:instrText xml:space="preserve"> HYPERLINK \l _Toc11792 </w:instrText>
+          </w:r>
+          <w:r>
+            <w:rPr>
+              <w:rFonts w:hint="eastAsia" w:ascii="Microsoft JhengHei" w:hAnsi="Microsoft JhengHei" w:eastAsia="Microsoft JhengHei" w:cs="Microsoft JhengHei"/>
+              <w:szCs w:val="24"/>
+            </w:rPr>
+            <w:fldChar w:fldCharType="separate"/>
+          </w:r>
+          <w:r>
+            <w:rPr>
+              <w:rFonts w:hint="default"/>
+            </w:rPr>
+            <w:t xml:space="preserve">3.3.2. </w:t>
+          </w:r>
+          <w:r>
+            <w:rPr>
+              <w:rFonts w:hint="eastAsia"/>
+            </w:rPr>
+            <w:t>审核的策划</w:t>
+          </w:r>
+          <w:r>
+            <w:tab/>
+          </w:r>
+          <w:r>
+            <w:fldChar w:fldCharType="begin"/>
+          </w:r>
+          <w:r>
+            <w:instrText xml:space="preserve"> PAGEREF _Toc11792 \h </w:instrText>
+          </w:r>
+          <w:r>
+            <w:fldChar w:fldCharType="separate"/>
+          </w:r>
+          <w:r>
+            <w:t>4</w:t>
+          </w:r>
+          <w:r>
+            <w:fldChar w:fldCharType="end"/>
+          </w:r>
+          <w:r>
+            <w:rPr>
+              <w:rFonts w:hint="eastAsia" w:ascii="Microsoft JhengHei" w:hAnsi="Microsoft JhengHei" w:eastAsia="Microsoft JhengHei" w:cs="Microsoft JhengHei"/>
+              <w:szCs w:val="24"/>
+            </w:rPr>
+            <w:fldChar w:fldCharType="end"/>
+          </w:r>
         </w:p>
         <w:p>
           <w:pPr>
-            <w:pStyle w:val="30"/>
+            <w:pStyle w:val="13"/>
             <w:tabs>
               <w:tab w:val="right" w:leader="dot" w:pos="8371"/>
             </w:tabs>
           </w:pPr>
-          <w:hyperlink w:anchor="_Toc10030" w:history="1">
-            <w:r>
-              <w:t xml:space="preserve">3.3.3. </w:t>
-            </w:r>
-            <w:r>
-              <w:rPr>
-                <w:rFonts w:hint="eastAsia"/>
-              </w:rPr>
-              <w:t>审核组</w:t>
-            </w:r>
-            <w:r>
-              <w:tab/>
-            </w:r>
-            <w:r>
-              <w:fldChar w:fldCharType="begin"/>
-            </w:r>
-            <w:r>
-              <w:instrText xml:space="preserve"> PAGEREF _Toc10030 \h </w:instrText>
-            </w:r>
-            <w:r>
-              <w:fldChar w:fldCharType="separate"/>
-            </w:r>
-            <w:r>
-              <w:t>4</w:t>
-            </w:r>
-            <w:r>
-              <w:fldChar w:fldCharType="end"/>
-            </w:r>
-          </w:hyperlink>
+          <w:r>
+            <w:rPr>
+              <w:rFonts w:hint="eastAsia" w:ascii="Microsoft JhengHei" w:hAnsi="Microsoft JhengHei" w:eastAsia="Microsoft JhengHei" w:cs="Microsoft JhengHei"/>
+              <w:szCs w:val="24"/>
+            </w:rPr>
+            <w:fldChar w:fldCharType="begin"/>
+          </w:r>
+          <w:r>
+            <w:rPr>
+              <w:rFonts w:hint="eastAsia" w:ascii="Microsoft JhengHei" w:hAnsi="Microsoft JhengHei" w:eastAsia="Microsoft JhengHei" w:cs="Microsoft JhengHei"/>
+              <w:szCs w:val="24"/>
+            </w:rPr>
+            <w:instrText xml:space="preserve"> HYPERLINK \l _Toc14533 </w:instrText>
+          </w:r>
+          <w:r>
+            <w:rPr>
+              <w:rFonts w:hint="eastAsia" w:ascii="Microsoft JhengHei" w:hAnsi="Microsoft JhengHei" w:eastAsia="Microsoft JhengHei" w:cs="Microsoft JhengHei"/>
+              <w:szCs w:val="24"/>
+            </w:rPr>
+            <w:fldChar w:fldCharType="separate"/>
+          </w:r>
+          <w:r>
+            <w:rPr>
+              <w:rFonts w:hint="default"/>
+            </w:rPr>
+            <w:t xml:space="preserve">3.3.3. </w:t>
+          </w:r>
+          <w:r>
+            <w:rPr>
+              <w:rFonts w:hint="eastAsia"/>
+            </w:rPr>
+            <w:t>审核组</w:t>
+          </w:r>
+          <w:r>
+            <w:tab/>
+          </w:r>
+          <w:r>
+            <w:fldChar w:fldCharType="begin"/>
+          </w:r>
+          <w:r>
+            <w:instrText xml:space="preserve"> PAGEREF _Toc14533 \h </w:instrText>
+          </w:r>
+          <w:r>
+            <w:fldChar w:fldCharType="separate"/>
+          </w:r>
+          <w:r>
+            <w:t>4</w:t>
+          </w:r>
+          <w:r>
+            <w:fldChar w:fldCharType="end"/>
+          </w:r>
+          <w:r>
+            <w:rPr>
+              <w:rFonts w:hint="eastAsia" w:ascii="Microsoft JhengHei" w:hAnsi="Microsoft JhengHei" w:eastAsia="Microsoft JhengHei" w:cs="Microsoft JhengHei"/>
+              <w:szCs w:val="24"/>
+            </w:rPr>
+            <w:fldChar w:fldCharType="end"/>
+          </w:r>
         </w:p>
         <w:p>
           <w:pPr>
-            <w:pStyle w:val="20"/>
+            <w:pStyle w:val="18"/>
             <w:tabs>
               <w:tab w:val="right" w:leader="dot" w:pos="8371"/>
             </w:tabs>
           </w:pPr>
-          <w:hyperlink w:anchor="_Toc8663" w:history="1">
-            <w:r>
-              <w:t xml:space="preserve">3.4. </w:t>
-            </w:r>
-            <w:r>
-              <w:rPr>
-                <w:rFonts w:hint="eastAsia"/>
-              </w:rPr>
-              <w:t>审核依据</w:t>
-            </w:r>
-            <w:r>
-              <w:tab/>
-            </w:r>
-            <w:r>
-              <w:fldChar w:fldCharType="begin"/>
-            </w:r>
-            <w:r>
-              <w:instrText xml:space="preserve"> PAGEREF _Toc8663 \h </w:instrText>
-            </w:r>
-            <w:r>
-              <w:fldChar w:fldCharType="separate"/>
-            </w:r>
-            <w:r>
-              <w:t>5</w:t>
-            </w:r>
-            <w:r>
-              <w:fldChar w:fldCharType="end"/>
-            </w:r>
-          </w:hyperlink>
+          <w:r>
+            <w:rPr>
+              <w:rFonts w:hint="eastAsia" w:ascii="Microsoft JhengHei" w:hAnsi="Microsoft JhengHei" w:eastAsia="Microsoft JhengHei" w:cs="Microsoft JhengHei"/>
+              <w:szCs w:val="24"/>
+            </w:rPr>
+            <w:fldChar w:fldCharType="begin"/>
+          </w:r>
+          <w:r>
+            <w:rPr>
+              <w:rFonts w:hint="eastAsia" w:ascii="Microsoft JhengHei" w:hAnsi="Microsoft JhengHei" w:eastAsia="Microsoft JhengHei" w:cs="Microsoft JhengHei"/>
+              <w:szCs w:val="24"/>
+            </w:rPr>
+            <w:instrText xml:space="preserve"> HYPERLINK \l _Toc20896 </w:instrText>
+          </w:r>
+          <w:r>
+            <w:rPr>
+              <w:rFonts w:hint="eastAsia" w:ascii="Microsoft JhengHei" w:hAnsi="Microsoft JhengHei" w:eastAsia="Microsoft JhengHei" w:cs="Microsoft JhengHei"/>
+              <w:szCs w:val="24"/>
+            </w:rPr>
+            <w:fldChar w:fldCharType="separate"/>
+          </w:r>
+          <w:r>
+            <w:rPr>
+              <w:rFonts w:hint="default"/>
+            </w:rPr>
+            <w:t xml:space="preserve">3.4. </w:t>
+          </w:r>
+          <w:r>
+            <w:rPr>
+              <w:rFonts w:hint="eastAsia"/>
+            </w:rPr>
+            <w:t>审核依据</w:t>
+          </w:r>
+          <w:r>
+            <w:tab/>
+          </w:r>
+          <w:r>
+            <w:fldChar w:fldCharType="begin"/>
+          </w:r>
+          <w:r>
+            <w:instrText xml:space="preserve"> PAGEREF _Toc20896 \h </w:instrText>
+          </w:r>
+          <w:r>
+            <w:fldChar w:fldCharType="separate"/>
+          </w:r>
+          <w:r>
+            <w:t>5</w:t>
+          </w:r>
+          <w:r>
+            <w:fldChar w:fldCharType="end"/>
+          </w:r>
+          <w:r>
+            <w:rPr>
+              <w:rFonts w:hint="eastAsia" w:ascii="Microsoft JhengHei" w:hAnsi="Microsoft JhengHei" w:eastAsia="Microsoft JhengHei" w:cs="Microsoft JhengHei"/>
+              <w:szCs w:val="24"/>
+            </w:rPr>
+            <w:fldChar w:fldCharType="end"/>
+          </w:r>
         </w:p>
         <w:p>
           <w:pPr>
-            <w:pStyle w:val="20"/>
+            <w:pStyle w:val="18"/>
             <w:tabs>
               <w:tab w:val="right" w:leader="dot" w:pos="8371"/>
             </w:tabs>
           </w:pPr>
-          <w:hyperlink w:anchor="_Toc28810" w:history="1">
-            <w:r>
-              <w:t xml:space="preserve">3.5. </w:t>
-            </w:r>
-            <w:r>
-              <w:t>审核的计划</w:t>
-            </w:r>
-            <w:r>
-              <w:tab/>
-            </w:r>
-            <w:r>
-              <w:fldChar w:fldCharType="begin"/>
-            </w:r>
-            <w:r>
-              <w:instrText xml:space="preserve"> PAGEREF _Toc28810 \h </w:instrText>
-            </w:r>
-            <w:r>
-              <w:fldChar w:fldCharType="separate"/>
-            </w:r>
-            <w:r>
-              <w:t>5</w:t>
-            </w:r>
-            <w:r>
-              <w:fldChar w:fldCharType="end"/>
-            </w:r>
-          </w:hyperlink>
+          <w:r>
+            <w:rPr>
+              <w:rFonts w:hint="eastAsia" w:ascii="Microsoft JhengHei" w:hAnsi="Microsoft JhengHei" w:eastAsia="Microsoft JhengHei" w:cs="Microsoft JhengHei"/>
+              <w:szCs w:val="24"/>
+            </w:rPr>
+            <w:fldChar w:fldCharType="begin"/>
+          </w:r>
+          <w:r>
+            <w:rPr>
+              <w:rFonts w:hint="eastAsia" w:ascii="Microsoft JhengHei" w:hAnsi="Microsoft JhengHei" w:eastAsia="Microsoft JhengHei" w:cs="Microsoft JhengHei"/>
+              <w:szCs w:val="24"/>
+            </w:rPr>
+            <w:instrText xml:space="preserve"> HYPERLINK \l _Toc12108 </w:instrText>
+          </w:r>
+          <w:r>
+            <w:rPr>
+              <w:rFonts w:hint="eastAsia" w:ascii="Microsoft JhengHei" w:hAnsi="Microsoft JhengHei" w:eastAsia="Microsoft JhengHei" w:cs="Microsoft JhengHei"/>
+              <w:szCs w:val="24"/>
+            </w:rPr>
+            <w:fldChar w:fldCharType="separate"/>
+          </w:r>
+          <w:r>
+            <w:rPr>
+              <w:rFonts w:hint="default"/>
+            </w:rPr>
+            <w:t xml:space="preserve">3.5. </w:t>
+          </w:r>
+          <w:r>
+            <w:t>审核的计划</w:t>
+          </w:r>
+          <w:r>
+            <w:tab/>
+          </w:r>
+          <w:r>
+            <w:fldChar w:fldCharType="begin"/>
+          </w:r>
+          <w:r>
+            <w:instrText xml:space="preserve"> PAGEREF _Toc12108 \h </w:instrText>
+          </w:r>
+          <w:r>
+            <w:fldChar w:fldCharType="separate"/>
+          </w:r>
+          <w:r>
+            <w:t>5</w:t>
+          </w:r>
+          <w:r>
+            <w:fldChar w:fldCharType="end"/>
+          </w:r>
+          <w:r>
+            <w:rPr>
+              <w:rFonts w:hint="eastAsia" w:ascii="Microsoft JhengHei" w:hAnsi="Microsoft JhengHei" w:eastAsia="Microsoft JhengHei" w:cs="Microsoft JhengHei"/>
+              <w:szCs w:val="24"/>
+            </w:rPr>
+            <w:fldChar w:fldCharType="end"/>
+          </w:r>
         </w:p>
         <w:p>
           <w:pPr>
-            <w:pStyle w:val="10"/>
+            <w:pStyle w:val="17"/>
             <w:tabs>
               <w:tab w:val="right" w:leader="dot" w:pos="8371"/>
             </w:tabs>
           </w:pPr>
-          <w:hyperlink w:anchor="_Toc32214" w:history="1">
-            <w:r>
-              <w:t xml:space="preserve">4. </w:t>
-            </w:r>
-            <w:r>
-              <w:t>审核的准备</w:t>
-            </w:r>
-            <w:r>
-              <w:tab/>
-            </w:r>
-            <w:r>
-              <w:fldChar w:fldCharType="begin"/>
-            </w:r>
-            <w:r>
-              <w:instrText xml:space="preserve"> PAGEREF _Toc32214 \h </w:instrText>
-            </w:r>
-            <w:r>
-              <w:fldChar w:fldCharType="separate"/>
-            </w:r>
-            <w:r>
-              <w:t>5</w:t>
-            </w:r>
-            <w:r>
-              <w:fldChar w:fldCharType="end"/>
-            </w:r>
-          </w:hyperlink>
+          <w:r>
+            <w:rPr>
+              <w:rFonts w:hint="eastAsia" w:ascii="Microsoft JhengHei" w:hAnsi="Microsoft JhengHei" w:eastAsia="Microsoft JhengHei" w:cs="Microsoft JhengHei"/>
+              <w:szCs w:val="24"/>
+            </w:rPr>
+            <w:fldChar w:fldCharType="begin"/>
+          </w:r>
+          <w:r>
+            <w:rPr>
+              <w:rFonts w:hint="eastAsia" w:ascii="Microsoft JhengHei" w:hAnsi="Microsoft JhengHei" w:eastAsia="Microsoft JhengHei" w:cs="Microsoft JhengHei"/>
+              <w:szCs w:val="24"/>
+            </w:rPr>
+            <w:instrText xml:space="preserve"> HYPERLINK \l _Toc25598 </w:instrText>
+          </w:r>
+          <w:r>
+            <w:rPr>
+              <w:rFonts w:hint="eastAsia" w:ascii="Microsoft JhengHei" w:hAnsi="Microsoft JhengHei" w:eastAsia="Microsoft JhengHei" w:cs="Microsoft JhengHei"/>
+              <w:szCs w:val="24"/>
+            </w:rPr>
+            <w:fldChar w:fldCharType="separate"/>
+          </w:r>
+          <w:r>
+            <w:rPr>
+              <w:rFonts w:hint="default"/>
+            </w:rPr>
+            <w:t xml:space="preserve">4. </w:t>
+          </w:r>
+          <w:r>
+            <w:t>审核的准备</w:t>
+          </w:r>
+          <w:r>
+            <w:tab/>
+          </w:r>
+          <w:r>
+            <w:fldChar w:fldCharType="begin"/>
+          </w:r>
+          <w:r>
+            <w:instrText xml:space="preserve"> PAGEREF _Toc25598 \h </w:instrText>
+          </w:r>
+          <w:r>
+            <w:fldChar w:fldCharType="separate"/>
+          </w:r>
+          <w:r>
+            <w:t>5</w:t>
+          </w:r>
+          <w:r>
+            <w:fldChar w:fldCharType="end"/>
+          </w:r>
+          <w:r>
+            <w:rPr>
+              <w:rFonts w:hint="eastAsia" w:ascii="Microsoft JhengHei" w:hAnsi="Microsoft JhengHei" w:eastAsia="Microsoft JhengHei" w:cs="Microsoft JhengHei"/>
+              <w:szCs w:val="24"/>
+            </w:rPr>
+            <w:fldChar w:fldCharType="end"/>
+          </w:r>
         </w:p>
         <w:p>
           <w:pPr>
-            <w:pStyle w:val="10"/>
+            <w:pStyle w:val="17"/>
             <w:tabs>
               <w:tab w:val="right" w:leader="dot" w:pos="8371"/>
             </w:tabs>
           </w:pPr>
-          <w:hyperlink w:anchor="_Toc2422" w:history="1">
-            <w:r>
-              <w:t xml:space="preserve">5. </w:t>
-            </w:r>
-            <w:r>
-              <w:t>审核的实施</w:t>
-            </w:r>
-            <w:r>
-              <w:tab/>
-            </w:r>
-            <w:r>
-              <w:fldChar w:fldCharType="begin"/>
-            </w:r>
-            <w:r>
-              <w:instrText xml:space="preserve"> PAGEREF _Toc2422 \h </w:instrText>
-            </w:r>
-            <w:r>
-              <w:fldChar w:fldCharType="separate"/>
-            </w:r>
-            <w:r>
-              <w:t>5</w:t>
-            </w:r>
-            <w:r>
-              <w:fldChar w:fldCharType="end"/>
-            </w:r>
-          </w:hyperlink>
+          <w:r>
+            <w:rPr>
+              <w:rFonts w:hint="eastAsia" w:ascii="Microsoft JhengHei" w:hAnsi="Microsoft JhengHei" w:eastAsia="Microsoft JhengHei" w:cs="Microsoft JhengHei"/>
+              <w:szCs w:val="24"/>
+            </w:rPr>
+            <w:fldChar w:fldCharType="begin"/>
+          </w:r>
+          <w:r>
+            <w:rPr>
+              <w:rFonts w:hint="eastAsia" w:ascii="Microsoft JhengHei" w:hAnsi="Microsoft JhengHei" w:eastAsia="Microsoft JhengHei" w:cs="Microsoft JhengHei"/>
+              <w:szCs w:val="24"/>
+            </w:rPr>
+            <w:instrText xml:space="preserve"> HYPERLINK \l _Toc18813 </w:instrText>
+          </w:r>
+          <w:r>
+            <w:rPr>
+              <w:rFonts w:hint="eastAsia" w:ascii="Microsoft JhengHei" w:hAnsi="Microsoft JhengHei" w:eastAsia="Microsoft JhengHei" w:cs="Microsoft JhengHei"/>
+              <w:szCs w:val="24"/>
+            </w:rPr>
+            <w:fldChar w:fldCharType="separate"/>
+          </w:r>
+          <w:r>
+            <w:rPr>
+              <w:rFonts w:hint="default"/>
+            </w:rPr>
+            <w:t xml:space="preserve">5. </w:t>
+          </w:r>
+          <w:r>
+            <w:t>审核的实施</w:t>
+          </w:r>
+          <w:r>
+            <w:tab/>
+          </w:r>
+          <w:r>
+            <w:fldChar w:fldCharType="begin"/>
+          </w:r>
+          <w:r>
+            <w:instrText xml:space="preserve"> PAGEREF _Toc18813 \h </w:instrText>
+          </w:r>
+          <w:r>
+            <w:fldChar w:fldCharType="separate"/>
+          </w:r>
+          <w:r>
+            <w:t>5</w:t>
+          </w:r>
+          <w:r>
+            <w:fldChar w:fldCharType="end"/>
+          </w:r>
+          <w:r>
+            <w:rPr>
+              <w:rFonts w:hint="eastAsia" w:ascii="Microsoft JhengHei" w:hAnsi="Microsoft JhengHei" w:eastAsia="Microsoft JhengHei" w:cs="Microsoft JhengHei"/>
+              <w:szCs w:val="24"/>
+            </w:rPr>
+            <w:fldChar w:fldCharType="end"/>
+          </w:r>
         </w:p>
         <w:p>
           <w:pPr>
-            <w:pStyle w:val="10"/>
+            <w:pStyle w:val="17"/>
             <w:tabs>
               <w:tab w:val="right" w:leader="dot" w:pos="8371"/>
             </w:tabs>
           </w:pPr>
-          <w:hyperlink w:anchor="_Toc11515" w:history="1">
-            <w:r>
-              <w:t xml:space="preserve">6. </w:t>
-            </w:r>
-            <w:r>
-              <w:t>不符合项报告</w:t>
-            </w:r>
-            <w:r>
-              <w:tab/>
-            </w:r>
-            <w:r>
-              <w:fldChar w:fldCharType="begin"/>
-            </w:r>
-            <w:r>
-              <w:instrText xml:space="preserve"> PAGEREF _Toc11515 \h </w:instrText>
-            </w:r>
-            <w:r>
-              <w:fldChar w:fldCharType="separate"/>
-            </w:r>
-            <w:r>
-              <w:t>6</w:t>
-            </w:r>
-            <w:r>
-              <w:fldChar w:fldCharType="end"/>
-            </w:r>
-          </w:hyperlink>
+          <w:r>
+            <w:rPr>
+              <w:rFonts w:hint="eastAsia" w:ascii="Microsoft JhengHei" w:hAnsi="Microsoft JhengHei" w:eastAsia="Microsoft JhengHei" w:cs="Microsoft JhengHei"/>
+              <w:szCs w:val="24"/>
+            </w:rPr>
+            <w:fldChar w:fldCharType="begin"/>
+          </w:r>
+          <w:r>
+            <w:rPr>
+              <w:rFonts w:hint="eastAsia" w:ascii="Microsoft JhengHei" w:hAnsi="Microsoft JhengHei" w:eastAsia="Microsoft JhengHei" w:cs="Microsoft JhengHei"/>
+              <w:szCs w:val="24"/>
+            </w:rPr>
+            <w:instrText xml:space="preserve"> HYPERLINK \l _Toc2093 </w:instrText>
+          </w:r>
+          <w:r>
+            <w:rPr>
+              <w:rFonts w:hint="eastAsia" w:ascii="Microsoft JhengHei" w:hAnsi="Microsoft JhengHei" w:eastAsia="Microsoft JhengHei" w:cs="Microsoft JhengHei"/>
+              <w:szCs w:val="24"/>
+            </w:rPr>
+            <w:fldChar w:fldCharType="separate"/>
+          </w:r>
+          <w:r>
+            <w:rPr>
+              <w:rFonts w:hint="default"/>
+            </w:rPr>
+            <w:t xml:space="preserve">6. </w:t>
+          </w:r>
+          <w:r>
+            <w:t>不符合项报告</w:t>
+          </w:r>
+          <w:r>
+            <w:tab/>
+          </w:r>
+          <w:r>
+            <w:fldChar w:fldCharType="begin"/>
+          </w:r>
+          <w:r>
+            <w:instrText xml:space="preserve"> PAGEREF _Toc2093 \h </w:instrText>
+          </w:r>
+          <w:r>
+            <w:fldChar w:fldCharType="separate"/>
+          </w:r>
+          <w:r>
+            <w:t>6</w:t>
+          </w:r>
+          <w:r>
+            <w:fldChar w:fldCharType="end"/>
+          </w:r>
+          <w:r>
+            <w:rPr>
+              <w:rFonts w:hint="eastAsia" w:ascii="Microsoft JhengHei" w:hAnsi="Microsoft JhengHei" w:eastAsia="Microsoft JhengHei" w:cs="Microsoft JhengHei"/>
+              <w:szCs w:val="24"/>
+            </w:rPr>
+            <w:fldChar w:fldCharType="end"/>
+          </w:r>
         </w:p>
         <w:p>
           <w:pPr>
-            <w:pStyle w:val="10"/>
+            <w:pStyle w:val="17"/>
             <w:tabs>
               <w:tab w:val="right" w:leader="dot" w:pos="8371"/>
             </w:tabs>
           </w:pPr>
-          <w:hyperlink w:anchor="_Toc3181" w:history="1">
-            <w:r>
-              <w:t xml:space="preserve">7. </w:t>
-            </w:r>
-            <w:r>
-              <w:t>审核报告</w:t>
-            </w:r>
-            <w:r>
-              <w:tab/>
-            </w:r>
-            <w:r>
-              <w:fldChar w:fldCharType="begin"/>
-            </w:r>
-            <w:r>
-              <w:instrText xml:space="preserve"> PAGEREF _Toc3181 \h </w:instrText>
-            </w:r>
-            <w:r>
-              <w:fldChar w:fldCharType="separate"/>
-            </w:r>
-            <w:r>
-              <w:t>7</w:t>
-            </w:r>
-            <w:r>
-              <w:fldChar w:fldCharType="end"/>
-            </w:r>
-          </w:hyperlink>
+          <w:r>
+            <w:rPr>
+              <w:rFonts w:hint="eastAsia" w:ascii="Microsoft JhengHei" w:hAnsi="Microsoft JhengHei" w:eastAsia="Microsoft JhengHei" w:cs="Microsoft JhengHei"/>
+              <w:szCs w:val="24"/>
+            </w:rPr>
+            <w:fldChar w:fldCharType="begin"/>
+          </w:r>
+          <w:r>
+            <w:rPr>
+              <w:rFonts w:hint="eastAsia" w:ascii="Microsoft JhengHei" w:hAnsi="Microsoft JhengHei" w:eastAsia="Microsoft JhengHei" w:cs="Microsoft JhengHei"/>
+              <w:szCs w:val="24"/>
+            </w:rPr>
+            <w:instrText xml:space="preserve"> HYPERLINK \l _Toc20672 </w:instrText>
+          </w:r>
+          <w:r>
+            <w:rPr>
+              <w:rFonts w:hint="eastAsia" w:ascii="Microsoft JhengHei" w:hAnsi="Microsoft JhengHei" w:eastAsia="Microsoft JhengHei" w:cs="Microsoft JhengHei"/>
+              <w:szCs w:val="24"/>
+            </w:rPr>
+            <w:fldChar w:fldCharType="separate"/>
+          </w:r>
+          <w:r>
+            <w:rPr>
+              <w:rFonts w:hint="default"/>
+            </w:rPr>
+            <w:t xml:space="preserve">7. </w:t>
+          </w:r>
+          <w:r>
+            <w:t>审核报告</w:t>
+          </w:r>
+          <w:r>
+            <w:tab/>
+          </w:r>
+          <w:r>
+            <w:fldChar w:fldCharType="begin"/>
+          </w:r>
+          <w:r>
+            <w:instrText xml:space="preserve"> PAGEREF _Toc20672 \h </w:instrText>
+          </w:r>
+          <w:r>
+            <w:fldChar w:fldCharType="separate"/>
+          </w:r>
+          <w:r>
+            <w:t>6</w:t>
+          </w:r>
+          <w:r>
+            <w:fldChar w:fldCharType="end"/>
+          </w:r>
+          <w:r>
+            <w:rPr>
+              <w:rFonts w:hint="eastAsia" w:ascii="Microsoft JhengHei" w:hAnsi="Microsoft JhengHei" w:eastAsia="Microsoft JhengHei" w:cs="Microsoft JhengHei"/>
+              <w:szCs w:val="24"/>
+            </w:rPr>
+            <w:fldChar w:fldCharType="end"/>
+          </w:r>
         </w:p>
         <w:p>
           <w:pPr>
-            <w:pStyle w:val="10"/>
+            <w:pStyle w:val="17"/>
             <w:tabs>
               <w:tab w:val="right" w:leader="dot" w:pos="8371"/>
             </w:tabs>
           </w:pPr>
-          <w:hyperlink w:anchor="_Toc30856" w:history="1">
-            <w:r>
-              <w:t xml:space="preserve">8. </w:t>
-            </w:r>
-            <w:r>
-              <w:t>总结会议</w:t>
-            </w:r>
-            <w:r>
-              <w:tab/>
-            </w:r>
-            <w:r>
-              <w:fldChar w:fldCharType="begin"/>
-            </w:r>
-            <w:r>
-              <w:instrText xml:space="preserve"> PAGEREF _Toc30856 \h </w:instrText>
-            </w:r>
-            <w:r>
-              <w:fldChar w:fldCharType="separate"/>
-            </w:r>
-            <w:r>
-              <w:t>7</w:t>
-            </w:r>
-            <w:r>
-              <w:fldChar w:fldCharType="end"/>
-            </w:r>
-          </w:hyperlink>
+          <w:r>
+            <w:rPr>
+              <w:rFonts w:hint="eastAsia" w:ascii="Microsoft JhengHei" w:hAnsi="Microsoft JhengHei" w:eastAsia="Microsoft JhengHei" w:cs="Microsoft JhengHei"/>
+              <w:szCs w:val="24"/>
+            </w:rPr>
+            <w:fldChar w:fldCharType="begin"/>
+          </w:r>
+          <w:r>
+            <w:rPr>
+              <w:rFonts w:hint="eastAsia" w:ascii="Microsoft JhengHei" w:hAnsi="Microsoft JhengHei" w:eastAsia="Microsoft JhengHei" w:cs="Microsoft JhengHei"/>
+              <w:szCs w:val="24"/>
+            </w:rPr>
+            <w:instrText xml:space="preserve"> HYPERLINK \l _Toc12941 </w:instrText>
+          </w:r>
+          <w:r>
+            <w:rPr>
+              <w:rFonts w:hint="eastAsia" w:ascii="Microsoft JhengHei" w:hAnsi="Microsoft JhengHei" w:eastAsia="Microsoft JhengHei" w:cs="Microsoft JhengHei"/>
+              <w:szCs w:val="24"/>
+            </w:rPr>
+            <w:fldChar w:fldCharType="separate"/>
+          </w:r>
+          <w:r>
+            <w:rPr>
+              <w:rFonts w:hint="default"/>
+            </w:rPr>
+            <w:t xml:space="preserve">8. </w:t>
+          </w:r>
+          <w:r>
+            <w:t>总结会议</w:t>
+          </w:r>
+          <w:r>
+            <w:tab/>
+          </w:r>
+          <w:r>
+            <w:fldChar w:fldCharType="begin"/>
+          </w:r>
+          <w:r>
+            <w:instrText xml:space="preserve"> PAGEREF _Toc12941 \h </w:instrText>
+          </w:r>
+          <w:r>
+            <w:fldChar w:fldCharType="separate"/>
+          </w:r>
+          <w:r>
+            <w:t>6</w:t>
+          </w:r>
+          <w:r>
+            <w:fldChar w:fldCharType="end"/>
+          </w:r>
+          <w:r>
+            <w:rPr>
+              <w:rFonts w:hint="eastAsia" w:ascii="Microsoft JhengHei" w:hAnsi="Microsoft JhengHei" w:eastAsia="Microsoft JhengHei" w:cs="Microsoft JhengHei"/>
+              <w:szCs w:val="24"/>
+            </w:rPr>
+            <w:fldChar w:fldCharType="end"/>
+          </w:r>
         </w:p>
         <w:p>
           <w:pPr>
-            <w:pStyle w:val="10"/>
+            <w:pStyle w:val="17"/>
             <w:tabs>
               <w:tab w:val="right" w:leader="dot" w:pos="8371"/>
             </w:tabs>
           </w:pPr>
-          <w:hyperlink w:anchor="_Toc7057" w:history="1">
-            <w:r>
-              <w:t xml:space="preserve">9. </w:t>
-            </w:r>
-            <w:r>
-              <w:t>服务改进措施</w:t>
-            </w:r>
-            <w:r>
-              <w:tab/>
-            </w:r>
-            <w:r>
-              <w:fldChar w:fldCharType="begin"/>
-            </w:r>
-            <w:r>
-              <w:instrText xml:space="preserve"> PAGEREF _Toc7057 \h </w:instrText>
-            </w:r>
-            <w:r>
-              <w:fldChar w:fldCharType="separate"/>
-            </w:r>
-            <w:r>
-              <w:t>7</w:t>
-            </w:r>
-            <w:r>
-              <w:fldChar w:fldCharType="end"/>
-            </w:r>
-          </w:hyperlink>
+          <w:r>
+            <w:rPr>
+              <w:rFonts w:hint="eastAsia" w:ascii="Microsoft JhengHei" w:hAnsi="Microsoft JhengHei" w:eastAsia="Microsoft JhengHei" w:cs="Microsoft JhengHei"/>
+              <w:szCs w:val="24"/>
+            </w:rPr>
+            <w:fldChar w:fldCharType="begin"/>
+          </w:r>
+          <w:r>
+            <w:rPr>
+              <w:rFonts w:hint="eastAsia" w:ascii="Microsoft JhengHei" w:hAnsi="Microsoft JhengHei" w:eastAsia="Microsoft JhengHei" w:cs="Microsoft JhengHei"/>
+              <w:szCs w:val="24"/>
+            </w:rPr>
+            <w:instrText xml:space="preserve"> HYPERLINK \l _Toc15944 </w:instrText>
+          </w:r>
+          <w:r>
+            <w:rPr>
+              <w:rFonts w:hint="eastAsia" w:ascii="Microsoft JhengHei" w:hAnsi="Microsoft JhengHei" w:eastAsia="Microsoft JhengHei" w:cs="Microsoft JhengHei"/>
+              <w:szCs w:val="24"/>
+            </w:rPr>
+            <w:fldChar w:fldCharType="separate"/>
+          </w:r>
+          <w:r>
+            <w:rPr>
+              <w:rFonts w:hint="default"/>
+            </w:rPr>
+            <w:t xml:space="preserve">9. </w:t>
+          </w:r>
+          <w:r>
+            <w:t>服务改进措施</w:t>
+          </w:r>
+          <w:r>
+            <w:tab/>
+          </w:r>
+          <w:r>
+            <w:fldChar w:fldCharType="begin"/>
+          </w:r>
+          <w:r>
+            <w:instrText xml:space="preserve"> PAGEREF _Toc15944 \h </w:instrText>
+          </w:r>
+          <w:r>
+            <w:fldChar w:fldCharType="separate"/>
+          </w:r>
+          <w:r>
+            <w:t>7</w:t>
+          </w:r>
+          <w:r>
+            <w:fldChar w:fldCharType="end"/>
+          </w:r>
+          <w:r>
+            <w:rPr>
+              <w:rFonts w:hint="eastAsia" w:ascii="Microsoft JhengHei" w:hAnsi="Microsoft JhengHei" w:eastAsia="Microsoft JhengHei" w:cs="Microsoft JhengHei"/>
+              <w:szCs w:val="24"/>
+            </w:rPr>
+            <w:fldChar w:fldCharType="end"/>
+          </w:r>
         </w:p>
         <w:p>
           <w:pPr>
-            <w:pStyle w:val="10"/>
+            <w:pStyle w:val="17"/>
             <w:tabs>
               <w:tab w:val="right" w:leader="dot" w:pos="8371"/>
             </w:tabs>
           </w:pPr>
-          <w:hyperlink w:anchor="_Toc10328" w:history="1">
-            <w:r>
-              <w:t xml:space="preserve">10. </w:t>
-            </w:r>
-            <w:r>
-              <w:t>跟踪验证</w:t>
-            </w:r>
-            <w:r>
-              <w:tab/>
-            </w:r>
-            <w:r>
-              <w:fldChar w:fldCharType="begin"/>
-            </w:r>
-            <w:r>
-              <w:instrText xml:space="preserve"> PAGEREF _Toc10328 \h </w:instrText>
-            </w:r>
-            <w:r>
-              <w:fldChar w:fldCharType="separate"/>
-            </w:r>
-            <w:r>
-              <w:t>7</w:t>
-            </w:r>
-            <w:r>
-              <w:fldChar w:fldCharType="end"/>
-            </w:r>
-          </w:hyperlink>
+          <w:r>
+            <w:rPr>
+              <w:rFonts w:hint="eastAsia" w:ascii="Microsoft JhengHei" w:hAnsi="Microsoft JhengHei" w:eastAsia="Microsoft JhengHei" w:cs="Microsoft JhengHei"/>
+              <w:szCs w:val="24"/>
+            </w:rPr>
+            <w:fldChar w:fldCharType="begin"/>
+          </w:r>
+          <w:r>
+            <w:rPr>
+              <w:rFonts w:hint="eastAsia" w:ascii="Microsoft JhengHei" w:hAnsi="Microsoft JhengHei" w:eastAsia="Microsoft JhengHei" w:cs="Microsoft JhengHei"/>
+              <w:szCs w:val="24"/>
+            </w:rPr>
+            <w:instrText xml:space="preserve"> HYPERLINK \l _Toc7333 </w:instrText>
+          </w:r>
+          <w:r>
+            <w:rPr>
+              <w:rFonts w:hint="eastAsia" w:ascii="Microsoft JhengHei" w:hAnsi="Microsoft JhengHei" w:eastAsia="Microsoft JhengHei" w:cs="Microsoft JhengHei"/>
+              <w:szCs w:val="24"/>
+            </w:rPr>
+            <w:fldChar w:fldCharType="separate"/>
+          </w:r>
+          <w:r>
+            <w:rPr>
+              <w:rFonts w:hint="default"/>
+            </w:rPr>
+            <w:t xml:space="preserve">10. </w:t>
+          </w:r>
+          <w:r>
+            <w:t>跟踪验证</w:t>
+          </w:r>
+          <w:r>
+            <w:tab/>
+          </w:r>
+          <w:r>
+            <w:fldChar w:fldCharType="begin"/>
+          </w:r>
+          <w:r>
+            <w:instrText xml:space="preserve"> PAGEREF _Toc7333 \h </w:instrText>
+          </w:r>
+          <w:r>
+            <w:fldChar w:fldCharType="separate"/>
+          </w:r>
+          <w:r>
+            <w:t>7</w:t>
+          </w:r>
+          <w:r>
+            <w:fldChar w:fldCharType="end"/>
+          </w:r>
+          <w:r>
+            <w:rPr>
+              <w:rFonts w:hint="eastAsia" w:ascii="Microsoft JhengHei" w:hAnsi="Microsoft JhengHei" w:eastAsia="Microsoft JhengHei" w:cs="Microsoft JhengHei"/>
+              <w:szCs w:val="24"/>
+            </w:rPr>
+            <w:fldChar w:fldCharType="end"/>
+          </w:r>
         </w:p>
         <w:p>
           <w:pPr>
-            <w:pStyle w:val="10"/>
+            <w:pStyle w:val="17"/>
             <w:tabs>
               <w:tab w:val="right" w:leader="dot" w:pos="8371"/>
             </w:tabs>
           </w:pPr>
-          <w:hyperlink w:anchor="_Toc23694" w:history="1">
-            <w:r>
-              <w:rPr>
-                <w:lang w:eastAsia="zh-CN"/>
-              </w:rPr>
-              <w:t xml:space="preserve">11. </w:t>
-            </w:r>
-            <w:r>
-              <w:rPr>
-                <w:rFonts w:hint="eastAsia"/>
-                <w:lang w:eastAsia="zh-CN"/>
-              </w:rPr>
-              <w:t>流程衡量指标</w:t>
-            </w:r>
-            <w:r>
-              <w:tab/>
-            </w:r>
-            <w:r>
-              <w:fldChar w:fldCharType="begin"/>
-            </w:r>
-            <w:r>
-              <w:instrText xml:space="preserve"> PAGEREF _Toc23694 \h </w:instrText>
-            </w:r>
-            <w:r>
-              <w:fldChar w:fldCharType="separate"/>
-            </w:r>
-            <w:r>
-              <w:t>7</w:t>
-            </w:r>
-            <w:r>
-              <w:fldChar w:fldCharType="end"/>
-            </w:r>
-          </w:hyperlink>
+          <w:r>
+            <w:rPr>
+              <w:rFonts w:hint="eastAsia" w:ascii="Microsoft JhengHei" w:hAnsi="Microsoft JhengHei" w:eastAsia="Microsoft JhengHei" w:cs="Microsoft JhengHei"/>
+              <w:szCs w:val="24"/>
+            </w:rPr>
+            <w:fldChar w:fldCharType="begin"/>
+          </w:r>
+          <w:r>
+            <w:rPr>
+              <w:rFonts w:hint="eastAsia" w:ascii="Microsoft JhengHei" w:hAnsi="Microsoft JhengHei" w:eastAsia="Microsoft JhengHei" w:cs="Microsoft JhengHei"/>
+              <w:szCs w:val="24"/>
+            </w:rPr>
+            <w:instrText xml:space="preserve"> HYPERLINK \l _Toc32274 </w:instrText>
+          </w:r>
+          <w:r>
+            <w:rPr>
+              <w:rFonts w:hint="eastAsia" w:ascii="Microsoft JhengHei" w:hAnsi="Microsoft JhengHei" w:eastAsia="Microsoft JhengHei" w:cs="Microsoft JhengHei"/>
+              <w:szCs w:val="24"/>
+            </w:rPr>
+            <w:fldChar w:fldCharType="separate"/>
+          </w:r>
+          <w:r>
+            <w:rPr>
+              <w:rFonts w:hint="default"/>
+              <w:lang w:eastAsia="zh-CN"/>
+            </w:rPr>
+            <w:t xml:space="preserve">11. </w:t>
+          </w:r>
+          <w:r>
+            <w:rPr>
+              <w:rFonts w:hint="eastAsia"/>
+              <w:lang w:eastAsia="zh-CN"/>
+            </w:rPr>
+            <w:t>流程衡量指标</w:t>
+          </w:r>
+          <w:r>
+            <w:tab/>
+          </w:r>
+          <w:r>
+            <w:fldChar w:fldCharType="begin"/>
+          </w:r>
+          <w:r>
+            <w:instrText xml:space="preserve"> PAGEREF _Toc32274 \h </w:instrText>
+          </w:r>
+          <w:r>
+            <w:fldChar w:fldCharType="separate"/>
+          </w:r>
+          <w:r>
+            <w:t>7</w:t>
+          </w:r>
+          <w:r>
+            <w:fldChar w:fldCharType="end"/>
+          </w:r>
+          <w:r>
+            <w:rPr>
+              <w:rFonts w:hint="eastAsia" w:ascii="Microsoft JhengHei" w:hAnsi="Microsoft JhengHei" w:eastAsia="Microsoft JhengHei" w:cs="Microsoft JhengHei"/>
+              <w:szCs w:val="24"/>
+            </w:rPr>
+            <w:fldChar w:fldCharType="end"/>
+          </w:r>
         </w:p>
         <w:p>
           <w:pPr>
-            <w:pStyle w:val="10"/>
+            <w:pStyle w:val="17"/>
             <w:tabs>
               <w:tab w:val="right" w:leader="dot" w:pos="8371"/>
             </w:tabs>
           </w:pPr>
-          <w:hyperlink w:anchor="_Toc15290" w:history="1">
-            <w:r>
-              <w:t xml:space="preserve">12. </w:t>
-            </w:r>
-            <w:r>
-              <w:t>内审记录</w:t>
-            </w:r>
-            <w:r>
-              <w:tab/>
-            </w:r>
-            <w:r>
-              <w:fldChar w:fldCharType="begin"/>
-            </w:r>
-            <w:r>
-              <w:instrText xml:space="preserve"> PAGEREF _Toc15290 \h </w:instrText>
-            </w:r>
-            <w:r>
-              <w:fldChar w:fldCharType="separate"/>
-            </w:r>
-            <w:r>
-              <w:t>7</w:t>
-            </w:r>
-            <w:r>
-              <w:fldChar w:fldCharType="end"/>
-            </w:r>
-          </w:hyperlink>
+          <w:r>
+            <w:rPr>
+              <w:rFonts w:hint="eastAsia" w:ascii="Microsoft JhengHei" w:hAnsi="Microsoft JhengHei" w:eastAsia="Microsoft JhengHei" w:cs="Microsoft JhengHei"/>
+              <w:szCs w:val="24"/>
+            </w:rPr>
+            <w:fldChar w:fldCharType="begin"/>
+          </w:r>
+          <w:r>
+            <w:rPr>
+              <w:rFonts w:hint="eastAsia" w:ascii="Microsoft JhengHei" w:hAnsi="Microsoft JhengHei" w:eastAsia="Microsoft JhengHei" w:cs="Microsoft JhengHei"/>
+              <w:szCs w:val="24"/>
+            </w:rPr>
+            <w:instrText xml:space="preserve"> HYPERLINK \l _Toc8367 </w:instrText>
+          </w:r>
+          <w:r>
+            <w:rPr>
+              <w:rFonts w:hint="eastAsia" w:ascii="Microsoft JhengHei" w:hAnsi="Microsoft JhengHei" w:eastAsia="Microsoft JhengHei" w:cs="Microsoft JhengHei"/>
+              <w:szCs w:val="24"/>
+            </w:rPr>
+            <w:fldChar w:fldCharType="separate"/>
+          </w:r>
+          <w:r>
+            <w:rPr>
+              <w:rFonts w:hint="default"/>
+            </w:rPr>
+            <w:t xml:space="preserve">12. </w:t>
+          </w:r>
+          <w:r>
+            <w:t>内审记录</w:t>
+          </w:r>
+          <w:r>
+            <w:tab/>
+          </w:r>
+          <w:r>
+            <w:fldChar w:fldCharType="begin"/>
+          </w:r>
+          <w:r>
+            <w:instrText xml:space="preserve"> PAGEREF _Toc8367 \h </w:instrText>
+          </w:r>
+          <w:r>
+            <w:fldChar w:fldCharType="separate"/>
+          </w:r>
+          <w:r>
+            <w:t>7</w:t>
+          </w:r>
+          <w:r>
+            <w:fldChar w:fldCharType="end"/>
+          </w:r>
+          <w:r>
+            <w:rPr>
+              <w:rFonts w:hint="eastAsia" w:ascii="Microsoft JhengHei" w:hAnsi="Microsoft JhengHei" w:eastAsia="Microsoft JhengHei" w:cs="Microsoft JhengHei"/>
+              <w:szCs w:val="24"/>
+            </w:rPr>
+            <w:fldChar w:fldCharType="end"/>
+          </w:r>
         </w:p>
         <w:p>
           <w:pPr>
             <w:widowControl w:val="0"/>
             <w:spacing w:line="220" w:lineRule="auto"/>
             <w:rPr>
-              <w:rFonts w:ascii="Microsoft JhengHei" w:eastAsia="Microsoft JhengHei" w:hAnsi="Microsoft JhengHei" w:cs="Microsoft JhengHei"/>
+              <w:rFonts w:ascii="Microsoft JhengHei" w:hAnsi="Microsoft JhengHei" w:eastAsia="Microsoft JhengHei" w:cs="Microsoft JhengHei"/>
               <w:sz w:val="24"/>
               <w:szCs w:val="24"/>
             </w:rPr>
           </w:pPr>
           <w:r>
             <w:rPr>
-              <w:rFonts w:ascii="Microsoft JhengHei" w:eastAsia="Microsoft JhengHei" w:hAnsi="Microsoft JhengHei" w:cs="Microsoft JhengHei" w:hint="eastAsia"/>
+              <w:rFonts w:hint="eastAsia" w:ascii="Microsoft JhengHei" w:hAnsi="Microsoft JhengHei" w:eastAsia="Microsoft JhengHei" w:cs="Microsoft JhengHei"/>
               <w:szCs w:val="24"/>
             </w:rPr>
             <w:fldChar w:fldCharType="end"/>
@@ -1762,60 +2521,53 @@
           <w:rFonts w:ascii="宋体" w:hAnsi="宋体" w:cs="宋体"/>
         </w:rPr>
         <w:sectPr>
-          <w:headerReference w:type="default" r:id="rId8"/>
-          <w:footerReference w:type="default" r:id="rId9"/>
+          <w:headerReference r:id="rId5" w:type="default"/>
+          <w:footerReference r:id="rId6" w:type="default"/>
           <w:pgSz w:w="11907" w:h="16840"/>
           <w:pgMar w:top="1162" w:right="1768" w:bottom="1359" w:left="1768" w:header="830" w:footer="1198" w:gutter="0"/>
-          <w:cols w:space="720"/>
+          <w:cols w:space="720" w:num="1"/>
         </w:sectPr>
       </w:pPr>
     </w:p>
     <w:p>
       <w:pPr>
-        <w:pStyle w:val="11"/>
+        <w:pStyle w:val="27"/>
         <w:keepNext w:val="0"/>
         <w:keepLines w:val="0"/>
         <w:widowControl w:val="0"/>
       </w:pPr>
-      <w:bookmarkStart w:id="4" w:name="_Toc2813"/>
-      <w:r>
-        <w:lastRenderedPageBreak/>
+      <w:bookmarkStart w:id="3" w:name="_Toc2955"/>
+      <w:r>
         <w:t>目的</w:t>
       </w:r>
-      <w:bookmarkEnd w:id="4"/>
-    </w:p>
-    <w:p>
-      <w:pPr>
-        <w:pStyle w:val="ab"/>
+      <w:bookmarkEnd w:id="3"/>
+    </w:p>
+    <w:p>
+      <w:pPr>
+        <w:pStyle w:val="28"/>
         <w:widowControl w:val="0"/>
         <w:ind w:firstLine="480"/>
       </w:pPr>
       <w:r>
-        <w:t>确定江苏云储智能科技有限公司的</w:t>
-      </w:r>
-      <w:r>
-        <w:t>ITSS</w:t>
-      </w:r>
-      <w:r>
-        <w:t>运维服务质量管理体系是否满足规定要求，以及是否得到有效实施和保持。</w:t>
-      </w:r>
-    </w:p>
-    <w:p>
-      <w:pPr>
-        <w:pStyle w:val="11"/>
+        <w:t>确定江苏云储智能科技有限公司的ITSS运维服务质量管理体系是否满足规定要求，以及是否得到有效实施和保持。</w:t>
+      </w:r>
+    </w:p>
+    <w:p>
+      <w:pPr>
+        <w:pStyle w:val="27"/>
         <w:keepNext w:val="0"/>
         <w:keepLines w:val="0"/>
         <w:widowControl w:val="0"/>
       </w:pPr>
-      <w:bookmarkStart w:id="5" w:name="_Toc16709"/>
+      <w:bookmarkStart w:id="4" w:name="_Toc31233"/>
       <w:r>
         <w:t>适用范围</w:t>
       </w:r>
-      <w:bookmarkEnd w:id="5"/>
-    </w:p>
-    <w:p>
-      <w:pPr>
-        <w:pStyle w:val="ab"/>
+      <w:bookmarkEnd w:id="4"/>
+    </w:p>
+    <w:p>
+      <w:pPr>
+        <w:pStyle w:val="28"/>
         <w:widowControl w:val="0"/>
         <w:ind w:firstLine="480"/>
       </w:pPr>
@@ -1825,41 +2577,40 @@
     </w:p>
     <w:p>
       <w:pPr>
-        <w:pStyle w:val="11"/>
+        <w:pStyle w:val="27"/>
         <w:keepNext w:val="0"/>
         <w:keepLines w:val="0"/>
         <w:widowControl w:val="0"/>
       </w:pPr>
-      <w:bookmarkStart w:id="6" w:name="_Toc5935"/>
+      <w:bookmarkStart w:id="5" w:name="_Toc8586"/>
       <w:r>
         <w:t>职责</w:t>
       </w:r>
-      <w:bookmarkEnd w:id="6"/>
-    </w:p>
-    <w:p>
-      <w:pPr>
-        <w:pStyle w:val="21"/>
+      <w:bookmarkEnd w:id="5"/>
+    </w:p>
+    <w:p>
+      <w:pPr>
+        <w:pStyle w:val="29"/>
         <w:keepNext w:val="0"/>
         <w:keepLines w:val="0"/>
         <w:widowControl w:val="0"/>
       </w:pPr>
-      <w:bookmarkStart w:id="7" w:name="bookmark21"/>
-      <w:bookmarkStart w:id="8" w:name="_Toc19101"/>
+      <w:bookmarkStart w:id="6" w:name="bookmark21"/>
+      <w:bookmarkEnd w:id="6"/>
+      <w:bookmarkStart w:id="7" w:name="_Toc25252"/>
+      <w:r>
+        <w:t>质量部</w:t>
+      </w:r>
       <w:bookmarkEnd w:id="7"/>
-      <w:r>
-        <w:t>质量部</w:t>
-      </w:r>
-      <w:bookmarkEnd w:id="8"/>
-    </w:p>
-    <w:p>
-      <w:pPr>
-        <w:pStyle w:val="ab"/>
-        <w:widowControl w:val="0"/>
+    </w:p>
+    <w:p>
+      <w:pPr>
+        <w:pStyle w:val="40"/>
         <w:numPr>
           <w:ilvl w:val="0"/>
           <w:numId w:val="2"/>
         </w:numPr>
-        <w:ind w:firstLineChars="0"/>
+        <w:bidi w:val="0"/>
       </w:pPr>
       <w:r>
         <w:t>质量部负责制订《内审计划》，由</w:t>
@@ -1876,13 +2627,12 @@
     </w:p>
     <w:p>
       <w:pPr>
-        <w:pStyle w:val="ab"/>
-        <w:widowControl w:val="0"/>
+        <w:pStyle w:val="40"/>
         <w:numPr>
           <w:ilvl w:val="0"/>
           <w:numId w:val="2"/>
         </w:numPr>
-        <w:ind w:firstLineChars="0"/>
+        <w:bidi w:val="0"/>
       </w:pPr>
       <w:r>
         <w:t>质量部经理或其他指定人员担任审核组长，负责组织编制内部质量体系审核检查表，并组织内审的实施，负责不符合项的跟踪验证。</w:t>
@@ -1890,20 +2640,20 @@
     </w:p>
     <w:p>
       <w:pPr>
-        <w:pStyle w:val="21"/>
+        <w:pStyle w:val="29"/>
         <w:keepNext w:val="0"/>
         <w:keepLines w:val="0"/>
         <w:widowControl w:val="0"/>
       </w:pPr>
-      <w:bookmarkStart w:id="9" w:name="_Toc29309"/>
+      <w:bookmarkStart w:id="8" w:name="_Toc1770"/>
       <w:r>
         <w:t>其他相关部门</w:t>
       </w:r>
-      <w:bookmarkEnd w:id="9"/>
-    </w:p>
-    <w:p>
-      <w:pPr>
-        <w:pStyle w:val="ab"/>
+      <w:bookmarkEnd w:id="8"/>
+    </w:p>
+    <w:p>
+      <w:pPr>
+        <w:pStyle w:val="28"/>
         <w:widowControl w:val="0"/>
         <w:ind w:firstLine="480"/>
       </w:pPr>
@@ -1913,173 +2663,124 @@
     </w:p>
     <w:p>
       <w:pPr>
-        <w:pStyle w:val="21"/>
+        <w:pStyle w:val="29"/>
         <w:keepNext w:val="0"/>
         <w:keepLines w:val="0"/>
         <w:widowControl w:val="0"/>
       </w:pPr>
-      <w:bookmarkStart w:id="10" w:name="_Toc20305"/>
+      <w:bookmarkStart w:id="9" w:name="_Toc30539"/>
       <w:r>
         <w:t>工作程序</w:t>
       </w:r>
+      <w:bookmarkEnd w:id="9"/>
+    </w:p>
+    <w:p>
+      <w:pPr>
+        <w:pStyle w:val="30"/>
+        <w:bidi w:val="0"/>
+      </w:pPr>
+      <w:bookmarkStart w:id="10" w:name="bookmark22"/>
       <w:bookmarkEnd w:id="10"/>
-    </w:p>
-    <w:p>
-      <w:pPr>
-        <w:pStyle w:val="31"/>
+      <w:bookmarkStart w:id="11" w:name="_Toc4799"/>
+      <w:r>
+        <w:rPr>
+          <w:rFonts w:hint="eastAsia"/>
+        </w:rPr>
+        <w:t>审核的频次</w:t>
+      </w:r>
+      <w:bookmarkEnd w:id="11"/>
+    </w:p>
+    <w:p>
+      <w:pPr>
+        <w:pStyle w:val="40"/>
+        <w:numPr>
+          <w:ilvl w:val="0"/>
+          <w:numId w:val="3"/>
+        </w:numPr>
+        <w:bidi w:val="0"/>
+      </w:pPr>
+      <w:r>
+        <w:t>完整的内审时间间隔不超过1年。</w:t>
+      </w:r>
+    </w:p>
+    <w:p>
+      <w:pPr>
+        <w:pStyle w:val="40"/>
+        <w:numPr>
+          <w:ilvl w:val="0"/>
+          <w:numId w:val="3"/>
+        </w:numPr>
+        <w:bidi w:val="0"/>
+      </w:pPr>
+      <w:r>
+        <w:t>需要时经副总批准后，可增加部分或完整质量体系的审核。</w:t>
+      </w:r>
+    </w:p>
+    <w:p>
+      <w:pPr>
+        <w:pStyle w:val="30"/>
         <w:keepNext w:val="0"/>
         <w:keepLines w:val="0"/>
         <w:widowControl w:val="0"/>
         <w:ind w:firstLine="478"/>
       </w:pPr>
-      <w:bookmarkStart w:id="11" w:name="bookmark22"/>
-      <w:bookmarkStart w:id="12" w:name="_Toc10928"/>
-      <w:bookmarkEnd w:id="11"/>
+      <w:bookmarkStart w:id="12" w:name="bookmark23"/>
+      <w:bookmarkEnd w:id="12"/>
+      <w:bookmarkStart w:id="13" w:name="_Toc11792"/>
       <w:r>
         <w:rPr>
           <w:rFonts w:hint="eastAsia"/>
         </w:rPr>
-        <w:t>审核的频次</w:t>
-      </w:r>
-      <w:bookmarkEnd w:id="12"/>
-    </w:p>
-    <w:p>
-      <w:pPr>
-        <w:pStyle w:val="af"/>
-        <w:widowControl w:val="0"/>
+        <w:t>审核的策划</w:t>
+      </w:r>
+      <w:bookmarkEnd w:id="13"/>
+    </w:p>
+    <w:p>
+      <w:pPr>
+        <w:pStyle w:val="40"/>
         <w:numPr>
           <w:ilvl w:val="0"/>
-          <w:numId w:val="3"/>
+          <w:numId w:val="4"/>
         </w:numPr>
-      </w:pPr>
-      <w:r>
-        <w:t>完整的内审时间间隔不超过</w:t>
-      </w:r>
-      <w:r>
-        <w:t>1</w:t>
-      </w:r>
-      <w:r>
-        <w:t>年。</w:t>
-      </w:r>
-    </w:p>
-    <w:p>
-      <w:pPr>
-        <w:pStyle w:val="af"/>
-        <w:widowControl w:val="0"/>
+        <w:bidi w:val="0"/>
+      </w:pPr>
+      <w:r>
+        <w:t>质量部经理负责将下一次内审的《内审计划》并发至各部门，在内审前进行策划。</w:t>
+      </w:r>
+    </w:p>
+    <w:p>
+      <w:pPr>
+        <w:pStyle w:val="40"/>
         <w:numPr>
           <w:ilvl w:val="0"/>
-          <w:numId w:val="3"/>
+          <w:numId w:val="4"/>
         </w:numPr>
-      </w:pPr>
-      <w:r>
-        <w:t>需要时经副总批准后，可增加部分或完整质量体系的审核。</w:t>
-      </w:r>
-    </w:p>
-    <w:p>
-      <w:pPr>
-        <w:pStyle w:val="31"/>
+        <w:bidi w:val="0"/>
+      </w:pPr>
+      <w:r>
+        <w:t>策划时应考虑审核过程和区域的状况和重要性以及以往的审核结果。</w:t>
+      </w:r>
+    </w:p>
+    <w:p>
+      <w:pPr>
+        <w:pStyle w:val="30"/>
         <w:keepNext w:val="0"/>
         <w:keepLines w:val="0"/>
         <w:widowControl w:val="0"/>
         <w:ind w:firstLine="478"/>
       </w:pPr>
-      <w:bookmarkStart w:id="13" w:name="bookmark23"/>
-      <w:bookmarkStart w:id="14" w:name="_Toc13685"/>
-      <w:bookmarkEnd w:id="13"/>
-      <w:r>
-        <w:rPr>
-          <w:rFonts w:hint="eastAsia"/>
-        </w:rPr>
-        <w:t>审核的策划</w:t>
-      </w:r>
-      <w:bookmarkEnd w:id="14"/>
-    </w:p>
-    <w:p>
-      <w:pPr>
-        <w:widowControl w:val="0"/>
-        <w:numPr>
-          <w:ilvl w:val="0"/>
-          <w:numId w:val="4"/>
-        </w:numPr>
-        <w:rPr>
-          <w:rFonts w:ascii="宋体" w:hAnsi="宋体" w:cs="宋体"/>
-          <w:spacing w:val="-1"/>
-          <w:sz w:val="24"/>
-          <w:szCs w:val="24"/>
-        </w:rPr>
-      </w:pPr>
-      <w:r>
-        <w:rPr>
-          <w:rFonts w:ascii="宋体" w:hAnsi="宋体" w:cs="宋体"/>
-          <w:spacing w:val="-1"/>
-          <w:sz w:val="24"/>
-          <w:szCs w:val="24"/>
-        </w:rPr>
-        <w:t>质量部经理负责将下一次内审的《内审计划》</w:t>
-      </w:r>
-      <w:r>
-        <w:rPr>
-          <w:rFonts w:ascii="宋体" w:hAnsi="宋体" w:cs="宋体"/>
-          <w:spacing w:val="-1"/>
-          <w:sz w:val="24"/>
-          <w:szCs w:val="24"/>
-        </w:rPr>
-        <w:t xml:space="preserve"> </w:t>
-      </w:r>
-      <w:r>
-        <w:rPr>
-          <w:rFonts w:ascii="宋体" w:hAnsi="宋体" w:cs="宋体"/>
-          <w:spacing w:val="-1"/>
-          <w:sz w:val="24"/>
-          <w:szCs w:val="24"/>
-        </w:rPr>
-        <w:t>并发至各部门，在内审前进行策划。</w:t>
-      </w:r>
-    </w:p>
-    <w:p>
-      <w:pPr>
-        <w:widowControl w:val="0"/>
-        <w:numPr>
-          <w:ilvl w:val="0"/>
-          <w:numId w:val="4"/>
-        </w:numPr>
-        <w:rPr>
-          <w:rFonts w:ascii="宋体" w:hAnsi="宋体" w:cs="宋体"/>
-          <w:spacing w:val="-1"/>
-          <w:sz w:val="24"/>
-          <w:szCs w:val="24"/>
-        </w:rPr>
-      </w:pPr>
-      <w:r>
-        <w:rPr>
-          <w:rFonts w:ascii="宋体" w:hAnsi="宋体" w:cs="宋体"/>
-          <w:spacing w:val="-1"/>
-          <w:sz w:val="24"/>
-          <w:szCs w:val="24"/>
-        </w:rPr>
-        <w:t>策划时应考虑审核过程和区域的状况和重要性以及以往的审核结果。</w:t>
-      </w:r>
-    </w:p>
-    <w:p>
-      <w:pPr>
-        <w:pStyle w:val="31"/>
-        <w:keepNext w:val="0"/>
-        <w:keepLines w:val="0"/>
-        <w:widowControl w:val="0"/>
-        <w:ind w:firstLine="478"/>
-      </w:pPr>
-      <w:bookmarkStart w:id="15" w:name="_Toc10030"/>
+      <w:bookmarkStart w:id="14" w:name="_Toc14533"/>
       <w:r>
         <w:rPr>
           <w:rFonts w:hint="eastAsia"/>
         </w:rPr>
         <w:t>审核组</w:t>
       </w:r>
-      <w:bookmarkEnd w:id="15"/>
-    </w:p>
-    <w:p>
-      <w:pPr>
-        <w:pStyle w:val="40"/>
+      <w:bookmarkEnd w:id="14"/>
+    </w:p>
+    <w:p>
+      <w:pPr>
+        <w:pStyle w:val="41"/>
         <w:keepNext w:val="0"/>
         <w:keepLines w:val="0"/>
         <w:ind w:left="1492"/>
@@ -2093,7 +2794,7 @@
     </w:p>
     <w:p>
       <w:pPr>
-        <w:pStyle w:val="ab"/>
+        <w:pStyle w:val="28"/>
         <w:widowControl w:val="0"/>
         <w:ind w:firstLine="480"/>
       </w:pPr>
@@ -2103,7 +2804,7 @@
     </w:p>
     <w:p>
       <w:pPr>
-        <w:pStyle w:val="40"/>
+        <w:pStyle w:val="41"/>
         <w:keepNext w:val="0"/>
         <w:keepLines w:val="0"/>
         <w:ind w:left="1492"/>
@@ -2117,7 +2818,7 @@
     </w:p>
     <w:p>
       <w:pPr>
-        <w:pStyle w:val="ab"/>
+        <w:pStyle w:val="28"/>
         <w:widowControl w:val="0"/>
         <w:ind w:firstLine="480"/>
       </w:pPr>
@@ -2127,7 +2828,7 @@
     </w:p>
     <w:p>
       <w:pPr>
-        <w:pStyle w:val="af"/>
+        <w:pStyle w:val="40"/>
         <w:widowControl w:val="0"/>
         <w:numPr>
           <w:ilvl w:val="0"/>
@@ -2135,13 +2836,12 @@
         </w:numPr>
       </w:pPr>
       <w:r>
-        <w:lastRenderedPageBreak/>
         <w:t>审核员应是经培训合格的公司内审员。</w:t>
       </w:r>
     </w:p>
     <w:p>
       <w:pPr>
-        <w:pStyle w:val="af"/>
+        <w:pStyle w:val="40"/>
         <w:widowControl w:val="0"/>
         <w:numPr>
           <w:ilvl w:val="0"/>
@@ -2154,7 +2854,7 @@
     </w:p>
     <w:p>
       <w:pPr>
-        <w:pStyle w:val="af"/>
+        <w:pStyle w:val="40"/>
         <w:widowControl w:val="0"/>
         <w:numPr>
           <w:ilvl w:val="0"/>
@@ -2167,23 +2867,23 @@
     </w:p>
     <w:p>
       <w:pPr>
-        <w:pStyle w:val="21"/>
+        <w:pStyle w:val="29"/>
         <w:keepNext w:val="0"/>
         <w:keepLines w:val="0"/>
         <w:widowControl w:val="0"/>
       </w:pPr>
-      <w:bookmarkStart w:id="16" w:name="_Toc8663"/>
+      <w:bookmarkStart w:id="15" w:name="_Toc20896"/>
       <w:r>
         <w:rPr>
           <w:rFonts w:hint="eastAsia"/>
         </w:rPr>
         <w:t>审核依据</w:t>
       </w:r>
-      <w:bookmarkEnd w:id="16"/>
-    </w:p>
-    <w:p>
-      <w:pPr>
-        <w:pStyle w:val="af"/>
+      <w:bookmarkEnd w:id="15"/>
+    </w:p>
+    <w:p>
+      <w:pPr>
+        <w:pStyle w:val="40"/>
         <w:widowControl w:val="0"/>
         <w:numPr>
           <w:ilvl w:val="0"/>
@@ -2200,25 +2900,7 @@
         <w:t>2</w:t>
       </w:r>
       <w:r>
-        <w:t>2</w:t>
-      </w:r>
-      <w:r>
-        <w:t>《信息技术服务</w:t>
-      </w:r>
-      <w:r>
-        <w:t xml:space="preserve">  </w:t>
-      </w:r>
-      <w:r>
-        <w:t>运行维护</w:t>
-      </w:r>
-      <w:r>
-        <w:t xml:space="preserve">  </w:t>
-      </w:r>
-      <w:r>
-        <w:t>第</w:t>
-      </w:r>
-      <w:r>
-        <w:t xml:space="preserve"> </w:t>
+        <w:t xml:space="preserve">2《信息技术服务  运行维护  第 </w:t>
       </w:r>
       <w:r>
         <w:rPr>
@@ -2227,10 +2909,7 @@
         <w:t>1</w:t>
       </w:r>
       <w:r>
-        <w:t xml:space="preserve"> </w:t>
-      </w:r>
-      <w:r>
-        <w:t>部分：</w:t>
+        <w:t xml:space="preserve"> 部分：</w:t>
       </w:r>
       <w:r>
         <w:rPr>
@@ -2244,7 +2923,7 @@
     </w:p>
     <w:p>
       <w:pPr>
-        <w:pStyle w:val="af"/>
+        <w:pStyle w:val="40"/>
         <w:widowControl w:val="0"/>
         <w:numPr>
           <w:ilvl w:val="0"/>
@@ -2252,7 +2931,17 @@
         </w:numPr>
       </w:pPr>
       <w:r>
-        <w:t>GB/T28827.1-20</w:t>
+        <w:t>GB/T28827.</w:t>
+      </w:r>
+      <w:r>
+        <w:rPr>
+          <w:rFonts w:hint="eastAsia"/>
+          <w:lang w:val="en-US" w:eastAsia="zh-CN"/>
+        </w:rPr>
+        <w:t>2</w:t>
+      </w:r>
+      <w:r>
+        <w:t>-20</w:t>
       </w:r>
       <w:r>
         <w:rPr>
@@ -2261,25 +2950,7 @@
         <w:t>1</w:t>
       </w:r>
       <w:r>
-        <w:t>2</w:t>
-      </w:r>
-      <w:r>
-        <w:t>《信息技术服务</w:t>
-      </w:r>
-      <w:r>
-        <w:t xml:space="preserve">  </w:t>
-      </w:r>
-      <w:r>
-        <w:t>运行维护</w:t>
-      </w:r>
-      <w:r>
-        <w:t xml:space="preserve">  </w:t>
-      </w:r>
-      <w:r>
-        <w:t>第</w:t>
-      </w:r>
-      <w:r>
-        <w:t xml:space="preserve"> </w:t>
+        <w:t xml:space="preserve">2《信息技术服务  运行维护  第 </w:t>
       </w:r>
       <w:r>
         <w:rPr>
@@ -2288,15 +2959,12 @@
         <w:t>2</w:t>
       </w:r>
       <w:r>
-        <w:t xml:space="preserve"> </w:t>
-      </w:r>
-      <w:r>
-        <w:t>部分：交付规范》</w:t>
-      </w:r>
-    </w:p>
-    <w:p>
-      <w:pPr>
-        <w:pStyle w:val="af"/>
+        <w:t xml:space="preserve"> 部分：交付规范》</w:t>
+      </w:r>
+    </w:p>
+    <w:p>
+      <w:pPr>
+        <w:pStyle w:val="40"/>
         <w:widowControl w:val="0"/>
         <w:numPr>
           <w:ilvl w:val="0"/>
@@ -2304,33 +2972,12 @@
         </w:numPr>
       </w:pPr>
       <w:r>
-        <w:t>GB/T28827.3-2012</w:t>
-      </w:r>
-      <w:r>
-        <w:t>《信息技术服务</w:t>
-      </w:r>
-      <w:r>
-        <w:t xml:space="preserve">  </w:t>
-      </w:r>
-      <w:r>
-        <w:t>运行维护</w:t>
-      </w:r>
-      <w:r>
-        <w:t xml:space="preserve">  </w:t>
-      </w:r>
-      <w:r>
-        <w:t>第</w:t>
-      </w:r>
-      <w:r>
-        <w:t xml:space="preserve"> 3 </w:t>
-      </w:r>
-      <w:r>
-        <w:t>部分：应急响应规范》</w:t>
-      </w:r>
-    </w:p>
-    <w:p>
-      <w:pPr>
-        <w:pStyle w:val="af"/>
+        <w:t>GB/T28827.3-2012《信息技术服务  运行维护  第 3 部分：应急响应规范》</w:t>
+      </w:r>
+    </w:p>
+    <w:p>
+      <w:pPr>
+        <w:pStyle w:val="40"/>
         <w:widowControl w:val="0"/>
         <w:numPr>
           <w:ilvl w:val="0"/>
@@ -2341,74 +2988,53 @@
         <w:rPr>
           <w:rFonts w:hint="eastAsia"/>
         </w:rPr>
-        <w:t>T/CESA 1299</w:t>
-      </w:r>
-      <w:r>
-        <w:rPr>
-          <w:rFonts w:hint="eastAsia"/>
-        </w:rPr>
-        <w:t>—</w:t>
-      </w:r>
-      <w:r>
-        <w:rPr>
-          <w:rFonts w:hint="eastAsia"/>
-        </w:rPr>
-        <w:t>2023</w:t>
-      </w:r>
-      <w:r>
-        <w:t>《信息技术服务</w:t>
-      </w:r>
-      <w:r>
-        <w:t xml:space="preserve"> </w:t>
-      </w:r>
-      <w:r>
-        <w:t>运行维护服务能力成熟度模型》。</w:t>
-      </w:r>
-    </w:p>
-    <w:p>
-      <w:pPr>
-        <w:pStyle w:val="21"/>
+        <w:t>T/CESA 1299—2023</w:t>
+      </w:r>
+      <w:r>
+        <w:t>《信息技术服务 运行维护服务能力成熟度模型》。</w:t>
+      </w:r>
+    </w:p>
+    <w:p>
+      <w:pPr>
+        <w:pStyle w:val="29"/>
         <w:keepNext w:val="0"/>
         <w:keepLines w:val="0"/>
         <w:widowControl w:val="0"/>
       </w:pPr>
-      <w:bookmarkStart w:id="17" w:name="_Toc28810"/>
+      <w:bookmarkStart w:id="16" w:name="_Toc12108"/>
       <w:r>
         <w:t>审核的计划</w:t>
       </w:r>
-      <w:bookmarkEnd w:id="17"/>
-    </w:p>
-    <w:p>
-      <w:pPr>
-        <w:pStyle w:val="ab"/>
+      <w:bookmarkEnd w:id="16"/>
+    </w:p>
+    <w:p>
+      <w:pPr>
+        <w:pStyle w:val="28"/>
         <w:widowControl w:val="0"/>
         <w:ind w:firstLine="480"/>
       </w:pPr>
       <w:r>
-        <w:t>审核组长与审核组其它成员一起制定《内审计划》和编写《内审检查表》，《内审计划》应确保审核</w:t>
-      </w:r>
-      <w:r>
-        <w:t>员不能审核其所在的部门，《内审检查表》应充分考虑抽样的代表性、审核深度和上次审核纠正措施实施情况，并且审核前通知被审核部门。</w:t>
-      </w:r>
-    </w:p>
-    <w:p>
-      <w:pPr>
-        <w:pStyle w:val="11"/>
+        <w:t>审核组长与审核组其它成员一起制定《内审计划》和编写《内审检查表》，《内审计划》应确保审核员不能审核其所在的部门，《内审检查表》应充分考虑抽样的代表性、审核深度和上次审核纠正措施实施情况，并且审核前通知被审核部门。</w:t>
+      </w:r>
+    </w:p>
+    <w:p>
+      <w:pPr>
+        <w:pStyle w:val="27"/>
         <w:keepNext w:val="0"/>
         <w:keepLines w:val="0"/>
         <w:widowControl w:val="0"/>
       </w:pPr>
-      <w:bookmarkStart w:id="18" w:name="bookmark1"/>
-      <w:bookmarkStart w:id="19" w:name="_Toc32214"/>
+      <w:bookmarkStart w:id="17" w:name="bookmark1"/>
+      <w:bookmarkEnd w:id="17"/>
+      <w:bookmarkStart w:id="18" w:name="_Toc25598"/>
+      <w:r>
+        <w:t>审核的准备</w:t>
+      </w:r>
       <w:bookmarkEnd w:id="18"/>
-      <w:r>
-        <w:t>审核的准备</w:t>
-      </w:r>
-      <w:bookmarkEnd w:id="19"/>
-    </w:p>
-    <w:p>
-      <w:pPr>
-        <w:pStyle w:val="ab"/>
+    </w:p>
+    <w:p>
+      <w:pPr>
+        <w:pStyle w:val="28"/>
         <w:widowControl w:val="0"/>
         <w:ind w:firstLine="480"/>
       </w:pPr>
@@ -2418,20 +3044,20 @@
     </w:p>
     <w:p>
       <w:pPr>
-        <w:pStyle w:val="11"/>
+        <w:pStyle w:val="27"/>
         <w:keepNext w:val="0"/>
         <w:keepLines w:val="0"/>
         <w:widowControl w:val="0"/>
       </w:pPr>
-      <w:bookmarkStart w:id="20" w:name="_Toc2422"/>
+      <w:bookmarkStart w:id="19" w:name="_Toc18813"/>
       <w:r>
         <w:t>审核的实施</w:t>
       </w:r>
-      <w:bookmarkEnd w:id="20"/>
-    </w:p>
-    <w:p>
-      <w:pPr>
-        <w:pStyle w:val="af"/>
+      <w:bookmarkEnd w:id="19"/>
+    </w:p>
+    <w:p>
+      <w:pPr>
+        <w:pStyle w:val="40"/>
         <w:widowControl w:val="0"/>
         <w:numPr>
           <w:ilvl w:val="0"/>
@@ -2444,7 +3070,7 @@
     </w:p>
     <w:p>
       <w:pPr>
-        <w:pStyle w:val="af"/>
+        <w:pStyle w:val="40"/>
         <w:widowControl w:val="0"/>
         <w:numPr>
           <w:ilvl w:val="0"/>
@@ -2452,15 +3078,12 @@
         </w:numPr>
       </w:pPr>
       <w:r>
-        <w:t>审核组按审核计划实施审核，充分利用检查表，采取与有关人员面谈、</w:t>
-      </w:r>
-      <w:r>
-        <w:t>观察现场及岗位工作人员操作、查阅各种记录的方式进行审核，收集客观证据。</w:t>
-      </w:r>
-    </w:p>
-    <w:p>
-      <w:pPr>
-        <w:pStyle w:val="af"/>
+        <w:t>审核组按审核计划实施审核，充分利用检查表，采取与有关人员面谈、观察现场及岗位工作人员操作、查阅各种记录的方式进行审核，收集客观证据。</w:t>
+      </w:r>
+    </w:p>
+    <w:p>
+      <w:pPr>
+        <w:pStyle w:val="40"/>
         <w:widowControl w:val="0"/>
         <w:numPr>
           <w:ilvl w:val="0"/>
@@ -2473,7 +3096,7 @@
     </w:p>
     <w:p>
       <w:pPr>
-        <w:pStyle w:val="af"/>
+        <w:pStyle w:val="40"/>
         <w:widowControl w:val="0"/>
         <w:numPr>
           <w:ilvl w:val="0"/>
@@ -2486,7 +3109,7 @@
     </w:p>
     <w:p>
       <w:pPr>
-        <w:pStyle w:val="af"/>
+        <w:pStyle w:val="40"/>
         <w:widowControl w:val="0"/>
         <w:numPr>
           <w:ilvl w:val="0"/>
@@ -2499,7 +3122,7 @@
     </w:p>
     <w:p>
       <w:pPr>
-        <w:pStyle w:val="af"/>
+        <w:pStyle w:val="40"/>
         <w:widowControl w:val="0"/>
         <w:numPr>
           <w:ilvl w:val="0"/>
@@ -2507,13 +3130,12 @@
         </w:numPr>
       </w:pPr>
       <w:r>
-        <w:lastRenderedPageBreak/>
         <w:t>各审核员对发现的不合格项填写在《内审检查表》中，同时让现场操作者和负责人确认，以保证不符合项能完全被理解，记录应尽可能详细，以确保审核结果的可追溯性。</w:t>
       </w:r>
     </w:p>
     <w:p>
       <w:pPr>
-        <w:pStyle w:val="af"/>
+        <w:pStyle w:val="40"/>
         <w:widowControl w:val="0"/>
         <w:numPr>
           <w:ilvl w:val="0"/>
@@ -2526,7 +3148,7 @@
     </w:p>
     <w:p>
       <w:pPr>
-        <w:pStyle w:val="af"/>
+        <w:pStyle w:val="40"/>
         <w:widowControl w:val="0"/>
         <w:numPr>
           <w:ilvl w:val="0"/>
@@ -2534,42 +3156,12 @@
         </w:numPr>
       </w:pPr>
       <w:r>
-        <w:t>严重不符合项：凡是审核中发现明显不符合</w:t>
-      </w:r>
-      <w:r>
-        <w:t xml:space="preserve"> ITSS </w:t>
-      </w:r>
-      <w:r>
-        <w:t>能力成熟度三级要求标准规定的</w:t>
-      </w:r>
-      <w:r>
-        <w:t xml:space="preserve">;  </w:t>
-      </w:r>
-      <w:r>
-        <w:t>违反法律法规而造成严重质量事故的</w:t>
-      </w:r>
-      <w:r>
-        <w:t xml:space="preserve">;   </w:t>
-      </w:r>
-      <w:r>
-        <w:t>多次出现同一类一般不符合项而造成运维服务管理体系失效的</w:t>
-      </w:r>
-      <w:r>
-        <w:t xml:space="preserve">;  </w:t>
-      </w:r>
-      <w:r>
-        <w:t>对以前提出的不符合项采取纠正措施无效的</w:t>
-      </w:r>
-      <w:r>
-        <w:t xml:space="preserve">;  </w:t>
-      </w:r>
-      <w:r>
-        <w:t>以上违反任一条均判定为严重不符合项。</w:t>
-      </w:r>
-    </w:p>
-    <w:p>
-      <w:pPr>
-        <w:pStyle w:val="af"/>
+        <w:t>严重不符合项：凡是审核中发现明显不符合ITSS 能力成熟度三级要求标准规定的;  违反法律法规而造成严重质量事故的;   多次出现同一类一般不符合项而造成运维服务管理体系失效的;  对以前提出的不符合项采取纠正措施无效的;  以上违反任一条均判定为严重不符合项。</w:t>
+      </w:r>
+    </w:p>
+    <w:p>
+      <w:pPr>
+        <w:pStyle w:val="40"/>
         <w:widowControl w:val="0"/>
         <w:numPr>
           <w:ilvl w:val="0"/>
@@ -2577,18 +3169,12 @@
         </w:numPr>
       </w:pPr>
       <w:r>
-        <w:t>一般不符合项：</w:t>
-      </w:r>
-      <w:r>
-        <w:t xml:space="preserve"> </w:t>
-      </w:r>
-      <w:r>
-        <w:t>对偶尔人为造成的不符合项且易于纠正，不造成严重后果的，不造成质量管理体系失效的不符合项，判定为一般不符合项。</w:t>
-      </w:r>
-    </w:p>
-    <w:p>
-      <w:pPr>
-        <w:pStyle w:val="af"/>
+        <w:t>一般不符合项： 对偶尔人为造成的不符合项且易于纠正，不造成严重后果的，不造成质量管理体系失效的不符合项，判定为一般不符合项。</w:t>
+      </w:r>
+    </w:p>
+    <w:p>
+      <w:pPr>
+        <w:pStyle w:val="40"/>
         <w:widowControl w:val="0"/>
         <w:numPr>
           <w:ilvl w:val="0"/>
@@ -2596,28 +3182,25 @@
         </w:numPr>
       </w:pPr>
       <w:r>
-        <w:t>观察项：对个别轻微不符合文件的</w:t>
-      </w:r>
-      <w:r>
-        <w:t>规定要求，并可在当时完成纠正的，尚无确切证据说明其有不良发展趋势的问题，可视为观察项。观察项不视为不符合项，但应引起受审核部门的注意。</w:t>
-      </w:r>
-    </w:p>
-    <w:p>
-      <w:pPr>
-        <w:pStyle w:val="11"/>
+        <w:t>观察项：对个别轻微不符合文件的规定要求，并可在当时完成纠正的，尚无确切证据说明其有不良发展趋势的问题，可视为观察项。观察项不视为不符合项，但应引起受审核部门的注意。</w:t>
+      </w:r>
+    </w:p>
+    <w:p>
+      <w:pPr>
+        <w:pStyle w:val="27"/>
         <w:keepNext w:val="0"/>
         <w:keepLines w:val="0"/>
         <w:widowControl w:val="0"/>
       </w:pPr>
-      <w:bookmarkStart w:id="21" w:name="_Toc11515"/>
+      <w:bookmarkStart w:id="20" w:name="_Toc2093"/>
       <w:r>
         <w:t>不符合项报告</w:t>
       </w:r>
-      <w:bookmarkEnd w:id="21"/>
-    </w:p>
-    <w:p>
-      <w:pPr>
-        <w:pStyle w:val="ab"/>
+      <w:bookmarkEnd w:id="20"/>
+    </w:p>
+    <w:p>
+      <w:pPr>
+        <w:pStyle w:val="28"/>
         <w:ind w:firstLine="480"/>
       </w:pPr>
       <w:r>
@@ -2626,7 +3209,7 @@
     </w:p>
     <w:p>
       <w:pPr>
-        <w:pStyle w:val="ab"/>
+        <w:pStyle w:val="28"/>
         <w:ind w:firstLine="480"/>
       </w:pPr>
       <w:r>
@@ -2644,7 +3227,7 @@
     </w:p>
     <w:p>
       <w:pPr>
-        <w:pStyle w:val="af"/>
+        <w:pStyle w:val="40"/>
         <w:numPr>
           <w:ilvl w:val="0"/>
           <w:numId w:val="10"/>
@@ -2656,7 +3239,7 @@
     </w:p>
     <w:p>
       <w:pPr>
-        <w:pStyle w:val="af"/>
+        <w:pStyle w:val="40"/>
         <w:numPr>
           <w:ilvl w:val="0"/>
           <w:numId w:val="10"/>
@@ -2668,7 +3251,7 @@
     </w:p>
     <w:p>
       <w:pPr>
-        <w:pStyle w:val="af"/>
+        <w:pStyle w:val="40"/>
         <w:numPr>
           <w:ilvl w:val="0"/>
           <w:numId w:val="10"/>
@@ -2680,7 +3263,7 @@
     </w:p>
     <w:p>
       <w:pPr>
-        <w:pStyle w:val="af"/>
+        <w:pStyle w:val="40"/>
         <w:numPr>
           <w:ilvl w:val="0"/>
           <w:numId w:val="10"/>
@@ -2692,21 +3275,21 @@
     </w:p>
     <w:p>
       <w:pPr>
-        <w:pStyle w:val="11"/>
+        <w:pStyle w:val="27"/>
         <w:keepNext w:val="0"/>
         <w:keepLines w:val="0"/>
         <w:widowControl w:val="0"/>
       </w:pPr>
-      <w:bookmarkStart w:id="22" w:name="_Toc3181"/>
+      <w:bookmarkStart w:id="21" w:name="_Toc20672"/>
       <w:r>
         <w:t>审核报告</w:t>
       </w:r>
-      <w:bookmarkEnd w:id="22"/>
-    </w:p>
-    <w:p>
-      <w:pPr>
-        <w:pStyle w:val="ab"/>
-        <w:ind w:firstLine="480"/>
+      <w:bookmarkEnd w:id="21"/>
+    </w:p>
+    <w:p>
+      <w:pPr>
+        <w:pStyle w:val="28"/>
+        <w:bidi w:val="0"/>
       </w:pPr>
       <w:r>
         <w:t>审核组长在审核结束后编写《内审报告》，审核组长对审核报告的准确性、客观性和完整性负责。审核报告应附有《不符合项报告》等必要的客观证据材料。</w:t>
@@ -2714,68 +3297,69 @@
     </w:p>
     <w:p>
       <w:pPr>
-        <w:pStyle w:val="11"/>
+        <w:pStyle w:val="27"/>
         <w:keepNext w:val="0"/>
         <w:keepLines w:val="0"/>
         <w:widowControl w:val="0"/>
       </w:pPr>
-      <w:bookmarkStart w:id="23" w:name="_Toc30856"/>
+      <w:bookmarkStart w:id="22" w:name="_Toc12941"/>
       <w:r>
         <w:t>总结会议</w:t>
       </w:r>
-      <w:bookmarkEnd w:id="23"/>
-    </w:p>
-    <w:p>
-      <w:pPr>
-        <w:pStyle w:val="ab"/>
+      <w:bookmarkEnd w:id="22"/>
+    </w:p>
+    <w:p>
+      <w:pPr>
+        <w:pStyle w:val="28"/>
         <w:ind w:firstLine="480"/>
       </w:pPr>
       <w:r>
-        <w:lastRenderedPageBreak/>
-        <w:t>审核结束，内审管理者代表、质量部和被审核部门负责人参加由审核组长组织召开的总结会议，审核组长宣读《内审报告》和《不符合项报告》，由副总经理及质量部经理提出要求。会议结束后，将《不符合项报告》发至相关部门。</w:t>
-      </w:r>
-    </w:p>
-    <w:p>
-      <w:pPr>
-        <w:pStyle w:val="11"/>
+        <w:t>审核结束，</w:t>
+      </w:r>
+      <w:bookmarkStart w:id="27" w:name="_GoBack"/>
+      <w:bookmarkEnd w:id="27"/>
+      <w:r>
+        <w:t>管理者代表、质量部和被审核部门负责人参加由审核组长组织召开的总结会议，审核组长宣读《内审报告》和《不符合项报告》，由副总经理及质量部经理提出要求。会议结束后，将《不符合项报告》发至相关部门。</w:t>
+      </w:r>
+    </w:p>
+    <w:p>
+      <w:pPr>
+        <w:pStyle w:val="27"/>
         <w:keepNext w:val="0"/>
         <w:keepLines w:val="0"/>
         <w:widowControl w:val="0"/>
       </w:pPr>
-      <w:bookmarkStart w:id="24" w:name="_Toc7057"/>
+      <w:bookmarkStart w:id="23" w:name="_Toc15944"/>
       <w:r>
         <w:t>服务改进措施</w:t>
       </w:r>
-      <w:bookmarkEnd w:id="24"/>
-    </w:p>
-    <w:p>
-      <w:pPr>
-        <w:pStyle w:val="ab"/>
+      <w:bookmarkEnd w:id="23"/>
+    </w:p>
+    <w:p>
+      <w:pPr>
+        <w:pStyle w:val="28"/>
         <w:ind w:firstLine="480"/>
       </w:pPr>
       <w:r>
-        <w:t>《不符合项报告》分别传递给被审核部门负责人，经签字确认后，要分析产生原因，提出改进措施计划，</w:t>
-      </w:r>
-      <w:r>
-        <w:t>以及完成改进措施的时间，即开始按计划采取相应的改进措施。</w:t>
-      </w:r>
-    </w:p>
-    <w:p>
-      <w:pPr>
-        <w:pStyle w:val="11"/>
+        <w:t>《不符合项报告》分别传递给被审核部门负责人，经签字确认后，要分析产生原因，提出改进措施计划，以及完成改进措施的时间，即开始按计划采取相应的改进措施。</w:t>
+      </w:r>
+    </w:p>
+    <w:p>
+      <w:pPr>
+        <w:pStyle w:val="27"/>
         <w:keepNext w:val="0"/>
         <w:keepLines w:val="0"/>
         <w:widowControl w:val="0"/>
       </w:pPr>
-      <w:bookmarkStart w:id="25" w:name="_Toc10328"/>
+      <w:bookmarkStart w:id="24" w:name="_Toc7333"/>
       <w:r>
         <w:t>跟踪验证</w:t>
       </w:r>
-      <w:bookmarkEnd w:id="25"/>
-    </w:p>
-    <w:p>
-      <w:pPr>
-        <w:pStyle w:val="ab"/>
+      <w:bookmarkEnd w:id="24"/>
+    </w:p>
+    <w:p>
+      <w:pPr>
+        <w:pStyle w:val="28"/>
         <w:ind w:firstLine="480"/>
       </w:pPr>
       <w:r>
@@ -2784,7 +3368,7 @@
     </w:p>
     <w:p>
       <w:pPr>
-        <w:pStyle w:val="11"/>
+        <w:pStyle w:val="27"/>
         <w:keepNext w:val="0"/>
         <w:keepLines w:val="0"/>
         <w:widowControl w:val="0"/>
@@ -2792,7 +3376,7 @@
           <w:lang w:eastAsia="zh-CN"/>
         </w:rPr>
       </w:pPr>
-      <w:bookmarkStart w:id="26" w:name="_Toc23694"/>
+      <w:bookmarkStart w:id="25" w:name="_Toc32274"/>
       <w:r>
         <w:rPr>
           <w:rFonts w:hint="eastAsia"/>
@@ -2800,23 +3384,28 @@
         </w:rPr>
         <w:t>流程衡量指标</w:t>
       </w:r>
-      <w:bookmarkEnd w:id="26"/>
+      <w:bookmarkEnd w:id="25"/>
     </w:p>
     <w:tbl>
       <w:tblPr>
-        <w:tblStyle w:val="TableNormal0"/>
+        <w:tblStyle w:val="25"/>
         <w:tblW w:w="8515" w:type="dxa"/>
         <w:tblInd w:w="130" w:type="dxa"/>
         <w:tblBorders>
-          <w:top w:val="single" w:sz="2" w:space="0" w:color="000000"/>
-          <w:left w:val="single" w:sz="2" w:space="0" w:color="000000"/>
-          <w:bottom w:val="single" w:sz="2" w:space="0" w:color="000000"/>
-          <w:right w:val="single" w:sz="2" w:space="0" w:color="000000"/>
-          <w:insideH w:val="single" w:sz="2" w:space="0" w:color="000000"/>
-          <w:insideV w:val="single" w:sz="2" w:space="0" w:color="000000"/>
+          <w:top w:val="single" w:color="000000" w:sz="2" w:space="0"/>
+          <w:left w:val="single" w:color="000000" w:sz="2" w:space="0"/>
+          <w:bottom w:val="single" w:color="000000" w:sz="2" w:space="0"/>
+          <w:right w:val="single" w:color="000000" w:sz="2" w:space="0"/>
+          <w:insideH w:val="single" w:color="000000" w:sz="2" w:space="0"/>
+          <w:insideV w:val="single" w:color="000000" w:sz="2" w:space="0"/>
         </w:tblBorders>
         <w:tblLayout w:type="fixed"/>
-        <w:tblLook w:val="04A0"/>
+        <w:tblCellMar>
+          <w:top w:w="0" w:type="dxa"/>
+          <w:left w:w="0" w:type="dxa"/>
+          <w:bottom w:w="0" w:type="dxa"/>
+          <w:right w:w="0" w:type="dxa"/>
+        </w:tblCellMar>
       </w:tblPr>
       <w:tblGrid>
         <w:gridCol w:w="727"/>
@@ -2826,16 +3415,32 @@
         <w:gridCol w:w="1453"/>
       </w:tblGrid>
       <w:tr>
+        <w:tblPrEx>
+          <w:tblBorders>
+            <w:top w:val="single" w:color="000000" w:sz="2" w:space="0"/>
+            <w:left w:val="single" w:color="000000" w:sz="2" w:space="0"/>
+            <w:bottom w:val="single" w:color="000000" w:sz="2" w:space="0"/>
+            <w:right w:val="single" w:color="000000" w:sz="2" w:space="0"/>
+            <w:insideH w:val="single" w:color="000000" w:sz="2" w:space="0"/>
+            <w:insideV w:val="single" w:color="000000" w:sz="2" w:space="0"/>
+          </w:tblBorders>
+          <w:tblCellMar>
+            <w:top w:w="0" w:type="dxa"/>
+            <w:left w:w="0" w:type="dxa"/>
+            <w:bottom w:w="0" w:type="dxa"/>
+            <w:right w:w="0" w:type="dxa"/>
+          </w:tblCellMar>
+        </w:tblPrEx>
         <w:trPr>
-          <w:trHeight w:val="583"/>
+          <w:trHeight w:val="583" w:hRule="atLeast"/>
         </w:trPr>
         <w:tc>
           <w:tcPr>
             <w:tcW w:w="727" w:type="dxa"/>
             <w:tcBorders>
-              <w:top w:val="single" w:sz="6" w:space="0" w:color="000000"/>
-              <w:left w:val="single" w:sz="6" w:space="0" w:color="000000"/>
-              <w:bottom w:val="single" w:sz="6" w:space="0" w:color="000000"/>
+              <w:top w:val="single" w:color="000000" w:sz="6" w:space="0"/>
+              <w:left w:val="single" w:color="000000" w:sz="6" w:space="0"/>
+              <w:bottom w:val="single" w:color="000000" w:sz="6" w:space="0"/>
             </w:tcBorders>
             <w:shd w:val="clear" w:color="auto" w:fill="C0C0C0"/>
           </w:tcPr>
@@ -2870,8 +3475,8 @@
           <w:tcPr>
             <w:tcW w:w="1337" w:type="dxa"/>
             <w:tcBorders>
-              <w:top w:val="single" w:sz="6" w:space="0" w:color="000000"/>
-              <w:bottom w:val="single" w:sz="6" w:space="0" w:color="000000"/>
+              <w:top w:val="single" w:color="000000" w:sz="6" w:space="0"/>
+              <w:bottom w:val="single" w:color="000000" w:sz="6" w:space="0"/>
             </w:tcBorders>
             <w:shd w:val="clear" w:color="auto" w:fill="C0C0C0"/>
           </w:tcPr>
@@ -2906,9 +3511,9 @@
           <w:tcPr>
             <w:tcW w:w="3545" w:type="dxa"/>
             <w:tcBorders>
-              <w:top w:val="single" w:sz="6" w:space="0" w:color="000000"/>
-              <w:bottom w:val="single" w:sz="6" w:space="0" w:color="000000"/>
-              <w:right w:val="single" w:sz="6" w:space="0" w:color="000000"/>
+              <w:top w:val="single" w:color="000000" w:sz="6" w:space="0"/>
+              <w:bottom w:val="single" w:color="000000" w:sz="6" w:space="0"/>
+              <w:right w:val="single" w:color="000000" w:sz="6" w:space="0"/>
             </w:tcBorders>
             <w:shd w:val="clear" w:color="auto" w:fill="C0C0C0"/>
           </w:tcPr>
@@ -2943,9 +3548,9 @@
           <w:tcPr>
             <w:tcW w:w="1453" w:type="dxa"/>
             <w:tcBorders>
-              <w:top w:val="single" w:sz="6" w:space="0" w:color="000000"/>
-              <w:bottom w:val="single" w:sz="6" w:space="0" w:color="000000"/>
-              <w:right w:val="single" w:sz="6" w:space="0" w:color="000000"/>
+              <w:top w:val="single" w:color="000000" w:sz="6" w:space="0"/>
+              <w:bottom w:val="single" w:color="000000" w:sz="6" w:space="0"/>
+              <w:right w:val="single" w:color="000000" w:sz="6" w:space="0"/>
             </w:tcBorders>
             <w:shd w:val="clear" w:color="auto" w:fill="C0C0C0"/>
           </w:tcPr>
@@ -2966,7 +3571,7 @@
             </w:pPr>
             <w:r>
               <w:rPr>
-                <w:rFonts w:ascii="宋体" w:hAnsi="宋体" w:cs="宋体" w:hint="eastAsia"/>
+                <w:rFonts w:hint="eastAsia" w:ascii="宋体" w:hAnsi="宋体" w:cs="宋体"/>
                 <w:b/>
                 <w:bCs/>
                 <w:spacing w:val="-7"/>
@@ -2982,9 +3587,9 @@
           <w:tcPr>
             <w:tcW w:w="1453" w:type="dxa"/>
             <w:tcBorders>
-              <w:top w:val="single" w:sz="6" w:space="0" w:color="000000"/>
-              <w:bottom w:val="single" w:sz="6" w:space="0" w:color="000000"/>
-              <w:right w:val="single" w:sz="6" w:space="0" w:color="000000"/>
+              <w:top w:val="single" w:color="000000" w:sz="6" w:space="0"/>
+              <w:bottom w:val="single" w:color="000000" w:sz="6" w:space="0"/>
+              <w:right w:val="single" w:color="000000" w:sz="6" w:space="0"/>
             </w:tcBorders>
             <w:shd w:val="clear" w:color="auto" w:fill="C0C0C0"/>
           </w:tcPr>
@@ -3005,7 +3610,7 @@
             </w:pPr>
             <w:r>
               <w:rPr>
-                <w:rFonts w:ascii="宋体" w:hAnsi="宋体" w:cs="宋体" w:hint="eastAsia"/>
+                <w:rFonts w:hint="eastAsia" w:ascii="宋体" w:hAnsi="宋体" w:cs="宋体"/>
                 <w:b/>
                 <w:bCs/>
                 <w:spacing w:val="-7"/>
@@ -3019,15 +3624,31 @@
         </w:tc>
       </w:tr>
       <w:tr>
+        <w:tblPrEx>
+          <w:tblBorders>
+            <w:top w:val="single" w:color="000000" w:sz="2" w:space="0"/>
+            <w:left w:val="single" w:color="000000" w:sz="2" w:space="0"/>
+            <w:bottom w:val="single" w:color="000000" w:sz="2" w:space="0"/>
+            <w:right w:val="single" w:color="000000" w:sz="2" w:space="0"/>
+            <w:insideH w:val="single" w:color="000000" w:sz="2" w:space="0"/>
+            <w:insideV w:val="single" w:color="000000" w:sz="2" w:space="0"/>
+          </w:tblBorders>
+          <w:tblCellMar>
+            <w:top w:w="0" w:type="dxa"/>
+            <w:left w:w="0" w:type="dxa"/>
+            <w:bottom w:w="0" w:type="dxa"/>
+            <w:right w:w="0" w:type="dxa"/>
+          </w:tblCellMar>
+        </w:tblPrEx>
         <w:trPr>
-          <w:trHeight w:val="549"/>
+          <w:trHeight w:val="549" w:hRule="atLeast"/>
         </w:trPr>
         <w:tc>
           <w:tcPr>
             <w:tcW w:w="727" w:type="dxa"/>
             <w:tcBorders>
-              <w:top w:val="single" w:sz="6" w:space="0" w:color="000000"/>
-              <w:left w:val="single" w:sz="6" w:space="0" w:color="000000"/>
+              <w:top w:val="single" w:color="000000" w:sz="6" w:space="0"/>
+              <w:left w:val="single" w:color="000000" w:sz="6" w:space="0"/>
             </w:tcBorders>
           </w:tcPr>
           <w:p>
@@ -3045,7 +3666,7 @@
             </w:pPr>
             <w:r>
               <w:rPr>
-                <w:rFonts w:ascii="宋体" w:hAnsi="宋体" w:cs="宋体" w:hint="eastAsia"/>
+                <w:rFonts w:hint="eastAsia" w:ascii="宋体" w:hAnsi="宋体" w:cs="宋体"/>
                 <w:spacing w:val="-2"/>
                 <w:sz w:val="24"/>
                 <w:szCs w:val="24"/>
@@ -3059,7 +3680,7 @@
           <w:tcPr>
             <w:tcW w:w="1337" w:type="dxa"/>
             <w:tcBorders>
-              <w:top w:val="single" w:sz="6" w:space="0" w:color="000000"/>
+              <w:top w:val="single" w:color="000000" w:sz="6" w:space="0"/>
             </w:tcBorders>
           </w:tcPr>
           <w:p>
@@ -3077,7 +3698,7 @@
             </w:pPr>
             <w:r>
               <w:rPr>
-                <w:rFonts w:ascii="宋体" w:hAnsi="宋体" w:cs="宋体" w:hint="eastAsia"/>
+                <w:rFonts w:hint="eastAsia" w:ascii="宋体" w:hAnsi="宋体" w:cs="宋体"/>
                 <w:spacing w:val="-2"/>
                 <w:sz w:val="24"/>
                 <w:szCs w:val="24"/>
@@ -3091,8 +3712,8 @@
           <w:tcPr>
             <w:tcW w:w="3545" w:type="dxa"/>
             <w:tcBorders>
-              <w:top w:val="single" w:sz="6" w:space="0" w:color="000000"/>
-              <w:right w:val="single" w:sz="6" w:space="0" w:color="000000"/>
+              <w:top w:val="single" w:color="000000" w:sz="6" w:space="0"/>
+              <w:right w:val="single" w:color="000000" w:sz="6" w:space="0"/>
             </w:tcBorders>
           </w:tcPr>
           <w:p>
@@ -3110,7 +3731,7 @@
             </w:pPr>
             <w:r>
               <w:rPr>
-                <w:rFonts w:ascii="宋体" w:hAnsi="宋体" w:cs="宋体" w:hint="eastAsia"/>
+                <w:rFonts w:hint="eastAsia" w:ascii="宋体" w:hAnsi="宋体" w:cs="宋体"/>
                 <w:spacing w:val="-2"/>
                 <w:sz w:val="24"/>
                 <w:szCs w:val="24"/>
@@ -3124,8 +3745,8 @@
           <w:tcPr>
             <w:tcW w:w="1453" w:type="dxa"/>
             <w:tcBorders>
-              <w:top w:val="single" w:sz="6" w:space="0" w:color="000000"/>
-              <w:right w:val="single" w:sz="6" w:space="0" w:color="000000"/>
+              <w:top w:val="single" w:color="000000" w:sz="6" w:space="0"/>
+              <w:right w:val="single" w:color="000000" w:sz="6" w:space="0"/>
             </w:tcBorders>
           </w:tcPr>
           <w:p>
@@ -3143,7 +3764,7 @@
             </w:pPr>
             <w:r>
               <w:rPr>
-                <w:rFonts w:ascii="宋体" w:hAnsi="宋体" w:cs="宋体" w:hint="eastAsia"/>
+                <w:rFonts w:hint="eastAsia" w:ascii="宋体" w:hAnsi="宋体" w:cs="宋体"/>
                 <w:spacing w:val="-2"/>
                 <w:sz w:val="24"/>
                 <w:szCs w:val="24"/>
@@ -3157,8 +3778,8 @@
           <w:tcPr>
             <w:tcW w:w="1453" w:type="dxa"/>
             <w:tcBorders>
-              <w:top w:val="single" w:sz="6" w:space="0" w:color="000000"/>
-              <w:right w:val="single" w:sz="6" w:space="0" w:color="000000"/>
+              <w:top w:val="single" w:color="000000" w:sz="6" w:space="0"/>
+              <w:right w:val="single" w:color="000000" w:sz="6" w:space="0"/>
             </w:tcBorders>
           </w:tcPr>
           <w:p>
@@ -3176,33 +3797,13 @@
             </w:pPr>
             <w:r>
               <w:rPr>
-                <w:rFonts w:ascii="宋体" w:hAnsi="宋体" w:cs="宋体" w:hint="eastAsia"/>
+                <w:rFonts w:hint="eastAsia" w:ascii="宋体" w:hAnsi="宋体" w:cs="宋体"/>
                 <w:spacing w:val="-2"/>
                 <w:sz w:val="24"/>
                 <w:szCs w:val="24"/>
                 <w:lang w:eastAsia="zh-CN"/>
               </w:rPr>
-              <w:t>≥</w:t>
-            </w:r>
-            <w:r>
-              <w:rPr>
-                <w:rFonts w:ascii="宋体" w:hAnsi="宋体" w:cs="宋体" w:hint="eastAsia"/>
-                <w:spacing w:val="-2"/>
-                <w:sz w:val="24"/>
-                <w:szCs w:val="24"/>
-                <w:lang w:eastAsia="zh-CN"/>
-              </w:rPr>
-              <w:t>1</w:t>
-            </w:r>
-            <w:r>
-              <w:rPr>
-                <w:rFonts w:ascii="宋体" w:hAnsi="宋体" w:cs="宋体" w:hint="eastAsia"/>
-                <w:spacing w:val="-2"/>
-                <w:sz w:val="24"/>
-                <w:szCs w:val="24"/>
-                <w:lang w:eastAsia="zh-CN"/>
-              </w:rPr>
-              <w:t>次</w:t>
+              <w:t>≥1次</w:t>
             </w:r>
           </w:p>
         </w:tc>
@@ -3210,20 +3811,20 @@
     </w:tbl>
     <w:p>
       <w:pPr>
-        <w:pStyle w:val="11"/>
+        <w:pStyle w:val="27"/>
         <w:keepNext w:val="0"/>
         <w:keepLines w:val="0"/>
         <w:widowControl w:val="0"/>
       </w:pPr>
-      <w:bookmarkStart w:id="27" w:name="_Toc15290"/>
+      <w:bookmarkStart w:id="26" w:name="_Toc8367"/>
       <w:r>
         <w:t>内审记录</w:t>
       </w:r>
-      <w:bookmarkEnd w:id="27"/>
-    </w:p>
-    <w:p>
-      <w:pPr>
-        <w:pStyle w:val="ab"/>
+      <w:bookmarkEnd w:id="26"/>
+    </w:p>
+    <w:p>
+      <w:pPr>
+        <w:pStyle w:val="28"/>
         <w:ind w:firstLine="480"/>
       </w:pPr>
       <w:r>
@@ -3232,7 +3833,7 @@
     </w:p>
     <w:p>
       <w:pPr>
-        <w:pStyle w:val="ab"/>
+        <w:pStyle w:val="28"/>
         <w:numPr>
           <w:ilvl w:val="0"/>
           <w:numId w:val="11"/>
@@ -3245,7 +3846,7 @@
     </w:p>
     <w:p>
       <w:pPr>
-        <w:pStyle w:val="ab"/>
+        <w:pStyle w:val="28"/>
         <w:numPr>
           <w:ilvl w:val="0"/>
           <w:numId w:val="11"/>
@@ -3258,7 +3859,7 @@
     </w:p>
     <w:p>
       <w:pPr>
-        <w:pStyle w:val="ab"/>
+        <w:pStyle w:val="28"/>
         <w:numPr>
           <w:ilvl w:val="0"/>
           <w:numId w:val="11"/>
@@ -3271,7 +3872,7 @@
     </w:p>
     <w:p>
       <w:pPr>
-        <w:pStyle w:val="ab"/>
+        <w:pStyle w:val="28"/>
         <w:numPr>
           <w:ilvl w:val="0"/>
           <w:numId w:val="11"/>
@@ -3283,19 +3884,19 @@
       </w:r>
     </w:p>
     <w:sectPr>
-      <w:headerReference w:type="default" r:id="rId10"/>
-      <w:footerReference w:type="default" r:id="rId11"/>
+      <w:headerReference r:id="rId7" w:type="default"/>
+      <w:footerReference r:id="rId8" w:type="default"/>
       <w:pgSz w:w="11907" w:h="16840"/>
       <w:pgMar w:top="1162" w:right="1768" w:bottom="1359" w:left="1768" w:header="830" w:footer="1199" w:gutter="0"/>
-      <w:cols w:space="720"/>
+      <w:cols w:space="720" w:num="1"/>
     </w:sectPr>
   </w:body>
 </w:document>
 </file>
 
 <file path=word/endnotes.xml><?xml version="1.0" encoding="utf-8"?>
-<w:endnotes xmlns:ve="http://schemas.openxmlformats.org/markup-compatibility/2006" xmlns:o="urn:schemas-microsoft-com:office:office" xmlns:r="http://schemas.openxmlformats.org/officeDocument/2006/relationships" xmlns:m="http://schemas.openxmlformats.org/officeDocument/2006/math" xmlns:v="urn:schemas-microsoft-com:vml" xmlns:wp="http://schemas.openxmlformats.org/drawingml/2006/wordprocessingDrawing" xmlns:w10="urn:schemas-microsoft-com:office:word" xmlns:w="http://schemas.openxmlformats.org/wordprocessingml/2006/main" xmlns:wne="http://schemas.microsoft.com/office/word/2006/wordml">
-  <w:endnote w:type="separator" w:id="-1">
+<w:endnotes xmlns:wpc="http://schemas.microsoft.com/office/word/2010/wordprocessingCanvas" xmlns:mc="http://schemas.openxmlformats.org/markup-compatibility/2006" xmlns:o="urn:schemas-microsoft-com:office:office" xmlns:r="http://schemas.openxmlformats.org/officeDocument/2006/relationships" xmlns:m="http://schemas.openxmlformats.org/officeDocument/2006/math" xmlns:v="urn:schemas-microsoft-com:vml" xmlns:wp14="http://schemas.microsoft.com/office/word/2010/wordprocessingDrawing" xmlns:wp="http://schemas.openxmlformats.org/drawingml/2006/wordprocessingDrawing" xmlns:w="http://schemas.openxmlformats.org/wordprocessingml/2006/main" xmlns:w14="http://schemas.microsoft.com/office/word/2010/wordml" xmlns:w15="http://schemas.microsoft.com/office/word/2012/wordml" xmlns:w10="urn:schemas-microsoft-com:office:word" xmlns:wpg="http://schemas.microsoft.com/office/word/2010/wordprocessingGroup" xmlns:wpi="http://schemas.microsoft.com/office/word/2010/wordprocessingInk" xmlns:wne="http://schemas.microsoft.com/office/word/2006/wordml" xmlns:wps="http://schemas.microsoft.com/office/word/2010/wordprocessingShape" xmlns:wpsCustomData="http://www.wps.cn/officeDocument/2013/wpsCustomData" mc:Ignorable="w14 w15 wp14">
+  <w:endnote w:type="separator" w:id="0">
     <w:p>
       <w:pPr>
         <w:spacing w:line="240" w:lineRule="auto"/>
@@ -3305,7 +3906,7 @@
       </w:r>
     </w:p>
   </w:endnote>
-  <w:endnote w:type="continuationSeparator" w:id="0">
+  <w:endnote w:type="continuationSeparator" w:id="1">
     <w:p>
       <w:pPr>
         <w:spacing w:line="240" w:lineRule="auto"/>
@@ -3319,20 +3920,20 @@
 </file>
 
 <file path=word/footer1.xml><?xml version="1.0" encoding="utf-8"?>
-<w:ftr xmlns:ve="http://schemas.openxmlformats.org/markup-compatibility/2006" xmlns:o="urn:schemas-microsoft-com:office:office" xmlns:r="http://schemas.openxmlformats.org/officeDocument/2006/relationships" xmlns:m="http://schemas.openxmlformats.org/officeDocument/2006/math" xmlns:v="urn:schemas-microsoft-com:vml" xmlns:wp="http://schemas.openxmlformats.org/drawingml/2006/wordprocessingDrawing" xmlns:w10="urn:schemas-microsoft-com:office:word" xmlns:w="http://schemas.openxmlformats.org/wordprocessingml/2006/main" xmlns:wne="http://schemas.microsoft.com/office/word/2006/wordml">
+<w:ftr xmlns:wpc="http://schemas.microsoft.com/office/word/2010/wordprocessingCanvas" xmlns:mc="http://schemas.openxmlformats.org/markup-compatibility/2006" xmlns:o="urn:schemas-microsoft-com:office:office" xmlns:r="http://schemas.openxmlformats.org/officeDocument/2006/relationships" xmlns:m="http://schemas.openxmlformats.org/officeDocument/2006/math" xmlns:v="urn:schemas-microsoft-com:vml" xmlns:wp14="http://schemas.microsoft.com/office/word/2010/wordprocessingDrawing" xmlns:wp="http://schemas.openxmlformats.org/drawingml/2006/wordprocessingDrawing" xmlns:w10="urn:schemas-microsoft-com:office:word" xmlns:w="http://schemas.openxmlformats.org/wordprocessingml/2006/main" xmlns:w14="http://schemas.microsoft.com/office/word/2010/wordml" xmlns:w15="http://schemas.microsoft.com/office/word/2012/wordml" xmlns:wpg="http://schemas.microsoft.com/office/word/2010/wordprocessingGroup" xmlns:wpi="http://schemas.microsoft.com/office/word/2010/wordprocessingInk" xmlns:wne="http://schemas.microsoft.com/office/word/2006/wordml" xmlns:wps="http://schemas.microsoft.com/office/word/2010/wordprocessingShape" xmlns:wpsCustomData="http://www.wps.cn/officeDocument/2013/wpsCustomData" mc:Ignorable="w14 w15 wp14">
   <w:p>
     <w:pPr>
       <w:spacing w:line="174" w:lineRule="auto"/>
       <w:ind w:left="4161"/>
       <w:rPr>
-        <w:rFonts w:ascii="Times New Roman" w:eastAsia="Times New Roman" w:hAnsi="Times New Roman" w:cs="Times New Roman"/>
+        <w:rFonts w:ascii="Times New Roman" w:hAnsi="Times New Roman" w:eastAsia="Times New Roman" w:cs="Times New Roman"/>
         <w:sz w:val="18"/>
         <w:szCs w:val="18"/>
       </w:rPr>
     </w:pPr>
     <w:r>
       <w:rPr>
-        <w:rFonts w:ascii="Times New Roman" w:eastAsia="Times New Roman" w:hAnsi="Times New Roman" w:cs="Times New Roman"/>
+        <w:rFonts w:ascii="Times New Roman" w:hAnsi="Times New Roman" w:eastAsia="Times New Roman" w:cs="Times New Roman"/>
         <w:sz w:val="18"/>
         <w:szCs w:val="18"/>
       </w:rPr>
@@ -3343,20 +3944,20 @@
 </file>
 
 <file path=word/footer2.xml><?xml version="1.0" encoding="utf-8"?>
-<w:ftr xmlns:ve="http://schemas.openxmlformats.org/markup-compatibility/2006" xmlns:o="urn:schemas-microsoft-com:office:office" xmlns:r="http://schemas.openxmlformats.org/officeDocument/2006/relationships" xmlns:m="http://schemas.openxmlformats.org/officeDocument/2006/math" xmlns:v="urn:schemas-microsoft-com:vml" xmlns:wp="http://schemas.openxmlformats.org/drawingml/2006/wordprocessingDrawing" xmlns:w10="urn:schemas-microsoft-com:office:word" xmlns:w="http://schemas.openxmlformats.org/wordprocessingml/2006/main" xmlns:wne="http://schemas.microsoft.com/office/word/2006/wordml">
+<w:ftr xmlns:wpc="http://schemas.microsoft.com/office/word/2010/wordprocessingCanvas" xmlns:mc="http://schemas.openxmlformats.org/markup-compatibility/2006" xmlns:o="urn:schemas-microsoft-com:office:office" xmlns:r="http://schemas.openxmlformats.org/officeDocument/2006/relationships" xmlns:m="http://schemas.openxmlformats.org/officeDocument/2006/math" xmlns:v="urn:schemas-microsoft-com:vml" xmlns:wp14="http://schemas.microsoft.com/office/word/2010/wordprocessingDrawing" xmlns:wp="http://schemas.openxmlformats.org/drawingml/2006/wordprocessingDrawing" xmlns:w10="urn:schemas-microsoft-com:office:word" xmlns:w="http://schemas.openxmlformats.org/wordprocessingml/2006/main" xmlns:w14="http://schemas.microsoft.com/office/word/2010/wordml" xmlns:w15="http://schemas.microsoft.com/office/word/2012/wordml" xmlns:wpg="http://schemas.microsoft.com/office/word/2010/wordprocessingGroup" xmlns:wpi="http://schemas.microsoft.com/office/word/2010/wordprocessingInk" xmlns:wne="http://schemas.microsoft.com/office/word/2006/wordml" xmlns:wps="http://schemas.microsoft.com/office/word/2010/wordprocessingShape" xmlns:wpsCustomData="http://www.wps.cn/officeDocument/2013/wpsCustomData" mc:Ignorable="w14 w15 wp14">
   <w:p>
     <w:pPr>
       <w:spacing w:line="174" w:lineRule="auto"/>
       <w:ind w:left="4148"/>
       <w:rPr>
-        <w:rFonts w:ascii="Times New Roman" w:eastAsia="Times New Roman" w:hAnsi="Times New Roman" w:cs="Times New Roman"/>
+        <w:rFonts w:ascii="Times New Roman" w:hAnsi="Times New Roman" w:eastAsia="Times New Roman" w:cs="Times New Roman"/>
         <w:sz w:val="18"/>
         <w:szCs w:val="18"/>
       </w:rPr>
     </w:pPr>
     <w:r>
       <w:rPr>
-        <w:rFonts w:ascii="Times New Roman" w:eastAsia="Times New Roman" w:hAnsi="Times New Roman" w:cs="Times New Roman"/>
+        <w:rFonts w:ascii="Times New Roman" w:hAnsi="Times New Roman" w:eastAsia="Times New Roman" w:cs="Times New Roman"/>
         <w:sz w:val="18"/>
         <w:szCs w:val="18"/>
       </w:rPr>
@@ -3367,21 +3968,21 @@
 </file>
 
 <file path=word/footnotes.xml><?xml version="1.0" encoding="utf-8"?>
-<w:footnotes xmlns:ve="http://schemas.openxmlformats.org/markup-compatibility/2006" xmlns:o="urn:schemas-microsoft-com:office:office" xmlns:r="http://schemas.openxmlformats.org/officeDocument/2006/relationships" xmlns:m="http://schemas.openxmlformats.org/officeDocument/2006/math" xmlns:v="urn:schemas-microsoft-com:vml" xmlns:wp="http://schemas.openxmlformats.org/drawingml/2006/wordprocessingDrawing" xmlns:w10="urn:schemas-microsoft-com:office:word" xmlns:w="http://schemas.openxmlformats.org/wordprocessingml/2006/main" xmlns:wne="http://schemas.microsoft.com/office/word/2006/wordml">
-  <w:footnote w:type="separator" w:id="-1">
-    <w:p>
-      <w:pPr>
-        <w:spacing w:line="240" w:lineRule="auto"/>
+<w:footnotes xmlns:wpc="http://schemas.microsoft.com/office/word/2010/wordprocessingCanvas" xmlns:mc="http://schemas.openxmlformats.org/markup-compatibility/2006" xmlns:o="urn:schemas-microsoft-com:office:office" xmlns:r="http://schemas.openxmlformats.org/officeDocument/2006/relationships" xmlns:m="http://schemas.openxmlformats.org/officeDocument/2006/math" xmlns:v="urn:schemas-microsoft-com:vml" xmlns:wp14="http://schemas.microsoft.com/office/word/2010/wordprocessingDrawing" xmlns:wp="http://schemas.openxmlformats.org/drawingml/2006/wordprocessingDrawing" xmlns:w="http://schemas.openxmlformats.org/wordprocessingml/2006/main" xmlns:w14="http://schemas.microsoft.com/office/word/2010/wordml" xmlns:w15="http://schemas.microsoft.com/office/word/2012/wordml" xmlns:w10="urn:schemas-microsoft-com:office:word" xmlns:wpg="http://schemas.microsoft.com/office/word/2010/wordprocessingGroup" xmlns:wpi="http://schemas.microsoft.com/office/word/2010/wordprocessingInk" xmlns:wne="http://schemas.microsoft.com/office/word/2006/wordml" xmlns:wps="http://schemas.microsoft.com/office/word/2010/wordprocessingShape" xmlns:wpsCustomData="http://www.wps.cn/officeDocument/2013/wpsCustomData" mc:Ignorable="w14 w15 wp14">
+  <w:footnote w:type="separator" w:id="0">
+    <w:p>
+      <w:pPr>
+        <w:spacing w:line="360" w:lineRule="auto"/>
       </w:pPr>
       <w:r>
         <w:separator/>
       </w:r>
     </w:p>
   </w:footnote>
-  <w:footnote w:type="continuationSeparator" w:id="0">
-    <w:p>
-      <w:pPr>
-        <w:spacing w:line="240" w:lineRule="auto"/>
+  <w:footnote w:type="continuationSeparator" w:id="1">
+    <w:p>
+      <w:pPr>
+        <w:spacing w:line="360" w:lineRule="auto"/>
       </w:pPr>
       <w:r>
         <w:continuationSeparator/>
@@ -3392,7 +3993,7 @@
 </file>
 
 <file path=word/header1.xml><?xml version="1.0" encoding="utf-8"?>
-<w:hdr xmlns:ve="http://schemas.openxmlformats.org/markup-compatibility/2006" xmlns:o="urn:schemas-microsoft-com:office:office" xmlns:r="http://schemas.openxmlformats.org/officeDocument/2006/relationships" xmlns:m="http://schemas.openxmlformats.org/officeDocument/2006/math" xmlns:v="urn:schemas-microsoft-com:vml" xmlns:wp="http://schemas.openxmlformats.org/drawingml/2006/wordprocessingDrawing" xmlns:w10="urn:schemas-microsoft-com:office:word" xmlns:w="http://schemas.openxmlformats.org/wordprocessingml/2006/main" xmlns:wne="http://schemas.microsoft.com/office/word/2006/wordml">
+<w:hdr xmlns:wpc="http://schemas.microsoft.com/office/word/2010/wordprocessingCanvas" xmlns:mc="http://schemas.openxmlformats.org/markup-compatibility/2006" xmlns:o="urn:schemas-microsoft-com:office:office" xmlns:r="http://schemas.openxmlformats.org/officeDocument/2006/relationships" xmlns:m="http://schemas.openxmlformats.org/officeDocument/2006/math" xmlns:v="urn:schemas-microsoft-com:vml" xmlns:wp14="http://schemas.microsoft.com/office/word/2010/wordprocessingDrawing" xmlns:wp="http://schemas.openxmlformats.org/drawingml/2006/wordprocessingDrawing" xmlns:w10="urn:schemas-microsoft-com:office:word" xmlns:w="http://schemas.openxmlformats.org/wordprocessingml/2006/main" xmlns:w14="http://schemas.microsoft.com/office/word/2010/wordml" xmlns:w15="http://schemas.microsoft.com/office/word/2012/wordml" xmlns:wpg="http://schemas.microsoft.com/office/word/2010/wordprocessingGroup" xmlns:wpi="http://schemas.microsoft.com/office/word/2010/wordprocessingInk" xmlns:wne="http://schemas.microsoft.com/office/word/2006/wordml" xmlns:wps="http://schemas.microsoft.com/office/word/2010/wordprocessingShape" xmlns:wpsCustomData="http://www.wps.cn/officeDocument/2013/wpsCustomData" mc:Ignorable="w14 w15 wp14">
   <w:p>
     <w:pPr>
       <w:spacing w:before="47" w:line="220" w:lineRule="auto"/>
@@ -3406,9 +4007,11 @@
     </w:pPr>
     <w:r>
       <w:pict>
-        <v:shape id="_x0000_s4097" style="position:absolute;left:0;text-align:left;margin-left:88.4pt;margin-top:55.2pt;width:418.55pt;height:.5pt;z-index:251658240;mso-position-horizontal-relative:page;mso-position-vertical-relative:page;mso-width-relative:page;mso-height-relative:page" coordsize="8370,10" o:allowincell="f" path="m,5r8370,e" filled="f">
+        <v:shape id="_x0000_s4097" o:spid="_x0000_s4097" style="position:absolute;left:0pt;margin-left:88.4pt;margin-top:55.2pt;height:0.5pt;width:418.55pt;mso-position-horizontal-relative:page;mso-position-vertical-relative:page;z-index:251659264;mso-width-relative:page;mso-height-relative:page;" filled="f" coordsize="8370,10" o:allowincell="f" path="m0,5l8370,5e">
+          <v:fill on="f" focussize="0,0"/>
           <v:stroke joinstyle="miter"/>
-          <w10:wrap anchorx="page" anchory="page"/>
+          <v:imagedata o:title=""/>
+          <o:lock v:ext="edit"/>
         </v:shape>
       </w:pict>
     </w:r>
@@ -3426,7 +4029,7 @@
 </file>
 
 <file path=word/header2.xml><?xml version="1.0" encoding="utf-8"?>
-<w:hdr xmlns:ve="http://schemas.openxmlformats.org/markup-compatibility/2006" xmlns:o="urn:schemas-microsoft-com:office:office" xmlns:r="http://schemas.openxmlformats.org/officeDocument/2006/relationships" xmlns:m="http://schemas.openxmlformats.org/officeDocument/2006/math" xmlns:v="urn:schemas-microsoft-com:vml" xmlns:wp="http://schemas.openxmlformats.org/drawingml/2006/wordprocessingDrawing" xmlns:w10="urn:schemas-microsoft-com:office:word" xmlns:w="http://schemas.openxmlformats.org/wordprocessingml/2006/main" xmlns:wne="http://schemas.microsoft.com/office/word/2006/wordml">
+<w:hdr xmlns:wpc="http://schemas.microsoft.com/office/word/2010/wordprocessingCanvas" xmlns:mc="http://schemas.openxmlformats.org/markup-compatibility/2006" xmlns:o="urn:schemas-microsoft-com:office:office" xmlns:r="http://schemas.openxmlformats.org/officeDocument/2006/relationships" xmlns:m="http://schemas.openxmlformats.org/officeDocument/2006/math" xmlns:v="urn:schemas-microsoft-com:vml" xmlns:wp14="http://schemas.microsoft.com/office/word/2010/wordprocessingDrawing" xmlns:wp="http://schemas.openxmlformats.org/drawingml/2006/wordprocessingDrawing" xmlns:w10="urn:schemas-microsoft-com:office:word" xmlns:w="http://schemas.openxmlformats.org/wordprocessingml/2006/main" xmlns:w14="http://schemas.microsoft.com/office/word/2010/wordml" xmlns:w15="http://schemas.microsoft.com/office/word/2012/wordml" xmlns:wpg="http://schemas.microsoft.com/office/word/2010/wordprocessingGroup" xmlns:wpi="http://schemas.microsoft.com/office/word/2010/wordprocessingInk" xmlns:wne="http://schemas.microsoft.com/office/word/2006/wordml" xmlns:wps="http://schemas.microsoft.com/office/word/2010/wordprocessingShape" xmlns:wpsCustomData="http://www.wps.cn/officeDocument/2013/wpsCustomData" mc:Ignorable="w14 w15 wp14">
   <w:p>
     <w:pPr>
       <w:spacing w:before="47" w:line="220" w:lineRule="auto"/>
@@ -3440,9 +4043,11 @@
     </w:pPr>
     <w:r>
       <w:pict>
-        <v:shape id="_x0000_s4098" style="position:absolute;left:0;text-align:left;margin-left:88.4pt;margin-top:55.2pt;width:418.55pt;height:.5pt;z-index:251659264;mso-position-horizontal-relative:page;mso-position-vertical-relative:page;mso-width-relative:page;mso-height-relative:page" coordsize="8370,10" o:allowincell="f" path="m,5r8370,e" filled="f">
+        <v:shape id="_x0000_s4098" o:spid="_x0000_s4098" style="position:absolute;left:0pt;margin-left:88.4pt;margin-top:55.2pt;height:0.5pt;width:418.55pt;mso-position-horizontal-relative:page;mso-position-vertical-relative:page;z-index:251660288;mso-width-relative:page;mso-height-relative:page;" filled="f" coordsize="8370,10" o:allowincell="f" path="m0,5l8370,5e">
+          <v:fill on="f" focussize="0,0"/>
           <v:stroke joinstyle="miter"/>
-          <w10:wrap anchorx="page" anchory="page"/>
+          <v:imagedata o:title=""/>
+          <o:lock v:ext="edit"/>
         </v:shape>
       </w:pict>
     </w:r>
@@ -3460,12 +4065,12 @@
 </file>
 
 <file path=word/numbering.xml><?xml version="1.0" encoding="utf-8"?>
-<w:numbering xmlns:ve="http://schemas.openxmlformats.org/markup-compatibility/2006" xmlns:o="urn:schemas-microsoft-com:office:office" xmlns:r="http://schemas.openxmlformats.org/officeDocument/2006/relationships" xmlns:m="http://schemas.openxmlformats.org/officeDocument/2006/math" xmlns:v="urn:schemas-microsoft-com:vml" xmlns:wp="http://schemas.openxmlformats.org/drawingml/2006/wordprocessingDrawing" xmlns:w10="urn:schemas-microsoft-com:office:word" xmlns:w="http://schemas.openxmlformats.org/wordprocessingml/2006/main" xmlns:wne="http://schemas.microsoft.com/office/word/2006/wordml">
+<w:numbering xmlns:wpc="http://schemas.microsoft.com/office/word/2010/wordprocessingCanvas" xmlns:mc="http://schemas.openxmlformats.org/markup-compatibility/2006" xmlns:o="urn:schemas-microsoft-com:office:office" xmlns:r="http://schemas.openxmlformats.org/officeDocument/2006/relationships" xmlns:m="http://schemas.openxmlformats.org/officeDocument/2006/math" xmlns:v="urn:schemas-microsoft-com:vml" xmlns:wp14="http://schemas.microsoft.com/office/word/2010/wordprocessingDrawing" xmlns:wp="http://schemas.openxmlformats.org/drawingml/2006/wordprocessingDrawing" xmlns:w10="urn:schemas-microsoft-com:office:word" xmlns:w="http://schemas.openxmlformats.org/wordprocessingml/2006/main" xmlns:w14="http://schemas.microsoft.com/office/word/2010/wordml" xmlns:wpg="http://schemas.microsoft.com/office/word/2010/wordprocessingGroup" xmlns:wpi="http://schemas.microsoft.com/office/word/2010/wordprocessingInk" xmlns:wne="http://schemas.microsoft.com/office/word/2006/wordml" xmlns:wps="http://schemas.microsoft.com/office/word/2010/wordprocessingShape" xmlns:wpsCustomData="http://www.wps.cn/officeDocument/2013/wpsCustomData" mc:Ignorable="w14 wp14">
   <w:abstractNum w:abstractNumId="0">
     <w:nsid w:val="8D6E13A4"/>
     <w:multiLevelType w:val="singleLevel"/>
     <w:tmpl w:val="8D6E13A4"/>
-    <w:lvl w:ilvl="0">
+    <w:lvl w:ilvl="0" w:tentative="0">
       <w:start w:val="1"/>
       <w:numFmt w:val="decimal"/>
       <w:lvlText w:val="%1."/>
@@ -3482,10 +4087,10 @@
     <w:nsid w:val="8E964DCE"/>
     <w:multiLevelType w:val="multilevel"/>
     <w:tmpl w:val="8E964DCE"/>
-    <w:lvl w:ilvl="0">
+    <w:lvl w:ilvl="0" w:tentative="0">
       <w:start w:val="1"/>
       <w:numFmt w:val="decimal"/>
-      <w:pStyle w:val="1"/>
+      <w:pStyle w:val="2"/>
       <w:lvlText w:val="%1."/>
       <w:lvlJc w:val="left"/>
       <w:pPr>
@@ -3495,10 +4100,10 @@
         <w:rFonts w:hint="default"/>
       </w:rPr>
     </w:lvl>
-    <w:lvl w:ilvl="1">
+    <w:lvl w:ilvl="1" w:tentative="0">
       <w:start w:val="1"/>
       <w:numFmt w:val="decimal"/>
-      <w:pStyle w:val="2"/>
+      <w:pStyle w:val="3"/>
       <w:lvlText w:val="%1.%2."/>
       <w:lvlJc w:val="left"/>
       <w:pPr>
@@ -3508,10 +4113,10 @@
         <w:rFonts w:hint="default"/>
       </w:rPr>
     </w:lvl>
-    <w:lvl w:ilvl="2">
+    <w:lvl w:ilvl="2" w:tentative="0">
       <w:start w:val="1"/>
       <w:numFmt w:val="decimal"/>
-      <w:pStyle w:val="3"/>
+      <w:pStyle w:val="4"/>
       <w:lvlText w:val="%1.%2.%3."/>
       <w:lvlJc w:val="left"/>
       <w:pPr>
@@ -3521,10 +4126,10 @@
         <w:rFonts w:hint="default"/>
       </w:rPr>
     </w:lvl>
-    <w:lvl w:ilvl="3">
+    <w:lvl w:ilvl="3" w:tentative="0">
       <w:start w:val="1"/>
       <w:numFmt w:val="decimal"/>
-      <w:pStyle w:val="4"/>
+      <w:pStyle w:val="5"/>
       <w:lvlText w:val="%1.%2.%3.%4."/>
       <w:lvlJc w:val="left"/>
       <w:pPr>
@@ -3534,10 +4139,10 @@
         <w:rFonts w:hint="default"/>
       </w:rPr>
     </w:lvl>
-    <w:lvl w:ilvl="4">
+    <w:lvl w:ilvl="4" w:tentative="0">
       <w:start w:val="1"/>
       <w:numFmt w:val="decimal"/>
-      <w:pStyle w:val="5"/>
+      <w:pStyle w:val="6"/>
       <w:lvlText w:val="%1.%2.%3.%4.%5."/>
       <w:lvlJc w:val="left"/>
       <w:pPr>
@@ -3547,10 +4152,10 @@
         <w:rFonts w:hint="default"/>
       </w:rPr>
     </w:lvl>
-    <w:lvl w:ilvl="5">
+    <w:lvl w:ilvl="5" w:tentative="0">
       <w:start w:val="1"/>
       <w:numFmt w:val="decimal"/>
-      <w:pStyle w:val="6"/>
+      <w:pStyle w:val="7"/>
       <w:lvlText w:val="%1.%2.%3.%4.%5.%6."/>
       <w:lvlJc w:val="left"/>
       <w:pPr>
@@ -3560,10 +4165,10 @@
         <w:rFonts w:hint="default"/>
       </w:rPr>
     </w:lvl>
-    <w:lvl w:ilvl="6">
+    <w:lvl w:ilvl="6" w:tentative="0">
       <w:start w:val="1"/>
       <w:numFmt w:val="decimal"/>
-      <w:pStyle w:val="7"/>
+      <w:pStyle w:val="8"/>
       <w:lvlText w:val="%1.%2.%3.%4.%5.%6.%7."/>
       <w:lvlJc w:val="left"/>
       <w:pPr>
@@ -3573,10 +4178,10 @@
         <w:rFonts w:hint="default"/>
       </w:rPr>
     </w:lvl>
-    <w:lvl w:ilvl="7">
+    <w:lvl w:ilvl="7" w:tentative="0">
       <w:start w:val="1"/>
       <w:numFmt w:val="decimal"/>
-      <w:pStyle w:val="8"/>
+      <w:pStyle w:val="9"/>
       <w:lvlText w:val="%1.%2.%3.%4.%5.%6.%7.%8."/>
       <w:lvlJc w:val="left"/>
       <w:pPr>
@@ -3586,10 +4191,10 @@
         <w:rFonts w:hint="default"/>
       </w:rPr>
     </w:lvl>
-    <w:lvl w:ilvl="8">
+    <w:lvl w:ilvl="8" w:tentative="0">
       <w:start w:val="1"/>
       <w:numFmt w:val="decimal"/>
-      <w:pStyle w:val="9"/>
+      <w:pStyle w:val="10"/>
       <w:lvlText w:val="%1.%2.%3.%4.%5.%6.%7.%8.%9."/>
       <w:lvlJc w:val="left"/>
       <w:pPr>
@@ -3604,7 +4209,7 @@
     <w:nsid w:val="AC3B8FDD"/>
     <w:multiLevelType w:val="singleLevel"/>
     <w:tmpl w:val="AC3B8FDD"/>
-    <w:lvl w:ilvl="0">
+    <w:lvl w:ilvl="0" w:tentative="0">
       <w:start w:val="1"/>
       <w:numFmt w:val="decimal"/>
       <w:lvlText w:val="%1."/>
@@ -3621,7 +4226,7 @@
     <w:nsid w:val="BE79AE4C"/>
     <w:multiLevelType w:val="singleLevel"/>
     <w:tmpl w:val="BE79AE4C"/>
-    <w:lvl w:ilvl="0">
+    <w:lvl w:ilvl="0" w:tentative="0">
       <w:start w:val="1"/>
       <w:numFmt w:val="decimal"/>
       <w:lvlText w:val="%1."/>
@@ -3638,7 +4243,7 @@
     <w:nsid w:val="BE8BAB79"/>
     <w:multiLevelType w:val="singleLevel"/>
     <w:tmpl w:val="BE8BAB79"/>
-    <w:lvl w:ilvl="0">
+    <w:lvl w:ilvl="0" w:tentative="0">
       <w:start w:val="1"/>
       <w:numFmt w:val="decimal"/>
       <w:lvlText w:val="%1."/>
@@ -3655,7 +4260,7 @@
     <w:nsid w:val="CF48E4F4"/>
     <w:multiLevelType w:val="singleLevel"/>
     <w:tmpl w:val="CF48E4F4"/>
-    <w:lvl w:ilvl="0">
+    <w:lvl w:ilvl="0" w:tentative="0">
       <w:start w:val="1"/>
       <w:numFmt w:val="decimal"/>
       <w:lvlText w:val="%1."/>
@@ -3672,7 +4277,7 @@
     <w:nsid w:val="D25C43C5"/>
     <w:multiLevelType w:val="singleLevel"/>
     <w:tmpl w:val="D25C43C5"/>
-    <w:lvl w:ilvl="0">
+    <w:lvl w:ilvl="0" w:tentative="0">
       <w:start w:val="1"/>
       <w:numFmt w:val="decimal"/>
       <w:lvlText w:val="(%1)"/>
@@ -3692,7 +4297,7 @@
     <w:nsid w:val="DB1CC0C6"/>
     <w:multiLevelType w:val="singleLevel"/>
     <w:tmpl w:val="DB1CC0C6"/>
-    <w:lvl w:ilvl="0">
+    <w:lvl w:ilvl="0" w:tentative="0">
       <w:start w:val="1"/>
       <w:numFmt w:val="decimal"/>
       <w:lvlText w:val="%1."/>
@@ -3709,7 +4314,7 @@
     <w:nsid w:val="11DB900F"/>
     <w:multiLevelType w:val="singleLevel"/>
     <w:tmpl w:val="11DB900F"/>
-    <w:lvl w:ilvl="0">
+    <w:lvl w:ilvl="0" w:tentative="0">
       <w:start w:val="1"/>
       <w:numFmt w:val="decimal"/>
       <w:lvlText w:val="(%1)"/>
@@ -3729,7 +4334,7 @@
     <w:nsid w:val="4972AE3A"/>
     <w:multiLevelType w:val="singleLevel"/>
     <w:tmpl w:val="4972AE3A"/>
-    <w:lvl w:ilvl="0">
+    <w:lvl w:ilvl="0" w:tentative="0">
       <w:start w:val="1"/>
       <w:numFmt w:val="decimal"/>
       <w:lvlText w:val="%1."/>
@@ -3746,7 +4351,7 @@
     <w:nsid w:val="7EAC7345"/>
     <w:multiLevelType w:val="singleLevel"/>
     <w:tmpl w:val="7EAC7345"/>
-    <w:lvl w:ilvl="0">
+    <w:lvl w:ilvl="0" w:tentative="0">
       <w:start w:val="1"/>
       <w:numFmt w:val="decimal"/>
       <w:lvlText w:val="%1."/>
@@ -3796,166 +4401,269 @@
 </file>
 
 <file path=word/styles.xml><?xml version="1.0" encoding="utf-8"?>
-<w:styles xmlns:r="http://schemas.openxmlformats.org/officeDocument/2006/relationships" xmlns:w="http://schemas.openxmlformats.org/wordprocessingml/2006/main">
+<w:styles xmlns:mc="http://schemas.openxmlformats.org/markup-compatibility/2006" xmlns:o="urn:schemas-microsoft-com:office:office" xmlns:r="http://schemas.openxmlformats.org/officeDocument/2006/relationships" xmlns:m="http://schemas.openxmlformats.org/officeDocument/2006/math" xmlns:v="urn:schemas-microsoft-com:vml" xmlns:w="http://schemas.openxmlformats.org/wordprocessingml/2006/main" xmlns:w14="http://schemas.microsoft.com/office/word/2010/wordml" xmlns:w10="urn:schemas-microsoft-com:office:word" xmlns:sl="http://schemas.openxmlformats.org/schemaLibrary/2006/main" xmlns:wpsCustomData="http://www.wps.cn/officeDocument/2013/wpsCustomData" mc:Ignorable="w14">
   <w:docDefaults>
     <w:rPrDefault>
       <w:rPr>
-        <w:rFonts w:ascii="Arial" w:eastAsiaTheme="minorEastAsia" w:hAnsi="Arial" w:cs="Arial"/>
-        <w:lang w:val="en-US" w:eastAsia="zh-CN" w:bidi="ar-SA"/>
+        <w:rFonts w:ascii="Arial" w:hAnsi="Arial" w:eastAsiaTheme="minorEastAsia" w:cs="Arial"/>
       </w:rPr>
     </w:rPrDefault>
     <w:pPrDefault/>
   </w:docDefaults>
-  <w:latentStyles w:defLockedState="0" w:defUIPriority="0" w:defSemiHidden="0" w:defUnhideWhenUsed="0" w:defQFormat="0" w:count="267">
-    <w:lsdException w:name="Normal" w:qFormat="1"/>
-    <w:lsdException w:name="heading 1" w:qFormat="1"/>
-    <w:lsdException w:name="heading 2" w:unhideWhenUsed="1" w:qFormat="1"/>
-    <w:lsdException w:name="heading 3" w:semiHidden="1" w:unhideWhenUsed="1" w:qFormat="1"/>
-    <w:lsdException w:name="heading 4" w:unhideWhenUsed="1" w:qFormat="1"/>
-    <w:lsdException w:name="heading 5" w:semiHidden="1" w:unhideWhenUsed="1" w:qFormat="1"/>
-    <w:lsdException w:name="heading 6" w:semiHidden="1" w:unhideWhenUsed="1" w:qFormat="1"/>
-    <w:lsdException w:name="heading 7" w:semiHidden="1" w:unhideWhenUsed="1" w:qFormat="1"/>
-    <w:lsdException w:name="heading 8" w:semiHidden="1" w:unhideWhenUsed="1" w:qFormat="1"/>
-    <w:lsdException w:name="heading 9" w:semiHidden="1" w:unhideWhenUsed="1" w:qFormat="1"/>
-    <w:lsdException w:name="toc 1" w:qFormat="1"/>
-    <w:lsdException w:name="toc 2" w:qFormat="1"/>
-    <w:lsdException w:name="toc 3" w:qFormat="1"/>
-    <w:lsdException w:name="annotation text" w:qFormat="1"/>
-    <w:lsdException w:name="header" w:qFormat="1"/>
-    <w:lsdException w:name="footer" w:qFormat="1"/>
-    <w:lsdException w:name="caption" w:semiHidden="1" w:unhideWhenUsed="1" w:qFormat="1"/>
-    <w:lsdException w:name="Title" w:qFormat="1"/>
-    <w:lsdException w:name="Default Paragraph Font" w:semiHidden="1" w:qFormat="1"/>
-    <w:lsdException w:name="Body Text" w:semiHidden="1" w:qFormat="1"/>
-    <w:lsdException w:name="Subtitle" w:qFormat="1"/>
-    <w:lsdException w:name="Note Heading" w:semiHidden="1" w:uiPriority="99" w:unhideWhenUsed="1"/>
-    <w:lsdException w:name="Strong" w:qFormat="1"/>
-    <w:lsdException w:name="Emphasis" w:qFormat="1"/>
-    <w:lsdException w:name="HTML Top of Form" w:semiHidden="1" w:uiPriority="99" w:unhideWhenUsed="1"/>
-    <w:lsdException w:name="HTML Bottom of Form" w:semiHidden="1" w:uiPriority="99" w:unhideWhenUsed="1"/>
-    <w:lsdException w:name="Normal (Web)" w:qFormat="1"/>
-    <w:lsdException w:name="Normal Table" w:semiHidden="1" w:qFormat="1"/>
-    <w:lsdException w:name="No List" w:semiHidden="1" w:uiPriority="99" w:unhideWhenUsed="1"/>
-    <w:lsdException w:name="Outline List 1" w:semiHidden="1" w:uiPriority="99" w:unhideWhenUsed="1"/>
-    <w:lsdException w:name="Outline List 2" w:semiHidden="1" w:uiPriority="99" w:unhideWhenUsed="1"/>
-    <w:lsdException w:name="Outline List 3" w:semiHidden="1" w:uiPriority="99" w:unhideWhenUsed="1"/>
-    <w:lsdException w:name="Table Grid" w:qFormat="1"/>
-    <w:lsdException w:name="Placeholder Text" w:semiHidden="1" w:uiPriority="99" w:unhideWhenUsed="1"/>
-    <w:lsdException w:name="No Spacing" w:semiHidden="1" w:uiPriority="99" w:unhideWhenUsed="1"/>
-    <w:lsdException w:name="Light Shading" w:uiPriority="60"/>
-    <w:lsdException w:name="Light List" w:uiPriority="61"/>
-    <w:lsdException w:name="Light Grid" w:uiPriority="62"/>
-    <w:lsdException w:name="Medium Shading 1" w:uiPriority="63"/>
-    <w:lsdException w:name="Medium Shading 2" w:uiPriority="64"/>
-    <w:lsdException w:name="Medium List 1" w:uiPriority="65"/>
-    <w:lsdException w:name="Medium List 2" w:uiPriority="66"/>
-    <w:lsdException w:name="Medium Grid 1" w:uiPriority="67"/>
-    <w:lsdException w:name="Medium Grid 2" w:uiPriority="68"/>
-    <w:lsdException w:name="Medium Grid 3" w:uiPriority="69"/>
-    <w:lsdException w:name="Dark List" w:uiPriority="70"/>
-    <w:lsdException w:name="Colorful Shading" w:uiPriority="71"/>
-    <w:lsdException w:name="Colorful List" w:uiPriority="72"/>
-    <w:lsdException w:name="Colorful Grid" w:uiPriority="73"/>
-    <w:lsdException w:name="Light Shading Accent 1" w:uiPriority="60"/>
-    <w:lsdException w:name="Light List Accent 1" w:uiPriority="61"/>
-    <w:lsdException w:name="Light Grid Accent 1" w:uiPriority="62"/>
-    <w:lsdException w:name="Medium Shading 1 Accent 1" w:uiPriority="63"/>
-    <w:lsdException w:name="Medium Shading 2 Accent 1" w:uiPriority="64"/>
-    <w:lsdException w:name="Medium List 1 Accent 1" w:uiPriority="65"/>
-    <w:lsdException w:name="Revision" w:semiHidden="1" w:uiPriority="99" w:unhideWhenUsed="1"/>
-    <w:lsdException w:name="List Paragraph" w:semiHidden="1" w:uiPriority="99" w:unhideWhenUsed="1"/>
-    <w:lsdException w:name="Quote" w:semiHidden="1" w:uiPriority="99" w:unhideWhenUsed="1"/>
-    <w:lsdException w:name="Intense Quote" w:semiHidden="1" w:uiPriority="99" w:unhideWhenUsed="1"/>
-    <w:lsdException w:name="Medium List 2 Accent 1" w:uiPriority="66"/>
-    <w:lsdException w:name="Medium Grid 1 Accent 1" w:uiPriority="67"/>
-    <w:lsdException w:name="Medium Grid 2 Accent 1" w:uiPriority="68"/>
-    <w:lsdException w:name="Medium Grid 3 Accent 1" w:uiPriority="69"/>
-    <w:lsdException w:name="Dark List Accent 1" w:uiPriority="70"/>
-    <w:lsdException w:name="Colorful Shading Accent 1" w:uiPriority="71"/>
-    <w:lsdException w:name="Colorful List Accent 1" w:uiPriority="72"/>
-    <w:lsdException w:name="Colorful Grid Accent 1" w:uiPriority="73"/>
-    <w:lsdException w:name="Light Shading Accent 2" w:uiPriority="60"/>
-    <w:lsdException w:name="Light List Accent 2" w:uiPriority="61"/>
-    <w:lsdException w:name="Light Grid Accent 2" w:uiPriority="62"/>
-    <w:lsdException w:name="Medium Shading 1 Accent 2" w:uiPriority="63"/>
-    <w:lsdException w:name="Medium Shading 2 Accent 2" w:uiPriority="64"/>
-    <w:lsdException w:name="Medium List 1 Accent 2" w:uiPriority="65"/>
-    <w:lsdException w:name="Medium List 2 Accent 2" w:uiPriority="66"/>
-    <w:lsdException w:name="Medium Grid 1 Accent 2" w:uiPriority="67"/>
-    <w:lsdException w:name="Medium Grid 2 Accent 2" w:uiPriority="68"/>
-    <w:lsdException w:name="Medium Grid 3 Accent 2" w:uiPriority="69"/>
-    <w:lsdException w:name="Dark List Accent 2" w:uiPriority="70"/>
-    <w:lsdException w:name="Colorful Shading Accent 2" w:uiPriority="71"/>
-    <w:lsdException w:name="Colorful List Accent 2" w:uiPriority="72"/>
-    <w:lsdException w:name="Colorful Grid Accent 2" w:uiPriority="73"/>
-    <w:lsdException w:name="Light Shading Accent 3" w:uiPriority="60"/>
-    <w:lsdException w:name="Light List Accent 3" w:uiPriority="61"/>
-    <w:lsdException w:name="Light Grid Accent 3" w:uiPriority="62"/>
-    <w:lsdException w:name="Medium Shading 1 Accent 3" w:uiPriority="63"/>
-    <w:lsdException w:name="Medium Shading 2 Accent 3" w:uiPriority="64"/>
-    <w:lsdException w:name="Medium List 1 Accent 3" w:uiPriority="65"/>
-    <w:lsdException w:name="Medium List 2 Accent 3" w:uiPriority="66"/>
-    <w:lsdException w:name="Medium Grid 1 Accent 3" w:uiPriority="67"/>
-    <w:lsdException w:name="Medium Grid 2 Accent 3" w:uiPriority="68"/>
-    <w:lsdException w:name="Medium Grid 3 Accent 3" w:uiPriority="69"/>
-    <w:lsdException w:name="Dark List Accent 3" w:uiPriority="70"/>
-    <w:lsdException w:name="Colorful Shading Accent 3" w:uiPriority="71"/>
-    <w:lsdException w:name="Colorful List Accent 3" w:uiPriority="72"/>
-    <w:lsdException w:name="Colorful Grid Accent 3" w:uiPriority="73"/>
-    <w:lsdException w:name="Light Shading Accent 4" w:uiPriority="60"/>
-    <w:lsdException w:name="Light List Accent 4" w:uiPriority="61"/>
-    <w:lsdException w:name="Light Grid Accent 4" w:uiPriority="62"/>
-    <w:lsdException w:name="Medium Shading 1 Accent 4" w:uiPriority="63"/>
-    <w:lsdException w:name="Medium Shading 2 Accent 4" w:uiPriority="64"/>
-    <w:lsdException w:name="Medium List 1 Accent 4" w:uiPriority="65"/>
-    <w:lsdException w:name="Medium List 2 Accent 4" w:uiPriority="66"/>
-    <w:lsdException w:name="Medium Grid 1 Accent 4" w:uiPriority="67"/>
-    <w:lsdException w:name="Medium Grid 2 Accent 4" w:uiPriority="68"/>
-    <w:lsdException w:name="Medium Grid 3 Accent 4" w:uiPriority="69"/>
-    <w:lsdException w:name="Dark List Accent 4" w:uiPriority="70"/>
-    <w:lsdException w:name="Colorful Shading Accent 4" w:uiPriority="71"/>
-    <w:lsdException w:name="Colorful List Accent 4" w:uiPriority="72"/>
-    <w:lsdException w:name="Colorful Grid Accent 4" w:uiPriority="73"/>
-    <w:lsdException w:name="Light Shading Accent 5" w:uiPriority="60"/>
-    <w:lsdException w:name="Light List Accent 5" w:uiPriority="61"/>
-    <w:lsdException w:name="Light Grid Accent 5" w:uiPriority="62"/>
-    <w:lsdException w:name="Medium Shading 1 Accent 5" w:uiPriority="63"/>
-    <w:lsdException w:name="Medium Shading 2 Accent 5" w:uiPriority="64"/>
-    <w:lsdException w:name="Medium List 1 Accent 5" w:uiPriority="65"/>
-    <w:lsdException w:name="Medium List 2 Accent 5" w:uiPriority="66"/>
-    <w:lsdException w:name="Medium Grid 1 Accent 5" w:uiPriority="67"/>
-    <w:lsdException w:name="Medium Grid 2 Accent 5" w:uiPriority="68"/>
-    <w:lsdException w:name="Medium Grid 3 Accent 5" w:uiPriority="69"/>
-    <w:lsdException w:name="Dark List Accent 5" w:uiPriority="70"/>
-    <w:lsdException w:name="Colorful Shading Accent 5" w:uiPriority="71"/>
-    <w:lsdException w:name="Colorful List Accent 5" w:uiPriority="72"/>
-    <w:lsdException w:name="Colorful Grid Accent 5" w:uiPriority="73"/>
-    <w:lsdException w:name="Light Shading Accent 6" w:uiPriority="60"/>
-    <w:lsdException w:name="Light List Accent 6" w:uiPriority="61"/>
-    <w:lsdException w:name="Light Grid Accent 6" w:uiPriority="62"/>
-    <w:lsdException w:name="Medium Shading 1 Accent 6" w:uiPriority="63"/>
-    <w:lsdException w:name="Medium Shading 2 Accent 6" w:uiPriority="64"/>
-    <w:lsdException w:name="Medium List 1 Accent 6" w:uiPriority="65"/>
-    <w:lsdException w:name="Medium List 2 Accent 6" w:uiPriority="66"/>
-    <w:lsdException w:name="Medium Grid 1 Accent 6" w:uiPriority="67"/>
-    <w:lsdException w:name="Medium Grid 2 Accent 6" w:uiPriority="68"/>
-    <w:lsdException w:name="Medium Grid 3 Accent 6" w:uiPriority="69"/>
-    <w:lsdException w:name="Dark List Accent 6" w:uiPriority="70"/>
-    <w:lsdException w:name="Colorful Shading Accent 6" w:uiPriority="71"/>
-    <w:lsdException w:name="Colorful List Accent 6" w:uiPriority="72"/>
-    <w:lsdException w:name="Colorful Grid Accent 6" w:uiPriority="73"/>
-    <w:lsdException w:name="Subtle Emphasis" w:uiPriority="19" w:qFormat="1"/>
-    <w:lsdException w:name="Intense Emphasis" w:uiPriority="21" w:qFormat="1"/>
-    <w:lsdException w:name="Subtle Reference" w:uiPriority="31" w:qFormat="1"/>
-    <w:lsdException w:name="Intense Reference" w:uiPriority="32" w:qFormat="1"/>
-    <w:lsdException w:name="Book Title" w:uiPriority="33" w:qFormat="1"/>
-    <w:lsdException w:name="Bibliography" w:semiHidden="1" w:uiPriority="37" w:unhideWhenUsed="1"/>
-    <w:lsdException w:name="TOC Heading" w:semiHidden="1" w:uiPriority="39" w:unhideWhenUsed="1" w:qFormat="1"/>
+  <w:latentStyles w:count="260" w:defQFormat="0" w:defUnhideWhenUsed="1" w:defSemiHidden="1" w:defUIPriority="99" w:defLockedState="0">
+    <w:lsdException w:qFormat="1" w:unhideWhenUsed="0" w:uiPriority="0" w:semiHidden="0" w:name="Normal"/>
+    <w:lsdException w:qFormat="1" w:unhideWhenUsed="0" w:uiPriority="0" w:semiHidden="0" w:name="heading 1"/>
+    <w:lsdException w:qFormat="1" w:uiPriority="0" w:semiHidden="0" w:name="heading 2"/>
+    <w:lsdException w:qFormat="1" w:uiPriority="0" w:name="heading 3"/>
+    <w:lsdException w:qFormat="1" w:uiPriority="0" w:semiHidden="0" w:name="heading 4"/>
+    <w:lsdException w:qFormat="1" w:uiPriority="0" w:name="heading 5"/>
+    <w:lsdException w:qFormat="1" w:uiPriority="0" w:name="heading 6"/>
+    <w:lsdException w:qFormat="1" w:uiPriority="0" w:name="heading 7"/>
+    <w:lsdException w:qFormat="1" w:uiPriority="0" w:name="heading 8"/>
+    <w:lsdException w:qFormat="1" w:uiPriority="0" w:name="heading 9"/>
+    <w:lsdException w:unhideWhenUsed="0" w:uiPriority="0" w:semiHidden="0" w:name="index 1"/>
+    <w:lsdException w:unhideWhenUsed="0" w:uiPriority="0" w:semiHidden="0" w:name="index 2"/>
+    <w:lsdException w:unhideWhenUsed="0" w:uiPriority="0" w:semiHidden="0" w:name="index 3"/>
+    <w:lsdException w:unhideWhenUsed="0" w:uiPriority="0" w:semiHidden="0" w:name="index 4"/>
+    <w:lsdException w:unhideWhenUsed="0" w:uiPriority="0" w:semiHidden="0" w:name="index 5"/>
+    <w:lsdException w:unhideWhenUsed="0" w:uiPriority="0" w:semiHidden="0" w:name="index 6"/>
+    <w:lsdException w:unhideWhenUsed="0" w:uiPriority="0" w:semiHidden="0" w:name="index 7"/>
+    <w:lsdException w:unhideWhenUsed="0" w:uiPriority="0" w:semiHidden="0" w:name="index 8"/>
+    <w:lsdException w:unhideWhenUsed="0" w:uiPriority="0" w:semiHidden="0" w:name="index 9"/>
+    <w:lsdException w:qFormat="1" w:unhideWhenUsed="0" w:uiPriority="0" w:semiHidden="0" w:name="toc 1"/>
+    <w:lsdException w:qFormat="1" w:unhideWhenUsed="0" w:uiPriority="0" w:semiHidden="0" w:name="toc 2"/>
+    <w:lsdException w:qFormat="1" w:unhideWhenUsed="0" w:uiPriority="0" w:semiHidden="0" w:name="toc 3"/>
+    <w:lsdException w:unhideWhenUsed="0" w:uiPriority="0" w:semiHidden="0" w:name="toc 4"/>
+    <w:lsdException w:unhideWhenUsed="0" w:uiPriority="0" w:semiHidden="0" w:name="toc 5"/>
+    <w:lsdException w:unhideWhenUsed="0" w:uiPriority="0" w:semiHidden="0" w:name="toc 6"/>
+    <w:lsdException w:unhideWhenUsed="0" w:uiPriority="0" w:semiHidden="0" w:name="toc 7"/>
+    <w:lsdException w:unhideWhenUsed="0" w:uiPriority="0" w:semiHidden="0" w:name="toc 8"/>
+    <w:lsdException w:unhideWhenUsed="0" w:uiPriority="0" w:semiHidden="0" w:name="toc 9"/>
+    <w:lsdException w:unhideWhenUsed="0" w:uiPriority="0" w:semiHidden="0" w:name="Normal Indent"/>
+    <w:lsdException w:unhideWhenUsed="0" w:uiPriority="0" w:semiHidden="0" w:name="footnote text"/>
+    <w:lsdException w:qFormat="1" w:unhideWhenUsed="0" w:uiPriority="0" w:semiHidden="0" w:name="annotation text"/>
+    <w:lsdException w:qFormat="1" w:unhideWhenUsed="0" w:uiPriority="0" w:semiHidden="0" w:name="header"/>
+    <w:lsdException w:qFormat="1" w:unhideWhenUsed="0" w:uiPriority="0" w:semiHidden="0" w:name="footer"/>
+    <w:lsdException w:unhideWhenUsed="0" w:uiPriority="0" w:semiHidden="0" w:name="index heading"/>
+    <w:lsdException w:qFormat="1" w:uiPriority="0" w:name="caption"/>
+    <w:lsdException w:unhideWhenUsed="0" w:uiPriority="0" w:semiHidden="0" w:name="table of figures"/>
+    <w:lsdException w:unhideWhenUsed="0" w:uiPriority="0" w:semiHidden="0" w:name="envelope address"/>
+    <w:lsdException w:unhideWhenUsed="0" w:uiPriority="0" w:semiHidden="0" w:name="envelope return"/>
+    <w:lsdException w:unhideWhenUsed="0" w:uiPriority="0" w:semiHidden="0" w:name="footnote reference"/>
+    <w:lsdException w:unhideWhenUsed="0" w:uiPriority="0" w:semiHidden="0" w:name="annotation reference"/>
+    <w:lsdException w:unhideWhenUsed="0" w:uiPriority="0" w:semiHidden="0" w:name="line number"/>
+    <w:lsdException w:unhideWhenUsed="0" w:uiPriority="0" w:semiHidden="0" w:name="page number"/>
+    <w:lsdException w:unhideWhenUsed="0" w:uiPriority="0" w:semiHidden="0" w:name="endnote reference"/>
+    <w:lsdException w:unhideWhenUsed="0" w:uiPriority="0" w:semiHidden="0" w:name="endnote text"/>
+    <w:lsdException w:unhideWhenUsed="0" w:uiPriority="0" w:semiHidden="0" w:name="table of authorities"/>
+    <w:lsdException w:unhideWhenUsed="0" w:uiPriority="0" w:semiHidden="0" w:name="macro"/>
+    <w:lsdException w:unhideWhenUsed="0" w:uiPriority="0" w:semiHidden="0" w:name="toa heading"/>
+    <w:lsdException w:unhideWhenUsed="0" w:uiPriority="0" w:semiHidden="0" w:name="List"/>
+    <w:lsdException w:unhideWhenUsed="0" w:uiPriority="0" w:semiHidden="0" w:name="List Bullet"/>
+    <w:lsdException w:unhideWhenUsed="0" w:uiPriority="0" w:semiHidden="0" w:name="List Number"/>
+    <w:lsdException w:unhideWhenUsed="0" w:uiPriority="0" w:semiHidden="0" w:name="List 2"/>
+    <w:lsdException w:unhideWhenUsed="0" w:uiPriority="0" w:semiHidden="0" w:name="List 3"/>
+    <w:lsdException w:unhideWhenUsed="0" w:uiPriority="0" w:semiHidden="0" w:name="List 4"/>
+    <w:lsdException w:unhideWhenUsed="0" w:uiPriority="0" w:semiHidden="0" w:name="List 5"/>
+    <w:lsdException w:unhideWhenUsed="0" w:uiPriority="0" w:semiHidden="0" w:name="List Bullet 2"/>
+    <w:lsdException w:unhideWhenUsed="0" w:uiPriority="0" w:semiHidden="0" w:name="List Bullet 3"/>
+    <w:lsdException w:unhideWhenUsed="0" w:uiPriority="0" w:semiHidden="0" w:name="List Bullet 4"/>
+    <w:lsdException w:unhideWhenUsed="0" w:uiPriority="0" w:semiHidden="0" w:name="List Bullet 5"/>
+    <w:lsdException w:unhideWhenUsed="0" w:uiPriority="0" w:semiHidden="0" w:name="List Number 2"/>
+    <w:lsdException w:unhideWhenUsed="0" w:uiPriority="0" w:semiHidden="0" w:name="List Number 3"/>
+    <w:lsdException w:unhideWhenUsed="0" w:uiPriority="0" w:semiHidden="0" w:name="List Number 4"/>
+    <w:lsdException w:unhideWhenUsed="0" w:uiPriority="0" w:semiHidden="0" w:name="List Number 5"/>
+    <w:lsdException w:qFormat="1" w:unhideWhenUsed="0" w:uiPriority="0" w:semiHidden="0" w:name="Title"/>
+    <w:lsdException w:unhideWhenUsed="0" w:uiPriority="0" w:semiHidden="0" w:name="Closing"/>
+    <w:lsdException w:unhideWhenUsed="0" w:uiPriority="0" w:semiHidden="0" w:name="Signature"/>
+    <w:lsdException w:qFormat="1" w:uiPriority="1" w:name="Default Paragraph Font"/>
+    <w:lsdException w:qFormat="1" w:unhideWhenUsed="0" w:uiPriority="0" w:name="Body Text"/>
+    <w:lsdException w:unhideWhenUsed="0" w:uiPriority="0" w:semiHidden="0" w:name="Body Text Indent"/>
+    <w:lsdException w:unhideWhenUsed="0" w:uiPriority="0" w:semiHidden="0" w:name="List Continue"/>
+    <w:lsdException w:unhideWhenUsed="0" w:uiPriority="0" w:semiHidden="0" w:name="List Continue 2"/>
+    <w:lsdException w:unhideWhenUsed="0" w:uiPriority="0" w:semiHidden="0" w:name="List Continue 3"/>
+    <w:lsdException w:unhideWhenUsed="0" w:uiPriority="0" w:semiHidden="0" w:name="List Continue 4"/>
+    <w:lsdException w:unhideWhenUsed="0" w:uiPriority="0" w:semiHidden="0" w:name="List Continue 5"/>
+    <w:lsdException w:unhideWhenUsed="0" w:uiPriority="0" w:semiHidden="0" w:name="Message Header"/>
+    <w:lsdException w:qFormat="1" w:unhideWhenUsed="0" w:uiPriority="0" w:semiHidden="0" w:name="Subtitle"/>
+    <w:lsdException w:unhideWhenUsed="0" w:uiPriority="0" w:semiHidden="0" w:name="Salutation"/>
+    <w:lsdException w:unhideWhenUsed="0" w:uiPriority="0" w:semiHidden="0" w:name="Date"/>
+    <w:lsdException w:unhideWhenUsed="0" w:uiPriority="0" w:semiHidden="0" w:name="Body Text First Indent"/>
+    <w:lsdException w:unhideWhenUsed="0" w:uiPriority="0" w:semiHidden="0" w:name="Body Text First Indent 2"/>
+    <w:lsdException w:uiPriority="99" w:name="Note Heading"/>
+    <w:lsdException w:unhideWhenUsed="0" w:uiPriority="0" w:semiHidden="0" w:name="Body Text 2"/>
+    <w:lsdException w:unhideWhenUsed="0" w:uiPriority="0" w:semiHidden="0" w:name="Body Text 3"/>
+    <w:lsdException w:unhideWhenUsed="0" w:uiPriority="0" w:semiHidden="0" w:name="Body Text Indent 2"/>
+    <w:lsdException w:unhideWhenUsed="0" w:uiPriority="0" w:semiHidden="0" w:name="Body Text Indent 3"/>
+    <w:lsdException w:unhideWhenUsed="0" w:uiPriority="0" w:semiHidden="0" w:name="Block Text"/>
+    <w:lsdException w:unhideWhenUsed="0" w:uiPriority="0" w:semiHidden="0" w:name="Hyperlink"/>
+    <w:lsdException w:unhideWhenUsed="0" w:uiPriority="0" w:semiHidden="0" w:name="FollowedHyperlink"/>
+    <w:lsdException w:qFormat="1" w:unhideWhenUsed="0" w:uiPriority="0" w:semiHidden="0" w:name="Strong"/>
+    <w:lsdException w:qFormat="1" w:unhideWhenUsed="0" w:uiPriority="0" w:semiHidden="0" w:name="Emphasis"/>
+    <w:lsdException w:unhideWhenUsed="0" w:uiPriority="0" w:semiHidden="0" w:name="Document Map"/>
+    <w:lsdException w:unhideWhenUsed="0" w:uiPriority="0" w:semiHidden="0" w:name="Plain Text"/>
+    <w:lsdException w:unhideWhenUsed="0" w:uiPriority="0" w:semiHidden="0" w:name="E-mail Signature"/>
+    <w:lsdException w:qFormat="1" w:unhideWhenUsed="0" w:uiPriority="0" w:semiHidden="0" w:name="Normal (Web)"/>
+    <w:lsdException w:unhideWhenUsed="0" w:uiPriority="0" w:semiHidden="0" w:name="HTML Acronym"/>
+    <w:lsdException w:unhideWhenUsed="0" w:uiPriority="0" w:semiHidden="0" w:name="HTML Address"/>
+    <w:lsdException w:unhideWhenUsed="0" w:uiPriority="0" w:semiHidden="0" w:name="HTML Cite"/>
+    <w:lsdException w:unhideWhenUsed="0" w:uiPriority="0" w:semiHidden="0" w:name="HTML Code"/>
+    <w:lsdException w:unhideWhenUsed="0" w:uiPriority="0" w:semiHidden="0" w:name="HTML Definition"/>
+    <w:lsdException w:unhideWhenUsed="0" w:uiPriority="0" w:semiHidden="0" w:name="HTML Keyboard"/>
+    <w:lsdException w:unhideWhenUsed="0" w:uiPriority="0" w:semiHidden="0" w:name="HTML Preformatted"/>
+    <w:lsdException w:unhideWhenUsed="0" w:uiPriority="0" w:semiHidden="0" w:name="HTML Sample"/>
+    <w:lsdException w:unhideWhenUsed="0" w:uiPriority="0" w:semiHidden="0" w:name="HTML Typewriter"/>
+    <w:lsdException w:unhideWhenUsed="0" w:uiPriority="0" w:semiHidden="0" w:name="HTML Variable"/>
+    <w:lsdException w:qFormat="1" w:uiPriority="99" w:name="Normal Table"/>
+    <w:lsdException w:unhideWhenUsed="0" w:uiPriority="0" w:semiHidden="0" w:name="annotation subject"/>
+    <w:lsdException w:unhideWhenUsed="0" w:uiPriority="0" w:semiHidden="0" w:name="Table Simple 1"/>
+    <w:lsdException w:unhideWhenUsed="0" w:uiPriority="0" w:semiHidden="0" w:name="Table Simple 2"/>
+    <w:lsdException w:unhideWhenUsed="0" w:uiPriority="0" w:semiHidden="0" w:name="Table Simple 3"/>
+    <w:lsdException w:unhideWhenUsed="0" w:uiPriority="0" w:semiHidden="0" w:name="Table Classic 1"/>
+    <w:lsdException w:unhideWhenUsed="0" w:uiPriority="0" w:semiHidden="0" w:name="Table Classic 2"/>
+    <w:lsdException w:unhideWhenUsed="0" w:uiPriority="0" w:semiHidden="0" w:name="Table Classic 3"/>
+    <w:lsdException w:unhideWhenUsed="0" w:uiPriority="0" w:semiHidden="0" w:name="Table Classic 4"/>
+    <w:lsdException w:unhideWhenUsed="0" w:uiPriority="0" w:semiHidden="0" w:name="Table Colorful 1"/>
+    <w:lsdException w:unhideWhenUsed="0" w:uiPriority="0" w:semiHidden="0" w:name="Table Colorful 2"/>
+    <w:lsdException w:unhideWhenUsed="0" w:uiPriority="0" w:semiHidden="0" w:name="Table Colorful 3"/>
+    <w:lsdException w:unhideWhenUsed="0" w:uiPriority="0" w:semiHidden="0" w:name="Table Columns 1"/>
+    <w:lsdException w:unhideWhenUsed="0" w:uiPriority="0" w:semiHidden="0" w:name="Table Columns 2"/>
+    <w:lsdException w:unhideWhenUsed="0" w:uiPriority="0" w:semiHidden="0" w:name="Table Columns 3"/>
+    <w:lsdException w:unhideWhenUsed="0" w:uiPriority="0" w:semiHidden="0" w:name="Table Columns 4"/>
+    <w:lsdException w:unhideWhenUsed="0" w:uiPriority="0" w:semiHidden="0" w:name="Table Columns 5"/>
+    <w:lsdException w:unhideWhenUsed="0" w:uiPriority="0" w:semiHidden="0" w:name="Table Grid 1"/>
+    <w:lsdException w:unhideWhenUsed="0" w:uiPriority="0" w:semiHidden="0" w:name="Table Grid 2"/>
+    <w:lsdException w:unhideWhenUsed="0" w:uiPriority="0" w:semiHidden="0" w:name="Table Grid 3"/>
+    <w:lsdException w:unhideWhenUsed="0" w:uiPriority="0" w:semiHidden="0" w:name="Table Grid 4"/>
+    <w:lsdException w:unhideWhenUsed="0" w:uiPriority="0" w:semiHidden="0" w:name="Table Grid 5"/>
+    <w:lsdException w:unhideWhenUsed="0" w:uiPriority="0" w:semiHidden="0" w:name="Table Grid 6"/>
+    <w:lsdException w:unhideWhenUsed="0" w:uiPriority="0" w:semiHidden="0" w:name="Table Grid 7"/>
+    <w:lsdException w:unhideWhenUsed="0" w:uiPriority="0" w:semiHidden="0" w:name="Table Grid 8"/>
+    <w:lsdException w:unhideWhenUsed="0" w:uiPriority="0" w:semiHidden="0" w:name="Table List 1"/>
+    <w:lsdException w:unhideWhenUsed="0" w:uiPriority="0" w:semiHidden="0" w:name="Table List 2"/>
+    <w:lsdException w:unhideWhenUsed="0" w:uiPriority="0" w:semiHidden="0" w:name="Table List 3"/>
+    <w:lsdException w:unhideWhenUsed="0" w:uiPriority="0" w:semiHidden="0" w:name="Table List 4"/>
+    <w:lsdException w:unhideWhenUsed="0" w:uiPriority="0" w:semiHidden="0" w:name="Table List 5"/>
+    <w:lsdException w:unhideWhenUsed="0" w:uiPriority="0" w:semiHidden="0" w:name="Table List 6"/>
+    <w:lsdException w:unhideWhenUsed="0" w:uiPriority="0" w:semiHidden="0" w:name="Table List 7"/>
+    <w:lsdException w:unhideWhenUsed="0" w:uiPriority="0" w:semiHidden="0" w:name="Table List 8"/>
+    <w:lsdException w:unhideWhenUsed="0" w:uiPriority="0" w:semiHidden="0" w:name="Table 3D effects 1"/>
+    <w:lsdException w:unhideWhenUsed="0" w:uiPriority="0" w:semiHidden="0" w:name="Table 3D effects 2"/>
+    <w:lsdException w:unhideWhenUsed="0" w:uiPriority="0" w:semiHidden="0" w:name="Table 3D effects 3"/>
+    <w:lsdException w:unhideWhenUsed="0" w:uiPriority="0" w:semiHidden="0" w:name="Table Contemporary"/>
+    <w:lsdException w:unhideWhenUsed="0" w:uiPriority="0" w:semiHidden="0" w:name="Table Elegant"/>
+    <w:lsdException w:unhideWhenUsed="0" w:uiPriority="0" w:semiHidden="0" w:name="Table Professional"/>
+    <w:lsdException w:unhideWhenUsed="0" w:uiPriority="0" w:semiHidden="0" w:name="Table Subtle 1"/>
+    <w:lsdException w:unhideWhenUsed="0" w:uiPriority="0" w:semiHidden="0" w:name="Table Subtle 2"/>
+    <w:lsdException w:unhideWhenUsed="0" w:uiPriority="0" w:semiHidden="0" w:name="Table Web 1"/>
+    <w:lsdException w:unhideWhenUsed="0" w:uiPriority="0" w:semiHidden="0" w:name="Table Web 2"/>
+    <w:lsdException w:unhideWhenUsed="0" w:uiPriority="0" w:semiHidden="0" w:name="Table Web 3"/>
+    <w:lsdException w:unhideWhenUsed="0" w:uiPriority="0" w:semiHidden="0" w:name="Balloon Text"/>
+    <w:lsdException w:qFormat="1" w:unhideWhenUsed="0" w:uiPriority="0" w:semiHidden="0" w:name="Table Grid"/>
+    <w:lsdException w:unhideWhenUsed="0" w:uiPriority="0" w:semiHidden="0" w:name="Table Theme"/>
+    <w:lsdException w:unhideWhenUsed="0" w:uiPriority="60" w:semiHidden="0" w:name="Light Shading"/>
+    <w:lsdException w:unhideWhenUsed="0" w:uiPriority="61" w:semiHidden="0" w:name="Light List"/>
+    <w:lsdException w:unhideWhenUsed="0" w:uiPriority="62" w:semiHidden="0" w:name="Light Grid"/>
+    <w:lsdException w:unhideWhenUsed="0" w:uiPriority="63" w:semiHidden="0" w:name="Medium Shading 1"/>
+    <w:lsdException w:unhideWhenUsed="0" w:uiPriority="64" w:semiHidden="0" w:name="Medium Shading 2"/>
+    <w:lsdException w:unhideWhenUsed="0" w:uiPriority="65" w:semiHidden="0" w:name="Medium List 1"/>
+    <w:lsdException w:unhideWhenUsed="0" w:uiPriority="66" w:semiHidden="0" w:name="Medium List 2"/>
+    <w:lsdException w:unhideWhenUsed="0" w:uiPriority="67" w:semiHidden="0" w:name="Medium Grid 1"/>
+    <w:lsdException w:unhideWhenUsed="0" w:uiPriority="68" w:semiHidden="0" w:name="Medium Grid 2"/>
+    <w:lsdException w:unhideWhenUsed="0" w:uiPriority="69" w:semiHidden="0" w:name="Medium Grid 3"/>
+    <w:lsdException w:unhideWhenUsed="0" w:uiPriority="70" w:semiHidden="0" w:name="Dark List"/>
+    <w:lsdException w:unhideWhenUsed="0" w:uiPriority="71" w:semiHidden="0" w:name="Colorful Shading"/>
+    <w:lsdException w:unhideWhenUsed="0" w:uiPriority="72" w:semiHidden="0" w:name="Colorful List"/>
+    <w:lsdException w:unhideWhenUsed="0" w:uiPriority="73" w:semiHidden="0" w:name="Colorful Grid"/>
+    <w:lsdException w:unhideWhenUsed="0" w:uiPriority="60" w:semiHidden="0" w:name="Light Shading Accent 1"/>
+    <w:lsdException w:unhideWhenUsed="0" w:uiPriority="61" w:semiHidden="0" w:name="Light List Accent 1"/>
+    <w:lsdException w:unhideWhenUsed="0" w:uiPriority="62" w:semiHidden="0" w:name="Light Grid Accent 1"/>
+    <w:lsdException w:unhideWhenUsed="0" w:uiPriority="63" w:semiHidden="0" w:name="Medium Shading 1 Accent 1"/>
+    <w:lsdException w:unhideWhenUsed="0" w:uiPriority="64" w:semiHidden="0" w:name="Medium Shading 2 Accent 1"/>
+    <w:lsdException w:unhideWhenUsed="0" w:uiPriority="65" w:semiHidden="0" w:name="Medium List 1 Accent 1"/>
+    <w:lsdException w:unhideWhenUsed="0" w:uiPriority="66" w:semiHidden="0" w:name="Medium List 2 Accent 1"/>
+    <w:lsdException w:unhideWhenUsed="0" w:uiPriority="67" w:semiHidden="0" w:name="Medium Grid 1 Accent 1"/>
+    <w:lsdException w:unhideWhenUsed="0" w:uiPriority="68" w:semiHidden="0" w:name="Medium Grid 2 Accent 1"/>
+    <w:lsdException w:unhideWhenUsed="0" w:uiPriority="69" w:semiHidden="0" w:name="Medium Grid 3 Accent 1"/>
+    <w:lsdException w:unhideWhenUsed="0" w:uiPriority="70" w:semiHidden="0" w:name="Dark List Accent 1"/>
+    <w:lsdException w:unhideWhenUsed="0" w:uiPriority="71" w:semiHidden="0" w:name="Colorful Shading Accent 1"/>
+    <w:lsdException w:unhideWhenUsed="0" w:uiPriority="72" w:semiHidden="0" w:name="Colorful List Accent 1"/>
+    <w:lsdException w:unhideWhenUsed="0" w:uiPriority="73" w:semiHidden="0" w:name="Colorful Grid Accent 1"/>
+    <w:lsdException w:unhideWhenUsed="0" w:uiPriority="60" w:semiHidden="0" w:name="Light Shading Accent 2"/>
+    <w:lsdException w:unhideWhenUsed="0" w:uiPriority="61" w:semiHidden="0" w:name="Light List Accent 2"/>
+    <w:lsdException w:unhideWhenUsed="0" w:uiPriority="62" w:semiHidden="0" w:name="Light Grid Accent 2"/>
+    <w:lsdException w:unhideWhenUsed="0" w:uiPriority="63" w:semiHidden="0" w:name="Medium Shading 1 Accent 2"/>
+    <w:lsdException w:unhideWhenUsed="0" w:uiPriority="64" w:semiHidden="0" w:name="Medium Shading 2 Accent 2"/>
+    <w:lsdException w:unhideWhenUsed="0" w:uiPriority="65" w:semiHidden="0" w:name="Medium List 1 Accent 2"/>
+    <w:lsdException w:unhideWhenUsed="0" w:uiPriority="66" w:semiHidden="0" w:name="Medium List 2 Accent 2"/>
+    <w:lsdException w:unhideWhenUsed="0" w:uiPriority="67" w:semiHidden="0" w:name="Medium Grid 1 Accent 2"/>
+    <w:lsdException w:unhideWhenUsed="0" w:uiPriority="68" w:semiHidden="0" w:name="Medium Grid 2 Accent 2"/>
+    <w:lsdException w:unhideWhenUsed="0" w:uiPriority="69" w:semiHidden="0" w:name="Medium Grid 3 Accent 2"/>
+    <w:lsdException w:unhideWhenUsed="0" w:uiPriority="70" w:semiHidden="0" w:name="Dark List Accent 2"/>
+    <w:lsdException w:unhideWhenUsed="0" w:uiPriority="71" w:semiHidden="0" w:name="Colorful Shading Accent 2"/>
+    <w:lsdException w:unhideWhenUsed="0" w:uiPriority="72" w:semiHidden="0" w:name="Colorful List Accent 2"/>
+    <w:lsdException w:unhideWhenUsed="0" w:uiPriority="73" w:semiHidden="0" w:name="Colorful Grid Accent 2"/>
+    <w:lsdException w:unhideWhenUsed="0" w:uiPriority="60" w:semiHidden="0" w:name="Light Shading Accent 3"/>
+    <w:lsdException w:unhideWhenUsed="0" w:uiPriority="61" w:semiHidden="0" w:name="Light List Accent 3"/>
+    <w:lsdException w:unhideWhenUsed="0" w:uiPriority="62" w:semiHidden="0" w:name="Light Grid Accent 3"/>
+    <w:lsdException w:unhideWhenUsed="0" w:uiPriority="63" w:semiHidden="0" w:name="Medium Shading 1 Accent 3"/>
+    <w:lsdException w:unhideWhenUsed="0" w:uiPriority="64" w:semiHidden="0" w:name="Medium Shading 2 Accent 3"/>
+    <w:lsdException w:unhideWhenUsed="0" w:uiPriority="65" w:semiHidden="0" w:name="Medium List 1 Accent 3"/>
+    <w:lsdException w:unhideWhenUsed="0" w:uiPriority="66" w:semiHidden="0" w:name="Medium List 2 Accent 3"/>
+    <w:lsdException w:unhideWhenUsed="0" w:uiPriority="67" w:semiHidden="0" w:name="Medium Grid 1 Accent 3"/>
+    <w:lsdException w:unhideWhenUsed="0" w:uiPriority="68" w:semiHidden="0" w:name="Medium Grid 2 Accent 3"/>
+    <w:lsdException w:unhideWhenUsed="0" w:uiPriority="69" w:semiHidden="0" w:name="Medium Grid 3 Accent 3"/>
+    <w:lsdException w:unhideWhenUsed="0" w:uiPriority="70" w:semiHidden="0" w:name="Dark List Accent 3"/>
+    <w:lsdException w:unhideWhenUsed="0" w:uiPriority="71" w:semiHidden="0" w:name="Colorful Shading Accent 3"/>
+    <w:lsdException w:unhideWhenUsed="0" w:uiPriority="72" w:semiHidden="0" w:name="Colorful List Accent 3"/>
+    <w:lsdException w:unhideWhenUsed="0" w:uiPriority="73" w:semiHidden="0" w:name="Colorful Grid Accent 3"/>
+    <w:lsdException w:unhideWhenUsed="0" w:uiPriority="60" w:semiHidden="0" w:name="Light Shading Accent 4"/>
+    <w:lsdException w:unhideWhenUsed="0" w:uiPriority="61" w:semiHidden="0" w:name="Light List Accent 4"/>
+    <w:lsdException w:unhideWhenUsed="0" w:uiPriority="62" w:semiHidden="0" w:name="Light Grid Accent 4"/>
+    <w:lsdException w:unhideWhenUsed="0" w:uiPriority="63" w:semiHidden="0" w:name="Medium Shading 1 Accent 4"/>
+    <w:lsdException w:unhideWhenUsed="0" w:uiPriority="64" w:semiHidden="0" w:name="Medium Shading 2 Accent 4"/>
+    <w:lsdException w:unhideWhenUsed="0" w:uiPriority="65" w:semiHidden="0" w:name="Medium List 1 Accent 4"/>
+    <w:lsdException w:unhideWhenUsed="0" w:uiPriority="66" w:semiHidden="0" w:name="Medium List 2 Accent 4"/>
+    <w:lsdException w:unhideWhenUsed="0" w:uiPriority="67" w:semiHidden="0" w:name="Medium Grid 1 Accent 4"/>
+    <w:lsdException w:unhideWhenUsed="0" w:uiPriority="68" w:semiHidden="0" w:name="Medium Grid 2 Accent 4"/>
+    <w:lsdException w:unhideWhenUsed="0" w:uiPriority="69" w:semiHidden="0" w:name="Medium Grid 3 Accent 4"/>
+    <w:lsdException w:unhideWhenUsed="0" w:uiPriority="70" w:semiHidden="0" w:name="Dark List Accent 4"/>
+    <w:lsdException w:unhideWhenUsed="0" w:uiPriority="71" w:semiHidden="0" w:name="Colorful Shading Accent 4"/>
+    <w:lsdException w:unhideWhenUsed="0" w:uiPriority="72" w:semiHidden="0" w:name="Colorful List Accent 4"/>
+    <w:lsdException w:unhideWhenUsed="0" w:uiPriority="73" w:semiHidden="0" w:name="Colorful Grid Accent 4"/>
+    <w:lsdException w:unhideWhenUsed="0" w:uiPriority="60" w:semiHidden="0" w:name="Light Shading Accent 5"/>
+    <w:lsdException w:unhideWhenUsed="0" w:uiPriority="61" w:semiHidden="0" w:name="Light List Accent 5"/>
+    <w:lsdException w:unhideWhenUsed="0" w:uiPriority="62" w:semiHidden="0" w:name="Light Grid Accent 5"/>
+    <w:lsdException w:unhideWhenUsed="0" w:uiPriority="63" w:semiHidden="0" w:name="Medium Shading 1 Accent 5"/>
+    <w:lsdException w:unhideWhenUsed="0" w:uiPriority="64" w:semiHidden="0" w:name="Medium Shading 2 Accent 5"/>
+    <w:lsdException w:unhideWhenUsed="0" w:uiPriority="65" w:semiHidden="0" w:name="Medium List 1 Accent 5"/>
+    <w:lsdException w:unhideWhenUsed="0" w:uiPriority="66" w:semiHidden="0" w:name="Medium List 2 Accent 5"/>
+    <w:lsdException w:unhideWhenUsed="0" w:uiPriority="67" w:semiHidden="0" w:name="Medium Grid 1 Accent 5"/>
+    <w:lsdException w:unhideWhenUsed="0" w:uiPriority="68" w:semiHidden="0" w:name="Medium Grid 2 Accent 5"/>
+    <w:lsdException w:unhideWhenUsed="0" w:uiPriority="69" w:semiHidden="0" w:name="Medium Grid 3 Accent 5"/>
+    <w:lsdException w:unhideWhenUsed="0" w:uiPriority="70" w:semiHidden="0" w:name="Dark List Accent 5"/>
+    <w:lsdException w:unhideWhenUsed="0" w:uiPriority="71" w:semiHidden="0" w:name="Colorful Shading Accent 5"/>
+    <w:lsdException w:unhideWhenUsed="0" w:uiPriority="72" w:semiHidden="0" w:name="Colorful List Accent 5"/>
+    <w:lsdException w:unhideWhenUsed="0" w:uiPriority="73" w:semiHidden="0" w:name="Colorful Grid Accent 5"/>
+    <w:lsdException w:unhideWhenUsed="0" w:uiPriority="60" w:semiHidden="0" w:name="Light Shading Accent 6"/>
+    <w:lsdException w:unhideWhenUsed="0" w:uiPriority="61" w:semiHidden="0" w:name="Light List Accent 6"/>
+    <w:lsdException w:unhideWhenUsed="0" w:uiPriority="62" w:semiHidden="0" w:name="Light Grid Accent 6"/>
+    <w:lsdException w:unhideWhenUsed="0" w:uiPriority="63" w:semiHidden="0" w:name="Medium Shading 1 Accent 6"/>
+    <w:lsdException w:unhideWhenUsed="0" w:uiPriority="64" w:semiHidden="0" w:name="Medium Shading 2 Accent 6"/>
+    <w:lsdException w:unhideWhenUsed="0" w:uiPriority="65" w:semiHidden="0" w:name="Medium List 1 Accent 6"/>
+    <w:lsdException w:unhideWhenUsed="0" w:uiPriority="66" w:semiHidden="0" w:name="Medium List 2 Accent 6"/>
+    <w:lsdException w:unhideWhenUsed="0" w:uiPriority="67" w:semiHidden="0" w:name="Medium Grid 1 Accent 6"/>
+    <w:lsdException w:unhideWhenUsed="0" w:uiPriority="68" w:semiHidden="0" w:name="Medium Grid 2 Accent 6"/>
+    <w:lsdException w:unhideWhenUsed="0" w:uiPriority="69" w:semiHidden="0" w:name="Medium Grid 3 Accent 6"/>
+    <w:lsdException w:unhideWhenUsed="0" w:uiPriority="70" w:semiHidden="0" w:name="Dark List Accent 6"/>
+    <w:lsdException w:unhideWhenUsed="0" w:uiPriority="71" w:semiHidden="0" w:name="Colorful Shading Accent 6"/>
+    <w:lsdException w:unhideWhenUsed="0" w:uiPriority="72" w:semiHidden="0" w:name="Colorful List Accent 6"/>
+    <w:lsdException w:unhideWhenUsed="0" w:uiPriority="73" w:semiHidden="0" w:name="Colorful Grid Accent 6"/>
   </w:latentStyles>
-  <w:style w:type="paragraph" w:default="1" w:styleId="a">
+  <w:style w:type="paragraph" w:default="1" w:styleId="1">
     <w:name w:val="Normal"/>
     <w:qFormat/>
-    <w:rsid w:val="00CD26C4"/>
+    <w:uiPriority w:val="0"/>
     <w:pPr>
       <w:kinsoku w:val="0"/>
       <w:autoSpaceDE w:val="0"/>
@@ -3966,24 +4674,25 @@
       <w:textAlignment w:val="baseline"/>
     </w:pPr>
     <w:rPr>
-      <w:rFonts w:eastAsia="宋体"/>
+      <w:rFonts w:ascii="Arial" w:hAnsi="Arial" w:eastAsia="宋体" w:cs="Arial"/>
       <w:snapToGrid w:val="0"/>
       <w:color w:val="000000"/>
       <w:sz w:val="21"/>
       <w:szCs w:val="21"/>
-      <w:lang w:eastAsia="en-US"/>
+      <w:lang w:val="en-US" w:eastAsia="en-US" w:bidi="ar-SA"/>
     </w:rPr>
   </w:style>
-  <w:style w:type="paragraph" w:styleId="1">
+  <w:style w:type="paragraph" w:styleId="2">
     <w:name w:val="heading 1"/>
-    <w:basedOn w:val="a"/>
-    <w:next w:val="a"/>
+    <w:basedOn w:val="1"/>
+    <w:next w:val="1"/>
     <w:qFormat/>
-    <w:rsid w:val="00CD26C4"/>
+    <w:uiPriority w:val="0"/>
     <w:pPr>
       <w:keepNext/>
       <w:keepLines/>
       <w:numPr>
+        <w:ilvl w:val="0"/>
         <w:numId w:val="1"/>
       </w:numPr>
       <w:spacing w:line="576" w:lineRule="auto"/>
@@ -3995,13 +4704,13 @@
       <w:sz w:val="44"/>
     </w:rPr>
   </w:style>
-  <w:style w:type="paragraph" w:styleId="2">
+  <w:style w:type="paragraph" w:styleId="3">
     <w:name w:val="heading 2"/>
-    <w:basedOn w:val="a"/>
-    <w:next w:val="a"/>
+    <w:basedOn w:val="1"/>
+    <w:next w:val="1"/>
     <w:unhideWhenUsed/>
     <w:qFormat/>
-    <w:rsid w:val="00CD26C4"/>
+    <w:uiPriority w:val="0"/>
     <w:pPr>
       <w:keepNext/>
       <w:keepLines/>
@@ -4018,14 +4727,14 @@
       <w:sz w:val="32"/>
     </w:rPr>
   </w:style>
-  <w:style w:type="paragraph" w:styleId="3">
+  <w:style w:type="paragraph" w:styleId="4">
     <w:name w:val="heading 3"/>
-    <w:basedOn w:val="a"/>
-    <w:next w:val="a"/>
+    <w:basedOn w:val="1"/>
+    <w:next w:val="1"/>
     <w:semiHidden/>
     <w:unhideWhenUsed/>
     <w:qFormat/>
-    <w:rsid w:val="00CD26C4"/>
+    <w:uiPriority w:val="0"/>
     <w:pPr>
       <w:keepNext/>
       <w:keepLines/>
@@ -4041,13 +4750,13 @@
       <w:sz w:val="32"/>
     </w:rPr>
   </w:style>
-  <w:style w:type="paragraph" w:styleId="4">
+  <w:style w:type="paragraph" w:styleId="5">
     <w:name w:val="heading 4"/>
-    <w:basedOn w:val="a"/>
-    <w:next w:val="a"/>
+    <w:basedOn w:val="1"/>
+    <w:next w:val="1"/>
     <w:unhideWhenUsed/>
     <w:qFormat/>
-    <w:rsid w:val="00CD26C4"/>
+    <w:uiPriority w:val="0"/>
     <w:pPr>
       <w:keepNext/>
       <w:keepLines/>
@@ -4064,14 +4773,14 @@
       <w:sz w:val="28"/>
     </w:rPr>
   </w:style>
-  <w:style w:type="paragraph" w:styleId="5">
+  <w:style w:type="paragraph" w:styleId="6">
     <w:name w:val="heading 5"/>
-    <w:basedOn w:val="a"/>
-    <w:next w:val="a"/>
+    <w:basedOn w:val="1"/>
+    <w:next w:val="1"/>
     <w:semiHidden/>
     <w:unhideWhenUsed/>
     <w:qFormat/>
-    <w:rsid w:val="00CD26C4"/>
+    <w:uiPriority w:val="0"/>
     <w:pPr>
       <w:keepNext/>
       <w:keepLines/>
@@ -4087,14 +4796,14 @@
       <w:sz w:val="28"/>
     </w:rPr>
   </w:style>
-  <w:style w:type="paragraph" w:styleId="6">
+  <w:style w:type="paragraph" w:styleId="7">
     <w:name w:val="heading 6"/>
-    <w:basedOn w:val="a"/>
-    <w:next w:val="a"/>
+    <w:basedOn w:val="1"/>
+    <w:next w:val="1"/>
     <w:semiHidden/>
     <w:unhideWhenUsed/>
     <w:qFormat/>
-    <w:rsid w:val="00CD26C4"/>
+    <w:uiPriority w:val="0"/>
     <w:pPr>
       <w:keepNext/>
       <w:keepLines/>
@@ -4111,14 +4820,14 @@
       <w:sz w:val="24"/>
     </w:rPr>
   </w:style>
-  <w:style w:type="paragraph" w:styleId="7">
+  <w:style w:type="paragraph" w:styleId="8">
     <w:name w:val="heading 7"/>
-    <w:basedOn w:val="a"/>
-    <w:next w:val="a"/>
+    <w:basedOn w:val="1"/>
+    <w:next w:val="1"/>
     <w:semiHidden/>
     <w:unhideWhenUsed/>
     <w:qFormat/>
-    <w:rsid w:val="00CD26C4"/>
+    <w:uiPriority w:val="0"/>
     <w:pPr>
       <w:keepNext/>
       <w:keepLines/>
@@ -4134,14 +4843,14 @@
       <w:sz w:val="24"/>
     </w:rPr>
   </w:style>
-  <w:style w:type="paragraph" w:styleId="8">
+  <w:style w:type="paragraph" w:styleId="9">
     <w:name w:val="heading 8"/>
-    <w:basedOn w:val="a"/>
-    <w:next w:val="a"/>
+    <w:basedOn w:val="1"/>
+    <w:next w:val="1"/>
     <w:semiHidden/>
     <w:unhideWhenUsed/>
     <w:qFormat/>
-    <w:rsid w:val="00CD26C4"/>
+    <w:uiPriority w:val="0"/>
     <w:pPr>
       <w:keepNext/>
       <w:keepLines/>
@@ -4157,14 +4866,14 @@
       <w:sz w:val="24"/>
     </w:rPr>
   </w:style>
-  <w:style w:type="paragraph" w:styleId="9">
+  <w:style w:type="paragraph" w:styleId="10">
     <w:name w:val="heading 9"/>
-    <w:basedOn w:val="a"/>
-    <w:next w:val="a"/>
+    <w:basedOn w:val="1"/>
+    <w:next w:val="1"/>
     <w:semiHidden/>
     <w:unhideWhenUsed/>
     <w:qFormat/>
-    <w:rsid w:val="00CD26C4"/>
+    <w:uiPriority w:val="0"/>
     <w:pPr>
       <w:keepNext/>
       <w:keepLines/>
@@ -4179,20 +4888,20 @@
       <w:rFonts w:eastAsia="黑体"/>
     </w:rPr>
   </w:style>
-  <w:style w:type="character" w:default="1" w:styleId="a0">
+  <w:style w:type="character" w:default="1" w:styleId="23">
     <w:name w:val="Default Paragraph Font"/>
-    <w:uiPriority w:val="1"/>
-    <w:semiHidden/>
-    <w:unhideWhenUsed/>
-  </w:style>
-  <w:style w:type="table" w:default="1" w:styleId="a1">
-    <w:name w:val="Normal Table"/>
-    <w:uiPriority w:val="99"/>
     <w:semiHidden/>
     <w:unhideWhenUsed/>
     <w:qFormat/>
+    <w:uiPriority w:val="1"/>
+  </w:style>
+  <w:style w:type="table" w:default="1" w:styleId="21">
+    <w:name w:val="Normal Table"/>
+    <w:semiHidden/>
+    <w:unhideWhenUsed/>
+    <w:qFormat/>
+    <w:uiPriority w:val="99"/>
     <w:tblPr>
-      <w:tblInd w:w="0" w:type="dxa"/>
       <w:tblCellMar>
         <w:top w:w="0" w:type="dxa"/>
         <w:left w:w="108" w:type="dxa"/>
@@ -4201,43 +4910,50 @@
       </w:tblCellMar>
     </w:tblPr>
   </w:style>
-  <w:style w:type="numbering" w:default="1" w:styleId="a2">
-    <w:name w:val="No List"/>
-    <w:uiPriority w:val="99"/>
-    <w:semiHidden/>
-    <w:unhideWhenUsed/>
+  <w:style w:type="paragraph" w:styleId="11">
+    <w:name w:val="annotation text"/>
+    <w:basedOn w:val="1"/>
+    <w:qFormat/>
+    <w:uiPriority w:val="0"/>
   </w:style>
-  <w:style w:type="paragraph" w:styleId="a3">
-    <w:name w:val="annotation text"/>
-    <w:basedOn w:val="a"/>
-    <w:qFormat/>
-    <w:rsid w:val="00CD26C4"/>
-  </w:style>
-  <w:style w:type="paragraph" w:styleId="a4">
+  <w:style w:type="paragraph" w:styleId="12">
     <w:name w:val="Body Text"/>
-    <w:basedOn w:val="a"/>
+    <w:basedOn w:val="1"/>
     <w:semiHidden/>
     <w:qFormat/>
-    <w:rsid w:val="00CD26C4"/>
+    <w:uiPriority w:val="0"/>
     <w:rPr>
       <w:rFonts w:eastAsia="Arial"/>
     </w:rPr>
   </w:style>
-  <w:style w:type="paragraph" w:styleId="30">
+  <w:style w:type="paragraph" w:styleId="13">
     <w:name w:val="toc 3"/>
-    <w:basedOn w:val="a"/>
-    <w:next w:val="a"/>
+    <w:basedOn w:val="1"/>
+    <w:next w:val="1"/>
     <w:qFormat/>
-    <w:rsid w:val="00CD26C4"/>
+    <w:uiPriority w:val="0"/>
     <w:pPr>
-      <w:ind w:leftChars="400" w:left="840"/>
+      <w:ind w:left="840" w:leftChars="400"/>
     </w:pPr>
   </w:style>
-  <w:style w:type="paragraph" w:styleId="a5">
+  <w:style w:type="paragraph" w:styleId="14">
+    <w:name w:val="Balloon Text"/>
+    <w:basedOn w:val="1"/>
+    <w:link w:val="43"/>
+    <w:uiPriority w:val="0"/>
+    <w:pPr>
+      <w:spacing w:line="240" w:lineRule="auto"/>
+    </w:pPr>
+    <w:rPr>
+      <w:sz w:val="18"/>
+      <w:szCs w:val="18"/>
+    </w:rPr>
+  </w:style>
+  <w:style w:type="paragraph" w:styleId="15">
     <w:name w:val="footer"/>
-    <w:basedOn w:val="a"/>
+    <w:basedOn w:val="1"/>
     <w:qFormat/>
-    <w:rsid w:val="00CD26C4"/>
+    <w:uiPriority w:val="0"/>
     <w:pPr>
       <w:tabs>
         <w:tab w:val="center" w:pos="4153"/>
@@ -4248,17 +4964,17 @@
       <w:sz w:val="18"/>
     </w:rPr>
   </w:style>
-  <w:style w:type="paragraph" w:styleId="a6">
+  <w:style w:type="paragraph" w:styleId="16">
     <w:name w:val="header"/>
-    <w:basedOn w:val="a"/>
+    <w:basedOn w:val="1"/>
     <w:qFormat/>
-    <w:rsid w:val="00CD26C4"/>
+    <w:uiPriority w:val="0"/>
     <w:pPr>
       <w:pBdr>
-        <w:top w:val="nil"/>
-        <w:left w:val="nil"/>
-        <w:bottom w:val="nil"/>
-        <w:right w:val="nil"/>
+        <w:top w:val="none" w:color="auto" w:sz="0" w:space="0"/>
+        <w:left w:val="none" w:color="auto" w:sz="0" w:space="0"/>
+        <w:bottom w:val="none" w:color="auto" w:sz="0" w:space="0"/>
+        <w:right w:val="none" w:color="auto" w:sz="0" w:space="0"/>
       </w:pBdr>
       <w:tabs>
         <w:tab w:val="center" w:pos="4153"/>
@@ -4271,41 +4987,41 @@
       <w:sz w:val="18"/>
     </w:rPr>
   </w:style>
-  <w:style w:type="paragraph" w:styleId="10">
+  <w:style w:type="paragraph" w:styleId="17">
     <w:name w:val="toc 1"/>
-    <w:basedOn w:val="a"/>
-    <w:next w:val="a"/>
+    <w:basedOn w:val="1"/>
+    <w:next w:val="1"/>
     <w:qFormat/>
-    <w:rsid w:val="00CD26C4"/>
+    <w:uiPriority w:val="0"/>
     <w:rPr>
       <w:rFonts w:eastAsia="Microsoft JhengHei"/>
       <w:sz w:val="24"/>
     </w:rPr>
   </w:style>
-  <w:style w:type="paragraph" w:styleId="20">
+  <w:style w:type="paragraph" w:styleId="18">
     <w:name w:val="toc 2"/>
-    <w:basedOn w:val="a"/>
-    <w:next w:val="a"/>
+    <w:basedOn w:val="1"/>
+    <w:next w:val="1"/>
     <w:qFormat/>
-    <w:rsid w:val="00CD26C4"/>
+    <w:uiPriority w:val="0"/>
     <w:pPr>
-      <w:ind w:leftChars="200" w:left="420"/>
+      <w:ind w:left="420" w:leftChars="200"/>
     </w:pPr>
   </w:style>
-  <w:style w:type="paragraph" w:styleId="a7">
+  <w:style w:type="paragraph" w:styleId="19">
     <w:name w:val="Normal (Web)"/>
-    <w:basedOn w:val="a"/>
+    <w:basedOn w:val="1"/>
     <w:qFormat/>
-    <w:rsid w:val="00CD26C4"/>
+    <w:uiPriority w:val="0"/>
     <w:rPr>
       <w:sz w:val="24"/>
     </w:rPr>
   </w:style>
-  <w:style w:type="paragraph" w:styleId="a8">
+  <w:style w:type="paragraph" w:styleId="20">
     <w:name w:val="Title"/>
-    <w:basedOn w:val="a"/>
+    <w:basedOn w:val="1"/>
     <w:qFormat/>
-    <w:rsid w:val="00CD26C4"/>
+    <w:uiPriority w:val="0"/>
     <w:pPr>
       <w:jc w:val="center"/>
       <w:outlineLvl w:val="0"/>
@@ -4315,24 +5031,23 @@
       <w:sz w:val="32"/>
     </w:rPr>
   </w:style>
-  <w:style w:type="table" w:styleId="a9">
+  <w:style w:type="table" w:styleId="22">
     <w:name w:val="Table Grid"/>
-    <w:basedOn w:val="a1"/>
+    <w:basedOn w:val="21"/>
     <w:qFormat/>
-    <w:rsid w:val="00CD26C4"/>
+    <w:uiPriority w:val="0"/>
     <w:pPr>
       <w:widowControl w:val="0"/>
       <w:jc w:val="both"/>
     </w:pPr>
     <w:tblPr>
-      <w:tblInd w:w="0" w:type="dxa"/>
       <w:tblBorders>
-        <w:top w:val="single" w:sz="4" w:space="0" w:color="auto"/>
-        <w:left w:val="single" w:sz="4" w:space="0" w:color="auto"/>
-        <w:bottom w:val="single" w:sz="4" w:space="0" w:color="auto"/>
-        <w:right w:val="single" w:sz="4" w:space="0" w:color="auto"/>
-        <w:insideH w:val="single" w:sz="4" w:space="0" w:color="auto"/>
-        <w:insideV w:val="single" w:sz="4" w:space="0" w:color="auto"/>
+        <w:top w:val="single" w:color="auto" w:sz="4" w:space="0"/>
+        <w:left w:val="single" w:color="auto" w:sz="4" w:space="0"/>
+        <w:bottom w:val="single" w:color="auto" w:sz="4" w:space="0"/>
+        <w:right w:val="single" w:color="auto" w:sz="4" w:space="0"/>
+        <w:insideH w:val="single" w:color="auto" w:sz="4" w:space="0"/>
+        <w:insideV w:val="single" w:color="auto" w:sz="4" w:space="0"/>
       </w:tblBorders>
       <w:tblCellMar>
         <w:top w:w="0" w:type="dxa"/>
@@ -4342,21 +5057,21 @@
       </w:tblCellMar>
     </w:tblPr>
   </w:style>
-  <w:style w:type="character" w:styleId="aa">
+  <w:style w:type="character" w:styleId="24">
     <w:name w:val="Strong"/>
-    <w:basedOn w:val="a0"/>
+    <w:basedOn w:val="23"/>
     <w:qFormat/>
-    <w:rsid w:val="00CD26C4"/>
+    <w:uiPriority w:val="0"/>
     <w:rPr>
       <w:b/>
     </w:rPr>
   </w:style>
-  <w:style w:type="table" w:customStyle="1" w:styleId="TableNormal0">
+  <w:style w:type="table" w:customStyle="1" w:styleId="25">
     <w:name w:val="Table Normal_0"/>
     <w:semiHidden/>
     <w:unhideWhenUsed/>
     <w:qFormat/>
-    <w:rsid w:val="00CD26C4"/>
+    <w:uiPriority w:val="0"/>
     <w:tblPr>
       <w:tblCellMar>
         <w:top w:w="0" w:type="dxa"/>
@@ -4366,23 +5081,23 @@
       </w:tblCellMar>
     </w:tblPr>
   </w:style>
-  <w:style w:type="paragraph" w:customStyle="1" w:styleId="TableText">
+  <w:style w:type="paragraph" w:customStyle="1" w:styleId="26">
     <w:name w:val="Table Text"/>
-    <w:basedOn w:val="a"/>
+    <w:basedOn w:val="1"/>
     <w:semiHidden/>
     <w:qFormat/>
-    <w:rsid w:val="00CD26C4"/>
+    <w:uiPriority w:val="0"/>
     <w:rPr>
       <w:rFonts w:ascii="宋体" w:hAnsi="宋体" w:cs="宋体"/>
     </w:rPr>
   </w:style>
-  <w:style w:type="paragraph" w:customStyle="1" w:styleId="11">
+  <w:style w:type="paragraph" w:customStyle="1" w:styleId="27">
     <w:name w:val="柴_标题1"/>
-    <w:basedOn w:val="1"/>
-    <w:next w:val="ab"/>
-    <w:link w:val="1Char"/>
+    <w:basedOn w:val="2"/>
+    <w:next w:val="28"/>
+    <w:link w:val="39"/>
     <w:qFormat/>
-    <w:rsid w:val="00CD26C4"/>
+    <w:uiPriority w:val="0"/>
     <w:pPr>
       <w:spacing w:before="100" w:after="90" w:line="360" w:lineRule="auto"/>
     </w:pPr>
@@ -4390,14 +5105,14 @@
       <w:sz w:val="32"/>
     </w:rPr>
   </w:style>
-  <w:style w:type="paragraph" w:customStyle="1" w:styleId="ab">
+  <w:style w:type="paragraph" w:customStyle="1" w:styleId="28">
     <w:name w:val="柴_正文"/>
-    <w:basedOn w:val="a4"/>
-    <w:link w:val="Char"/>
+    <w:basedOn w:val="12"/>
+    <w:link w:val="42"/>
     <w:qFormat/>
-    <w:rsid w:val="00CD26C4"/>
+    <w:uiPriority w:val="0"/>
     <w:pPr>
-      <w:ind w:firstLineChars="200" w:firstLine="470"/>
+      <w:ind w:firstLine="470" w:firstLineChars="200"/>
     </w:pPr>
     <w:rPr>
       <w:rFonts w:eastAsia="宋体"/>
@@ -4405,12 +5120,12 @@
       <w:lang w:eastAsia="zh-CN"/>
     </w:rPr>
   </w:style>
-  <w:style w:type="paragraph" w:customStyle="1" w:styleId="21">
+  <w:style w:type="paragraph" w:customStyle="1" w:styleId="29">
     <w:name w:val="柴_标题2"/>
-    <w:basedOn w:val="2"/>
-    <w:next w:val="ab"/>
+    <w:basedOn w:val="3"/>
+    <w:next w:val="28"/>
     <w:qFormat/>
-    <w:rsid w:val="00CD26C4"/>
+    <w:uiPriority w:val="0"/>
     <w:pPr>
       <w:spacing w:line="360" w:lineRule="auto"/>
     </w:pPr>
@@ -4419,15 +5134,15 @@
       <w:sz w:val="28"/>
     </w:rPr>
   </w:style>
-  <w:style w:type="paragraph" w:customStyle="1" w:styleId="31">
+  <w:style w:type="paragraph" w:customStyle="1" w:styleId="30">
     <w:name w:val="柴_标题3"/>
-    <w:basedOn w:val="3"/>
-    <w:next w:val="ab"/>
+    <w:basedOn w:val="4"/>
+    <w:next w:val="28"/>
     <w:qFormat/>
-    <w:rsid w:val="00CD26C4"/>
+    <w:uiPriority w:val="0"/>
     <w:pPr>
       <w:spacing w:line="360" w:lineRule="auto"/>
-      <w:ind w:left="0" w:firstLineChars="200" w:firstLine="472"/>
+      <w:ind w:left="0" w:firstLine="472" w:firstLineChars="200"/>
     </w:pPr>
     <w:rPr>
       <w:rFonts w:ascii="宋体" w:hAnsi="宋体" w:cs="宋体"/>
@@ -4436,12 +5151,12 @@
       <w:szCs w:val="24"/>
     </w:rPr>
   </w:style>
-  <w:style w:type="paragraph" w:customStyle="1" w:styleId="ac">
+  <w:style w:type="paragraph" w:customStyle="1" w:styleId="31">
     <w:name w:val="柴_目录"/>
-    <w:basedOn w:val="a"/>
-    <w:next w:val="a4"/>
+    <w:basedOn w:val="1"/>
+    <w:next w:val="12"/>
     <w:qFormat/>
-    <w:rsid w:val="00CD26C4"/>
+    <w:uiPriority w:val="0"/>
     <w:pPr>
       <w:tabs>
         <w:tab w:val="right" w:leader="dot" w:pos="8442"/>
@@ -4452,83 +5167,86 @@
       <w:sz w:val="24"/>
     </w:rPr>
   </w:style>
-  <w:style w:type="paragraph" w:customStyle="1" w:styleId="ad">
+  <w:style w:type="paragraph" w:customStyle="1" w:styleId="32">
     <w:name w:val="柴_公司名"/>
-    <w:basedOn w:val="a8"/>
+    <w:basedOn w:val="20"/>
     <w:qFormat/>
-    <w:rsid w:val="00CD26C4"/>
+    <w:uiPriority w:val="0"/>
     <w:pPr>
       <w:spacing w:afterLines="600"/>
     </w:pPr>
     <w:rPr>
-      <w:rFonts w:ascii="宋体" w:hAnsi="宋体" w:cs="宋体" w:hint="eastAsia"/>
+      <w:rFonts w:hint="eastAsia" w:ascii="宋体" w:hAnsi="宋体" w:cs="宋体"/>
       <w:bCs/>
       <w:spacing w:val="-6"/>
       <w:sz w:val="52"/>
       <w:szCs w:val="52"/>
     </w:rPr>
   </w:style>
-  <w:style w:type="paragraph" w:customStyle="1" w:styleId="ae">
+  <w:style w:type="paragraph" w:customStyle="1" w:styleId="33">
     <w:name w:val="柴_文档名"/>
-    <w:basedOn w:val="a8"/>
+    <w:basedOn w:val="20"/>
     <w:qFormat/>
-    <w:rsid w:val="00CD26C4"/>
+    <w:uiPriority w:val="0"/>
     <w:pPr>
       <w:spacing w:afterLines="900"/>
     </w:pPr>
     <w:rPr>
-      <w:rFonts w:ascii="黑体" w:eastAsia="黑体" w:hAnsi="黑体" w:cs="黑体"/>
+      <w:rFonts w:ascii="黑体" w:hAnsi="黑体" w:eastAsia="黑体" w:cs="黑体"/>
       <w:bCs/>
       <w:spacing w:val="-7"/>
       <w:sz w:val="52"/>
       <w:szCs w:val="52"/>
     </w:rPr>
   </w:style>
-  <w:style w:type="paragraph" w:customStyle="1" w:styleId="WPSOffice1">
+  <w:style w:type="paragraph" w:customStyle="1" w:styleId="34">
     <w:name w:val="WPSOffice手动目录 1"/>
     <w:qFormat/>
-    <w:rsid w:val="00CD26C4"/>
+    <w:uiPriority w:val="0"/>
     <w:rPr>
-      <w:rFonts w:ascii="Times New Roman" w:eastAsia="宋体" w:hAnsi="Times New Roman" w:cs="Times New Roman"/>
+      <w:rFonts w:ascii="Times New Roman" w:hAnsi="Times New Roman" w:eastAsia="宋体" w:cs="Times New Roman"/>
+      <w:lang w:val="en-US" w:eastAsia="zh-CN" w:bidi="ar-SA"/>
     </w:rPr>
   </w:style>
-  <w:style w:type="paragraph" w:customStyle="1" w:styleId="WPSOffice2">
+  <w:style w:type="paragraph" w:customStyle="1" w:styleId="35">
     <w:name w:val="WPSOffice手动目录 2"/>
     <w:qFormat/>
-    <w:rsid w:val="00CD26C4"/>
+    <w:uiPriority w:val="0"/>
     <w:pPr>
-      <w:ind w:leftChars="200" w:left="200"/>
+      <w:ind w:left="200" w:leftChars="200"/>
     </w:pPr>
     <w:rPr>
-      <w:rFonts w:ascii="Times New Roman" w:eastAsia="宋体" w:hAnsi="Times New Roman" w:cs="Times New Roman"/>
+      <w:rFonts w:ascii="Times New Roman" w:hAnsi="Times New Roman" w:eastAsia="宋体" w:cs="Times New Roman"/>
+      <w:lang w:val="en-US" w:eastAsia="zh-CN" w:bidi="ar-SA"/>
     </w:rPr>
   </w:style>
-  <w:style w:type="paragraph" w:customStyle="1" w:styleId="WPSOffice3">
+  <w:style w:type="paragraph" w:customStyle="1" w:styleId="36">
     <w:name w:val="WPSOffice手动目录 3"/>
     <w:qFormat/>
-    <w:rsid w:val="00CD26C4"/>
+    <w:uiPriority w:val="0"/>
     <w:pPr>
-      <w:ind w:leftChars="400" w:left="400"/>
+      <w:ind w:left="400" w:leftChars="400"/>
     </w:pPr>
     <w:rPr>
-      <w:rFonts w:ascii="Times New Roman" w:eastAsia="宋体" w:hAnsi="Times New Roman" w:cs="Times New Roman"/>
+      <w:rFonts w:ascii="Times New Roman" w:hAnsi="Times New Roman" w:eastAsia="宋体" w:cs="Times New Roman"/>
+      <w:lang w:val="en-US" w:eastAsia="zh-CN" w:bidi="ar-SA"/>
     </w:rPr>
   </w:style>
-  <w:style w:type="paragraph" w:customStyle="1" w:styleId="Compact">
+  <w:style w:type="paragraph" w:customStyle="1" w:styleId="37">
     <w:name w:val="Compact"/>
-    <w:basedOn w:val="a4"/>
+    <w:basedOn w:val="12"/>
     <w:qFormat/>
-    <w:rsid w:val="00CD26C4"/>
+    <w:uiPriority w:val="0"/>
     <w:pPr>
       <w:spacing w:before="36" w:after="36"/>
     </w:pPr>
   </w:style>
-  <w:style w:type="table" w:customStyle="1" w:styleId="Table">
+  <w:style w:type="table" w:customStyle="1" w:styleId="38">
     <w:name w:val="Table"/>
     <w:semiHidden/>
     <w:unhideWhenUsed/>
     <w:qFormat/>
-    <w:rsid w:val="00CD26C4"/>
+    <w:uiPriority w:val="0"/>
     <w:tblPr>
       <w:tblCellMar>
         <w:top w:w="0" w:type="dxa"/>
@@ -4538,82 +5256,68 @@
       </w:tblCellMar>
     </w:tblPr>
     <w:tblStylePr w:type="firstRow">
-      <w:tblPr/>
       <w:tcPr>
         <w:tcBorders>
-          <w:bottom w:val="single" w:sz="0" w:space="0" w:color="auto"/>
+          <w:bottom w:val="single" w:color="auto" w:sz="0" w:space="0"/>
         </w:tcBorders>
         <w:vAlign w:val="bottom"/>
       </w:tcPr>
     </w:tblStylePr>
   </w:style>
-  <w:style w:type="character" w:customStyle="1" w:styleId="1Char">
+  <w:style w:type="character" w:customStyle="1" w:styleId="39">
     <w:name w:val="柴_标题1 Char"/>
-    <w:link w:val="11"/>
+    <w:link w:val="27"/>
     <w:qFormat/>
-    <w:rsid w:val="00CD26C4"/>
+    <w:uiPriority w:val="0"/>
     <w:rPr>
-      <w:rFonts w:ascii="Arial" w:eastAsia="宋体" w:hAnsi="Arial"/>
+      <w:rFonts w:ascii="Arial" w:hAnsi="Arial" w:eastAsia="宋体"/>
       <w:sz w:val="32"/>
     </w:rPr>
   </w:style>
-  <w:style w:type="paragraph" w:customStyle="1" w:styleId="af">
+  <w:style w:type="paragraph" w:customStyle="1" w:styleId="40">
     <w:name w:val="柴_正文_无缩进"/>
-    <w:basedOn w:val="a"/>
+    <w:basedOn w:val="1"/>
     <w:qFormat/>
-    <w:rsid w:val="00CD26C4"/>
+    <w:uiPriority w:val="0"/>
     <w:rPr>
       <w:sz w:val="24"/>
       <w:lang w:eastAsia="zh-CN"/>
     </w:rPr>
   </w:style>
-  <w:style w:type="paragraph" w:customStyle="1" w:styleId="40">
+  <w:style w:type="paragraph" w:customStyle="1" w:styleId="41">
     <w:name w:val="柴_标题4"/>
-    <w:basedOn w:val="4"/>
-    <w:next w:val="a"/>
+    <w:basedOn w:val="5"/>
+    <w:next w:val="1"/>
     <w:qFormat/>
-    <w:rsid w:val="00CD26C4"/>
+    <w:uiPriority w:val="0"/>
     <w:pPr>
       <w:widowControl w:val="0"/>
       <w:spacing w:before="160" w:line="360" w:lineRule="auto"/>
-      <w:ind w:leftChars="300" w:left="981" w:hanging="862"/>
+      <w:ind w:left="981" w:leftChars="300" w:hanging="862"/>
     </w:pPr>
     <w:rPr>
-      <w:rFonts w:ascii="Calibri" w:eastAsia="宋体" w:hAnsi="Calibri" w:cs="宋体" w:hint="eastAsia"/>
+      <w:rFonts w:hint="eastAsia" w:ascii="Calibri" w:hAnsi="Calibri" w:eastAsia="宋体" w:cs="宋体"/>
       <w:sz w:val="24"/>
       <w:szCs w:val="24"/>
       <w:lang w:eastAsia="zh-CN" w:bidi="zh-CN"/>
     </w:rPr>
   </w:style>
-  <w:style w:type="character" w:customStyle="1" w:styleId="Char">
+  <w:style w:type="character" w:customStyle="1" w:styleId="42">
     <w:name w:val="柴_正文 Char"/>
-    <w:link w:val="ab"/>
+    <w:link w:val="28"/>
     <w:qFormat/>
-    <w:rsid w:val="00CD26C4"/>
+    <w:uiPriority w:val="0"/>
     <w:rPr>
-      <w:rFonts w:ascii="Arial" w:eastAsia="宋体" w:hAnsi="Arial"/>
+      <w:rFonts w:ascii="Arial" w:hAnsi="Arial" w:eastAsia="宋体"/>
       <w:sz w:val="24"/>
       <w:lang w:eastAsia="zh-CN"/>
     </w:rPr>
   </w:style>
-  <w:style w:type="paragraph" w:styleId="af0">
-    <w:name w:val="Balloon Text"/>
-    <w:basedOn w:val="a"/>
-    <w:link w:val="Char0"/>
-    <w:rsid w:val="00171349"/>
-    <w:pPr>
-      <w:spacing w:line="240" w:lineRule="auto"/>
-    </w:pPr>
-    <w:rPr>
-      <w:sz w:val="18"/>
-      <w:szCs w:val="18"/>
-    </w:rPr>
-  </w:style>
-  <w:style w:type="character" w:customStyle="1" w:styleId="Char0">
+  <w:style w:type="character" w:customStyle="1" w:styleId="43">
     <w:name w:val="批注框文本 Char"/>
-    <w:basedOn w:val="a0"/>
-    <w:link w:val="af0"/>
-    <w:rsid w:val="00171349"/>
+    <w:basedOn w:val="23"/>
+    <w:link w:val="14"/>
+    <w:uiPriority w:val="0"/>
     <w:rPr>
       <w:rFonts w:eastAsia="宋体"/>
       <w:snapToGrid w:val="0"/>
@@ -4907,7 +5611,6 @@
     </a:fmtScheme>
   </a:themeElements>
   <a:objectDefaults/>
-  <a:extraClrSchemeLst/>
 </a:theme>
 </file>
 
